--- a/Лабораторные работы/Лабораторная работа 2/Лабораторна робота 2.docx
+++ b/Лабораторные работы/Лабораторная работа 2/Лабораторна робота 2.docx
@@ -6,12 +6,16 @@
       <w:pPr>
         <w:spacing w:before="200" w:after="0"/>
         <w:jc w:val="center"/>
+        <w:rPr>
+          <w:lang w:val="ru-RU"/>
+        </w:rPr>
       </w:pPr>
       <w:r>
         <w:rPr>
           <w:rFonts w:ascii="Times New Roman" w:hAnsi="Times New Roman"/>
           <w:b/>
           <w:sz w:val="28"/>
+          <w:lang w:val="ru-RU"/>
         </w:rPr>
         <w:t>МІНІСТЕРСТВО ОСВІТИ І НАУКИ УКРАЇНИ</w:t>
       </w:r>
@@ -20,12 +24,16 @@
       <w:pPr>
         <w:spacing w:before="80" w:after="0"/>
         <w:jc w:val="center"/>
+        <w:rPr>
+          <w:lang w:val="ru-RU"/>
+        </w:rPr>
       </w:pPr>
       <w:r>
         <w:rPr>
           <w:rFonts w:ascii="Times New Roman" w:hAnsi="Times New Roman"/>
           <w:b/>
           <w:sz w:val="28"/>
+          <w:lang w:val="ru-RU"/>
         </w:rPr>
         <w:t>УКРАЇНСЬКИЙ ДЕРЖАВНИЙ УНІВЕРСИТЕТ НАУКИ І ТЕХНОЛОГІЙ</w:t>
       </w:r>
@@ -34,11 +42,15 @@
       <w:pPr>
         <w:spacing w:before="80" w:after="0"/>
         <w:jc w:val="center"/>
+        <w:rPr>
+          <w:lang w:val="ru-RU"/>
+        </w:rPr>
       </w:pPr>
       <w:r>
         <w:rPr>
           <w:rFonts w:ascii="Times New Roman" w:hAnsi="Times New Roman"/>
           <w:sz w:val="28"/>
+          <w:lang w:val="ru-RU"/>
         </w:rPr>
         <w:t>Кафедра комп'ютерних інформаційних технологій</w:t>
       </w:r>
@@ -47,12 +59,16 @@
       <w:pPr>
         <w:spacing w:before="1500"/>
         <w:jc w:val="center"/>
+        <w:rPr>
+          <w:lang w:val="ru-RU"/>
+        </w:rPr>
       </w:pPr>
       <w:r>
         <w:rPr>
           <w:rFonts w:ascii="Times New Roman" w:hAnsi="Times New Roman"/>
           <w:b/>
           <w:sz w:val="40"/>
+          <w:lang w:val="ru-RU"/>
         </w:rPr>
         <w:t>ЗВІТ</w:t>
       </w:r>
@@ -61,12 +77,16 @@
       <w:pPr>
         <w:spacing w:before="120" w:after="0"/>
         <w:jc w:val="center"/>
+        <w:rPr>
+          <w:lang w:val="ru-RU"/>
+        </w:rPr>
       </w:pPr>
       <w:r>
         <w:rPr>
           <w:rFonts w:ascii="Times New Roman" w:hAnsi="Times New Roman"/>
           <w:b/>
           <w:sz w:val="30"/>
+          <w:lang w:val="ru-RU"/>
         </w:rPr>
         <w:t>з лабораторної роботи № 2</w:t>
       </w:r>
@@ -75,12 +95,16 @@
       <w:pPr>
         <w:spacing w:before="120" w:after="0"/>
         <w:jc w:val="center"/>
+        <w:rPr>
+          <w:lang w:val="ru-RU"/>
+        </w:rPr>
       </w:pPr>
       <w:r>
         <w:rPr>
           <w:rFonts w:ascii="Times New Roman" w:hAnsi="Times New Roman"/>
           <w:b/>
           <w:sz w:val="30"/>
+          <w:lang w:val="ru-RU"/>
         </w:rPr>
         <w:t>з дисципліни «Якість програмного забезпечення та тестування»</w:t>
       </w:r>
@@ -89,25 +113,50 @@
       <w:pPr>
         <w:spacing w:before="120" w:after="0"/>
         <w:jc w:val="center"/>
+        <w:rPr>
+          <w:lang w:val="ru-RU"/>
+        </w:rPr>
       </w:pPr>
       <w:r>
         <w:rPr>
           <w:rFonts w:ascii="Times New Roman" w:hAnsi="Times New Roman"/>
           <w:b/>
           <w:sz w:val="30"/>
-        </w:rPr>
-        <w:t>на тему: «Тестування програмного забезпечення методами чорної скриньки та автоматизоване Unit-тестування»</w:t>
+          <w:lang w:val="ru-RU"/>
+        </w:rPr>
+        <w:t xml:space="preserve">на тему: «Тестування програмного забезпечення методами чорної скриньки та автоматизоване </w:t>
+      </w:r>
+      <w:r>
+        <w:rPr>
+          <w:rFonts w:ascii="Times New Roman" w:hAnsi="Times New Roman"/>
+          <w:b/>
+          <w:sz w:val="30"/>
+        </w:rPr>
+        <w:t>Unit</w:t>
+      </w:r>
+      <w:r>
+        <w:rPr>
+          <w:rFonts w:ascii="Times New Roman" w:hAnsi="Times New Roman"/>
+          <w:b/>
+          <w:sz w:val="30"/>
+          <w:lang w:val="ru-RU"/>
+        </w:rPr>
+        <w:t>-тестування»</w:t>
       </w:r>
     </w:p>
     <w:p>
       <w:pPr>
         <w:spacing w:before="1300" w:after="0" w:line="300" w:lineRule="auto"/>
         <w:jc w:val="right"/>
+        <w:rPr>
+          <w:lang w:val="ru-RU"/>
+        </w:rPr>
       </w:pPr>
       <w:r>
         <w:rPr>
           <w:rFonts w:ascii="Times New Roman" w:hAnsi="Times New Roman"/>
           <w:sz w:val="28"/>
+          <w:lang w:val="ru-RU"/>
         </w:rPr>
         <w:t>Виконала: студентка</w:t>
       </w:r>
@@ -115,6 +164,7 @@
         <w:rPr>
           <w:rFonts w:ascii="Times New Roman" w:hAnsi="Times New Roman"/>
           <w:sz w:val="28"/>
+          <w:lang w:val="ru-RU"/>
         </w:rPr>
         <w:br/>
         <w:t>групи ПЗ2313</w:t>
@@ -123,6 +173,7 @@
         <w:rPr>
           <w:rFonts w:ascii="Times New Roman" w:hAnsi="Times New Roman"/>
           <w:sz w:val="28"/>
+          <w:lang w:val="ru-RU"/>
         </w:rPr>
         <w:br/>
         <w:t>Бондаренко Поліна Євгенівна</w:t>
@@ -131,6 +182,7 @@
         <w:rPr>
           <w:rFonts w:ascii="Times New Roman" w:hAnsi="Times New Roman"/>
           <w:sz w:val="28"/>
+          <w:lang w:val="ru-RU"/>
         </w:rPr>
         <w:br/>
       </w:r>
@@ -138,6 +190,7 @@
         <w:rPr>
           <w:rFonts w:ascii="Times New Roman" w:hAnsi="Times New Roman"/>
           <w:sz w:val="28"/>
+          <w:lang w:val="ru-RU"/>
         </w:rPr>
         <w:br/>
         <w:t>Перевірила:</w:t>
@@ -146,6 +199,7 @@
         <w:rPr>
           <w:rFonts w:ascii="Times New Roman" w:hAnsi="Times New Roman"/>
           <w:sz w:val="28"/>
+          <w:lang w:val="ru-RU"/>
         </w:rPr>
         <w:br/>
         <w:t>к.т.н., доцент кафедри КІТ</w:t>
@@ -154,6 +208,7 @@
         <w:rPr>
           <w:rFonts w:ascii="Times New Roman" w:hAnsi="Times New Roman"/>
           <w:sz w:val="28"/>
+          <w:lang w:val="ru-RU"/>
         </w:rPr>
         <w:br/>
         <w:t>Куроп’ятник Олена Сергіївна</w:t>
@@ -162,6 +217,7 @@
         <w:rPr>
           <w:rFonts w:ascii="Times New Roman" w:hAnsi="Times New Roman"/>
           <w:sz w:val="28"/>
+          <w:lang w:val="ru-RU"/>
         </w:rPr>
         <w:br/>
       </w:r>
@@ -170,18 +226,30 @@
       <w:pPr>
         <w:spacing w:before="1700" w:after="0"/>
         <w:jc w:val="center"/>
+        <w:rPr>
+          <w:lang w:val="ru-RU"/>
+        </w:rPr>
       </w:pPr>
       <w:r>
         <w:rPr>
           <w:rFonts w:ascii="Times New Roman" w:hAnsi="Times New Roman"/>
           <w:b/>
           <w:sz w:val="28"/>
+          <w:lang w:val="ru-RU"/>
         </w:rPr>
         <w:t>Дніпро 2026</w:t>
       </w:r>
     </w:p>
     <w:p>
-      <w:r>
+      <w:pPr>
+        <w:rPr>
+          <w:lang w:val="ru-RU"/>
+        </w:rPr>
+      </w:pPr>
+      <w:r>
+        <w:rPr>
+          <w:lang w:val="ru-RU"/>
+        </w:rPr>
         <w:br w:type="page"/>
       </w:r>
     </w:p>
@@ -189,6 +257,9 @@
       <w:pPr>
         <w:keepNext/>
         <w:spacing w:before="480" w:after="240" w:line="240" w:lineRule="auto"/>
+        <w:rPr>
+          <w:lang w:val="ru-RU"/>
+        </w:rPr>
       </w:pPr>
       <w:r>
         <w:rPr>
@@ -196,6 +267,7 @@
           <w:b/>
           <w:color w:val="000000"/>
           <w:sz w:val="28"/>
+          <w:lang w:val="ru-RU"/>
         </w:rPr>
         <w:lastRenderedPageBreak/>
         <w:t>1. ТЕМА ТА МЕТА ЛАБОРАТОРНОЇ РОБОТИ</w:t>
@@ -206,12 +278,16 @@
         <w:spacing w:after="80" w:line="360" w:lineRule="auto"/>
         <w:ind w:firstLine="709"/>
         <w:jc w:val="both"/>
+        <w:rPr>
+          <w:lang w:val="ru-RU"/>
+        </w:rPr>
       </w:pPr>
       <w:r>
         <w:rPr>
           <w:rFonts w:ascii="Times New Roman" w:hAnsi="Times New Roman"/>
           <w:b/>
           <w:sz w:val="28"/>
+          <w:lang w:val="ru-RU"/>
         </w:rPr>
         <w:t xml:space="preserve">Тема: </w:t>
       </w:r>
@@ -219,8 +295,24 @@
         <w:rPr>
           <w:rFonts w:ascii="Times New Roman" w:hAnsi="Times New Roman"/>
           <w:sz w:val="28"/>
-        </w:rPr>
-        <w:t>Тестування програмного забезпечення методами чорної скриньки та автоматизоване Unit-тестування.</w:t>
+          <w:lang w:val="ru-RU"/>
+        </w:rPr>
+        <w:t xml:space="preserve">Тестування програмного забезпечення методами чорної скриньки та автоматизоване </w:t>
+      </w:r>
+      <w:r>
+        <w:rPr>
+          <w:rFonts w:ascii="Times New Roman" w:hAnsi="Times New Roman"/>
+          <w:sz w:val="28"/>
+        </w:rPr>
+        <w:t>Unit</w:t>
+      </w:r>
+      <w:r>
+        <w:rPr>
+          <w:rFonts w:ascii="Times New Roman" w:hAnsi="Times New Roman"/>
+          <w:sz w:val="28"/>
+          <w:lang w:val="ru-RU"/>
+        </w:rPr>
+        <w:t>-тестування.</w:t>
       </w:r>
     </w:p>
     <w:p>
@@ -228,12 +320,16 @@
         <w:spacing w:after="80" w:line="360" w:lineRule="auto"/>
         <w:ind w:firstLine="709"/>
         <w:jc w:val="both"/>
+        <w:rPr>
+          <w:lang w:val="ru-RU"/>
+        </w:rPr>
       </w:pPr>
       <w:r>
         <w:rPr>
           <w:rFonts w:ascii="Times New Roman" w:hAnsi="Times New Roman"/>
           <w:b/>
           <w:sz w:val="28"/>
+          <w:lang w:val="ru-RU"/>
         </w:rPr>
         <w:t xml:space="preserve">Мета роботи: </w:t>
       </w:r>
@@ -241,6 +337,7 @@
         <w:rPr>
           <w:rFonts w:ascii="Times New Roman" w:hAnsi="Times New Roman"/>
           <w:sz w:val="28"/>
+          <w:lang w:val="ru-RU"/>
         </w:rPr>
         <w:t>Отримати практичні навички проектування тестів методами «чорної скриньки» та опанувати засоби автоматизованого модульного тестування.</w:t>
       </w:r>
@@ -249,6 +346,9 @@
       <w:pPr>
         <w:keepNext/>
         <w:spacing w:before="480" w:after="240" w:line="240" w:lineRule="auto"/>
+        <w:rPr>
+          <w:lang w:val="ru-RU"/>
+        </w:rPr>
       </w:pPr>
       <w:r>
         <w:rPr>
@@ -256,6 +356,7 @@
           <w:b/>
           <w:color w:val="000000"/>
           <w:sz w:val="28"/>
+          <w:lang w:val="ru-RU"/>
         </w:rPr>
         <w:t>2. ПОСТАНОВКА ЗАДАЧІ</w:t>
       </w:r>
@@ -265,12 +366,16 @@
         <w:spacing w:before="40" w:after="40" w:line="360" w:lineRule="auto"/>
         <w:ind w:left="709" w:hanging="340"/>
         <w:jc w:val="both"/>
+        <w:rPr>
+          <w:lang w:val="ru-RU"/>
+        </w:rPr>
       </w:pPr>
       <w:r>
         <w:rPr>
           <w:rFonts w:ascii="Times New Roman" w:hAnsi="Times New Roman"/>
           <w:b/>
           <w:sz w:val="28"/>
+          <w:lang w:val="ru-RU"/>
         </w:rPr>
         <w:t xml:space="preserve">1. </w:t>
       </w:r>
@@ -278,6 +383,7 @@
         <w:rPr>
           <w:rFonts w:ascii="Times New Roman" w:hAnsi="Times New Roman"/>
           <w:sz w:val="28"/>
+          <w:lang w:val="ru-RU"/>
         </w:rPr>
         <w:t>Ознайомитися з методами тестування чорною скринькою:</w:t>
       </w:r>
@@ -285,22 +391,100 @@
         <w:rPr>
           <w:rFonts w:ascii="Times New Roman" w:hAnsi="Times New Roman"/>
           <w:sz w:val="28"/>
+          <w:lang w:val="ru-RU"/>
         </w:rPr>
         <w:br/>
-        <w:t>• розбиття на класи еквівалентності (Equivalence Partitioning);</w:t>
+        <w:t>• розбиття на класи еквівалентності (</w:t>
       </w:r>
       <w:r>
         <w:rPr>
           <w:rFonts w:ascii="Times New Roman" w:hAnsi="Times New Roman"/>
           <w:sz w:val="28"/>
         </w:rPr>
+        <w:t>Equivalence</w:t>
+      </w:r>
+      <w:r>
+        <w:rPr>
+          <w:rFonts w:ascii="Times New Roman" w:hAnsi="Times New Roman"/>
+          <w:sz w:val="28"/>
+          <w:lang w:val="ru-RU"/>
+        </w:rPr>
+        <w:t xml:space="preserve"> </w:t>
+      </w:r>
+      <w:r>
+        <w:rPr>
+          <w:rFonts w:ascii="Times New Roman" w:hAnsi="Times New Roman"/>
+          <w:sz w:val="28"/>
+        </w:rPr>
+        <w:t>Partitioning</w:t>
+      </w:r>
+      <w:r>
+        <w:rPr>
+          <w:rFonts w:ascii="Times New Roman" w:hAnsi="Times New Roman"/>
+          <w:sz w:val="28"/>
+          <w:lang w:val="ru-RU"/>
+        </w:rPr>
+        <w:t>);</w:t>
+      </w:r>
+      <w:r>
+        <w:rPr>
+          <w:rFonts w:ascii="Times New Roman" w:hAnsi="Times New Roman"/>
+          <w:sz w:val="28"/>
+          <w:lang w:val="ru-RU"/>
+        </w:rPr>
         <w:br/>
-        <w:t>• аналіз граничних значень (Boundary Value Analysis);</w:t>
+        <w:t>• аналіз граничних значень (</w:t>
       </w:r>
       <w:r>
         <w:rPr>
           <w:rFonts w:ascii="Times New Roman" w:hAnsi="Times New Roman"/>
           <w:sz w:val="28"/>
+        </w:rPr>
+        <w:t>Boundary</w:t>
+      </w:r>
+      <w:r>
+        <w:rPr>
+          <w:rFonts w:ascii="Times New Roman" w:hAnsi="Times New Roman"/>
+          <w:sz w:val="28"/>
+          <w:lang w:val="ru-RU"/>
+        </w:rPr>
+        <w:t xml:space="preserve"> </w:t>
+      </w:r>
+      <w:r>
+        <w:rPr>
+          <w:rFonts w:ascii="Times New Roman" w:hAnsi="Times New Roman"/>
+          <w:sz w:val="28"/>
+        </w:rPr>
+        <w:t>Value</w:t>
+      </w:r>
+      <w:r>
+        <w:rPr>
+          <w:rFonts w:ascii="Times New Roman" w:hAnsi="Times New Roman"/>
+          <w:sz w:val="28"/>
+          <w:lang w:val="ru-RU"/>
+        </w:rPr>
+        <w:t xml:space="preserve"> </w:t>
+      </w:r>
+      <w:r>
+        <w:rPr>
+          <w:rFonts w:ascii="Times New Roman" w:hAnsi="Times New Roman"/>
+          <w:sz w:val="28"/>
+        </w:rPr>
+        <w:t>Analysis</w:t>
+      </w:r>
+      <w:r>
+        <w:rPr>
+          <w:rFonts w:ascii="Times New Roman" w:hAnsi="Times New Roman"/>
+          <w:sz w:val="28"/>
+          <w:lang w:val="ru-RU"/>
+        </w:rPr>
+        <w:t>);</w:t>
+      </w:r>
+      <w:r>
+        <w:rPr>
+          <w:rFonts w:ascii="Times New Roman" w:hAnsi="Times New Roman"/>
+          <w:sz w:val="28"/>
+          <w:lang w:val="ru-RU"/>
         </w:rPr>
         <w:br/>
         <w:t>• метод функціональних діаграм (причинно-наслідковий аналіз);</w:t>
@@ -309,9 +493,55 @@
         <w:rPr>
           <w:rFonts w:ascii="Times New Roman" w:hAnsi="Times New Roman"/>
           <w:sz w:val="28"/>
+          <w:lang w:val="ru-RU"/>
         </w:rPr>
         <w:br/>
-        <w:t>• тестування переходів за станами (State Transition Testing).</w:t>
+        <w:t>• тестування переходів за станами (</w:t>
+      </w:r>
+      <w:r>
+        <w:rPr>
+          <w:rFonts w:ascii="Times New Roman" w:hAnsi="Times New Roman"/>
+          <w:sz w:val="28"/>
+        </w:rPr>
+        <w:t>State</w:t>
+      </w:r>
+      <w:r>
+        <w:rPr>
+          <w:rFonts w:ascii="Times New Roman" w:hAnsi="Times New Roman"/>
+          <w:sz w:val="28"/>
+          <w:lang w:val="ru-RU"/>
+        </w:rPr>
+        <w:t xml:space="preserve"> </w:t>
+      </w:r>
+      <w:r>
+        <w:rPr>
+          <w:rFonts w:ascii="Times New Roman" w:hAnsi="Times New Roman"/>
+          <w:sz w:val="28"/>
+        </w:rPr>
+        <w:t>Transition</w:t>
+      </w:r>
+      <w:r>
+        <w:rPr>
+          <w:rFonts w:ascii="Times New Roman" w:hAnsi="Times New Roman"/>
+          <w:sz w:val="28"/>
+          <w:lang w:val="ru-RU"/>
+        </w:rPr>
+        <w:t xml:space="preserve"> </w:t>
+      </w:r>
+      <w:r>
+        <w:rPr>
+          <w:rFonts w:ascii="Times New Roman" w:hAnsi="Times New Roman"/>
+          <w:sz w:val="28"/>
+        </w:rPr>
+        <w:t>Testing</w:t>
+      </w:r>
+      <w:r>
+        <w:rPr>
+          <w:rFonts w:ascii="Times New Roman" w:hAnsi="Times New Roman"/>
+          <w:sz w:val="28"/>
+          <w:lang w:val="ru-RU"/>
+        </w:rPr>
+        <w:t>).</w:t>
       </w:r>
     </w:p>
     <w:p>
@@ -319,12 +549,16 @@
         <w:spacing w:before="40" w:after="40" w:line="360" w:lineRule="auto"/>
         <w:ind w:left="709" w:hanging="340"/>
         <w:jc w:val="both"/>
+        <w:rPr>
+          <w:lang w:val="ru-RU"/>
+        </w:rPr>
       </w:pPr>
       <w:r>
         <w:rPr>
           <w:rFonts w:ascii="Times New Roman" w:hAnsi="Times New Roman"/>
           <w:b/>
           <w:sz w:val="28"/>
+          <w:lang w:val="ru-RU"/>
         </w:rPr>
         <w:t xml:space="preserve">2. </w:t>
       </w:r>
@@ -332,8 +566,24 @@
         <w:rPr>
           <w:rFonts w:ascii="Times New Roman" w:hAnsi="Times New Roman"/>
           <w:sz w:val="28"/>
-        </w:rPr>
-        <w:t>За індивідуальним завданням розробити бібліотеку класів/функцій (мова TypeScript, предметна область «Автоматизація кав'ярні»).</w:t>
+          <w:lang w:val="ru-RU"/>
+        </w:rPr>
+        <w:t xml:space="preserve">За індивідуальним завданням розробити бібліотеку класів/функцій (мова </w:t>
+      </w:r>
+      <w:r>
+        <w:rPr>
+          <w:rFonts w:ascii="Times New Roman" w:hAnsi="Times New Roman"/>
+          <w:sz w:val="28"/>
+        </w:rPr>
+        <w:t>TypeScript</w:t>
+      </w:r>
+      <w:r>
+        <w:rPr>
+          <w:rFonts w:ascii="Times New Roman" w:hAnsi="Times New Roman"/>
+          <w:sz w:val="28"/>
+          <w:lang w:val="ru-RU"/>
+        </w:rPr>
+        <w:t>, предметна область «Автоматизація кав'ярні»).</w:t>
       </w:r>
     </w:p>
     <w:p>
@@ -341,12 +591,16 @@
         <w:spacing w:before="40" w:after="40" w:line="360" w:lineRule="auto"/>
         <w:ind w:left="709" w:hanging="340"/>
         <w:jc w:val="both"/>
+        <w:rPr>
+          <w:lang w:val="ru-RU"/>
+        </w:rPr>
       </w:pPr>
       <w:r>
         <w:rPr>
           <w:rFonts w:ascii="Times New Roman" w:hAnsi="Times New Roman"/>
           <w:b/>
           <w:sz w:val="28"/>
+          <w:lang w:val="ru-RU"/>
         </w:rPr>
         <w:t xml:space="preserve">3. </w:t>
       </w:r>
@@ -354,6 +608,7 @@
         <w:rPr>
           <w:rFonts w:ascii="Times New Roman" w:hAnsi="Times New Roman"/>
           <w:sz w:val="28"/>
+          <w:lang w:val="ru-RU"/>
         </w:rPr>
         <w:t>Спроектувати тестові набори за методом класів еквівалентності та аналізу границь, методом припущення про помилку та функціональних діаграм.</w:t>
       </w:r>
@@ -363,12 +618,16 @@
         <w:spacing w:before="40" w:after="40" w:line="360" w:lineRule="auto"/>
         <w:ind w:left="709" w:hanging="340"/>
         <w:jc w:val="both"/>
+        <w:rPr>
+          <w:lang w:val="ru-RU"/>
+        </w:rPr>
       </w:pPr>
       <w:r>
         <w:rPr>
           <w:rFonts w:ascii="Times New Roman" w:hAnsi="Times New Roman"/>
           <w:b/>
           <w:sz w:val="28"/>
+          <w:lang w:val="ru-RU"/>
         </w:rPr>
         <w:t xml:space="preserve">4. </w:t>
       </w:r>
@@ -376,6 +635,7 @@
         <w:rPr>
           <w:rFonts w:ascii="Times New Roman" w:hAnsi="Times New Roman"/>
           <w:sz w:val="28"/>
+          <w:lang w:val="ru-RU"/>
         </w:rPr>
         <w:t>Створити проект автоматизованого модульного тестування.</w:t>
       </w:r>
@@ -385,12 +645,16 @@
         <w:spacing w:before="40" w:after="40" w:line="360" w:lineRule="auto"/>
         <w:ind w:left="709" w:hanging="340"/>
         <w:jc w:val="both"/>
+        <w:rPr>
+          <w:lang w:val="ru-RU"/>
+        </w:rPr>
       </w:pPr>
       <w:r>
         <w:rPr>
           <w:rFonts w:ascii="Times New Roman" w:hAnsi="Times New Roman"/>
           <w:b/>
           <w:sz w:val="28"/>
+          <w:lang w:val="ru-RU"/>
         </w:rPr>
         <w:t xml:space="preserve">5. </w:t>
       </w:r>
@@ -398,8 +662,69 @@
         <w:rPr>
           <w:rFonts w:ascii="Times New Roman" w:hAnsi="Times New Roman"/>
           <w:sz w:val="28"/>
-        </w:rPr>
-        <w:t>Реалізувати тестові методи з використанням класу Assert (патерн Arrange-Act-Assert).</w:t>
+          <w:lang w:val="ru-RU"/>
+        </w:rPr>
+        <w:t xml:space="preserve">Реалізувати тестові методи з використанням класу </w:t>
+      </w:r>
+      <w:r>
+        <w:rPr>
+          <w:rFonts w:ascii="Times New Roman" w:hAnsi="Times New Roman"/>
+          <w:sz w:val="28"/>
+        </w:rPr>
+        <w:t>Assert</w:t>
+      </w:r>
+      <w:r>
+        <w:rPr>
+          <w:rFonts w:ascii="Times New Roman" w:hAnsi="Times New Roman"/>
+          <w:sz w:val="28"/>
+          <w:lang w:val="ru-RU"/>
+        </w:rPr>
+        <w:t xml:space="preserve"> (патерн </w:t>
+      </w:r>
+      <w:r>
+        <w:rPr>
+          <w:rFonts w:ascii="Times New Roman" w:hAnsi="Times New Roman"/>
+          <w:sz w:val="28"/>
+        </w:rPr>
+        <w:t>Arrange</w:t>
+      </w:r>
+      <w:r>
+        <w:rPr>
+          <w:rFonts w:ascii="Times New Roman" w:hAnsi="Times New Roman"/>
+          <w:sz w:val="28"/>
+          <w:lang w:val="ru-RU"/>
+        </w:rPr>
+        <w:t>-</w:t>
+      </w:r>
+      <w:r>
+        <w:rPr>
+          <w:rFonts w:ascii="Times New Roman" w:hAnsi="Times New Roman"/>
+          <w:sz w:val="28"/>
+        </w:rPr>
+        <w:t>Act</w:t>
+      </w:r>
+      <w:r>
+        <w:rPr>
+          <w:rFonts w:ascii="Times New Roman" w:hAnsi="Times New Roman"/>
+          <w:sz w:val="28"/>
+          <w:lang w:val="ru-RU"/>
+        </w:rPr>
+        <w:t>-</w:t>
+      </w:r>
+      <w:r>
+        <w:rPr>
+          <w:rFonts w:ascii="Times New Roman" w:hAnsi="Times New Roman"/>
+          <w:sz w:val="28"/>
+        </w:rPr>
+        <w:t>Assert</w:t>
+      </w:r>
+      <w:r>
+        <w:rPr>
+          <w:rFonts w:ascii="Times New Roman" w:hAnsi="Times New Roman"/>
+          <w:sz w:val="28"/>
+          <w:lang w:val="ru-RU"/>
+        </w:rPr>
+        <w:t>).</w:t>
       </w:r>
     </w:p>
     <w:p>
@@ -407,12 +732,16 @@
         <w:spacing w:before="40" w:after="40" w:line="360" w:lineRule="auto"/>
         <w:ind w:left="709" w:hanging="340"/>
         <w:jc w:val="both"/>
+        <w:rPr>
+          <w:lang w:val="ru-RU"/>
+        </w:rPr>
       </w:pPr>
       <w:r>
         <w:rPr>
           <w:rFonts w:ascii="Times New Roman" w:hAnsi="Times New Roman"/>
           <w:b/>
           <w:sz w:val="28"/>
+          <w:lang w:val="ru-RU"/>
         </w:rPr>
         <w:t xml:space="preserve">6. </w:t>
       </w:r>
@@ -420,6 +749,7 @@
         <w:rPr>
           <w:rFonts w:ascii="Times New Roman" w:hAnsi="Times New Roman"/>
           <w:sz w:val="28"/>
+          <w:lang w:val="ru-RU"/>
         </w:rPr>
         <w:t>Виконати тести, зафіксувати результати проходження та проаналізувати помилки.</w:t>
       </w:r>
@@ -428,6 +758,9 @@
       <w:pPr>
         <w:keepNext/>
         <w:spacing w:before="480" w:after="240" w:line="240" w:lineRule="auto"/>
+        <w:rPr>
+          <w:lang w:val="ru-RU"/>
+        </w:rPr>
       </w:pPr>
       <w:r>
         <w:rPr>
@@ -435,6 +768,7 @@
           <w:b/>
           <w:color w:val="000000"/>
           <w:sz w:val="28"/>
+          <w:lang w:val="ru-RU"/>
         </w:rPr>
         <w:t>3. СПЕЦИФІКАЦІЯ ТА ТЕКСТ ТЕСТОВАНИХ ПРОГРАМ</w:t>
       </w:r>
@@ -444,11 +778,15 @@
         <w:spacing w:after="80" w:line="360" w:lineRule="auto"/>
         <w:ind w:firstLine="709"/>
         <w:jc w:val="both"/>
+        <w:rPr>
+          <w:lang w:val="ru-RU"/>
+        </w:rPr>
       </w:pPr>
       <w:r>
         <w:rPr>
           <w:rFonts w:ascii="Times New Roman" w:hAnsi="Times New Roman"/>
           <w:sz w:val="28"/>
+          <w:lang w:val="ru-RU"/>
         </w:rPr>
         <w:t>Для проведення тестування розроблено дві функції предметної області автоматизації кав'ярні.</w:t>
       </w:r>
@@ -457,6 +795,9 @@
       <w:pPr>
         <w:keepNext/>
         <w:spacing w:before="280" w:after="120" w:line="240" w:lineRule="auto"/>
+        <w:rPr>
+          <w:lang w:val="ru-RU"/>
+        </w:rPr>
       </w:pPr>
       <w:r>
         <w:rPr>
@@ -464,9 +805,782 @@
           <w:b/>
           <w:color w:val="000000"/>
           <w:sz w:val="28"/>
+          <w:lang w:val="ru-RU"/>
         </w:rPr>
         <w:lastRenderedPageBreak/>
-        <w:t>3.1. Специфікація функції № 1: calculateCoffeeDiscount</w:t>
+        <w:t xml:space="preserve">3.1. Специфікація функції № 1: </w:t>
+      </w:r>
+      <w:r>
+        <w:rPr>
+          <w:rFonts w:ascii="Times New Roman" w:hAnsi="Times New Roman"/>
+          <w:b/>
+          <w:color w:val="000000"/>
+          <w:sz w:val="28"/>
+        </w:rPr>
+        <w:t>calculateCoffeeDiscount</w:t>
+      </w:r>
+    </w:p>
+    <w:p>
+      <w:pPr>
+        <w:spacing w:before="20" w:after="40" w:line="360" w:lineRule="auto"/>
+        <w:ind w:left="1049" w:hanging="340"/>
+        <w:rPr>
+          <w:lang w:val="ru-RU"/>
+        </w:rPr>
+      </w:pPr>
+      <w:r>
+        <w:rPr>
+          <w:rFonts w:ascii="Times New Roman" w:hAnsi="Times New Roman"/>
+          <w:b/>
+          <w:color w:val="000000"/>
+          <w:sz w:val="28"/>
+          <w:lang w:val="ru-RU"/>
+        </w:rPr>
+        <w:t xml:space="preserve">• </w:t>
+      </w:r>
+      <w:r>
+        <w:rPr>
+          <w:rFonts w:ascii="Times New Roman" w:hAnsi="Times New Roman"/>
+          <w:b/>
+          <w:sz w:val="28"/>
+          <w:lang w:val="ru-RU"/>
+        </w:rPr>
+        <w:t xml:space="preserve">Назва функції: </w:t>
+      </w:r>
+      <w:r>
+        <w:rPr>
+          <w:rFonts w:ascii="Times New Roman" w:hAnsi="Times New Roman"/>
+          <w:sz w:val="28"/>
+        </w:rPr>
+        <w:t>calculateCoffeeDiscount</w:t>
+      </w:r>
+      <w:r>
+        <w:rPr>
+          <w:rFonts w:ascii="Times New Roman" w:hAnsi="Times New Roman"/>
+          <w:sz w:val="28"/>
+          <w:lang w:val="ru-RU"/>
+        </w:rPr>
+        <w:t>.</w:t>
+      </w:r>
+    </w:p>
+    <w:p>
+      <w:pPr>
+        <w:spacing w:before="20" w:after="40" w:line="360" w:lineRule="auto"/>
+        <w:ind w:left="1049" w:hanging="340"/>
+        <w:rPr>
+          <w:lang w:val="ru-RU"/>
+        </w:rPr>
+      </w:pPr>
+      <w:r>
+        <w:rPr>
+          <w:rFonts w:ascii="Times New Roman" w:hAnsi="Times New Roman"/>
+          <w:b/>
+          <w:color w:val="000000"/>
+          <w:sz w:val="28"/>
+          <w:lang w:val="ru-RU"/>
+        </w:rPr>
+        <w:t xml:space="preserve">• </w:t>
+      </w:r>
+      <w:r>
+        <w:rPr>
+          <w:rFonts w:ascii="Times New Roman" w:hAnsi="Times New Roman"/>
+          <w:b/>
+          <w:sz w:val="28"/>
+          <w:lang w:val="ru-RU"/>
+        </w:rPr>
+        <w:t xml:space="preserve">Призначення: </w:t>
+      </w:r>
+      <w:r>
+        <w:rPr>
+          <w:rFonts w:ascii="Times New Roman" w:hAnsi="Times New Roman"/>
+          <w:sz w:val="28"/>
+          <w:lang w:val="ru-RU"/>
+        </w:rPr>
+        <w:t>Автоматизований розрахунок величини відсоткової знижки на кавове замовлення клієнта.</w:t>
+      </w:r>
+    </w:p>
+    <w:p>
+      <w:pPr>
+        <w:spacing w:before="20" w:after="40" w:line="360" w:lineRule="auto"/>
+        <w:ind w:left="1049" w:hanging="340"/>
+        <w:rPr>
+          <w:lang w:val="ru-RU"/>
+        </w:rPr>
+      </w:pPr>
+      <w:r>
+        <w:rPr>
+          <w:rFonts w:ascii="Times New Roman" w:hAnsi="Times New Roman"/>
+          <w:b/>
+          <w:color w:val="000000"/>
+          <w:sz w:val="28"/>
+          <w:lang w:val="ru-RU"/>
+        </w:rPr>
+        <w:t xml:space="preserve">• </w:t>
+      </w:r>
+      <w:r>
+        <w:rPr>
+          <w:rFonts w:ascii="Times New Roman" w:hAnsi="Times New Roman"/>
+          <w:b/>
+          <w:sz w:val="28"/>
+          <w:lang w:val="ru-RU"/>
+        </w:rPr>
+        <w:t xml:space="preserve">Параметр </w:t>
+      </w:r>
+      <w:r>
+        <w:rPr>
+          <w:rFonts w:ascii="Times New Roman" w:hAnsi="Times New Roman"/>
+          <w:b/>
+          <w:sz w:val="28"/>
+        </w:rPr>
+        <w:t>orderTotal</w:t>
+      </w:r>
+      <w:r>
+        <w:rPr>
+          <w:rFonts w:ascii="Times New Roman" w:hAnsi="Times New Roman"/>
+          <w:b/>
+          <w:sz w:val="28"/>
+          <w:lang w:val="ru-RU"/>
+        </w:rPr>
+        <w:t xml:space="preserve"> (</w:t>
+      </w:r>
+      <w:r>
+        <w:rPr>
+          <w:rFonts w:ascii="Times New Roman" w:hAnsi="Times New Roman"/>
+          <w:b/>
+          <w:sz w:val="28"/>
+        </w:rPr>
+        <w:t>number</w:t>
+      </w:r>
+      <w:r>
+        <w:rPr>
+          <w:rFonts w:ascii="Times New Roman" w:hAnsi="Times New Roman"/>
+          <w:b/>
+          <w:sz w:val="28"/>
+          <w:lang w:val="ru-RU"/>
+        </w:rPr>
+        <w:t xml:space="preserve">): </w:t>
+      </w:r>
+      <w:r>
+        <w:rPr>
+          <w:rFonts w:ascii="Times New Roman" w:hAnsi="Times New Roman"/>
+          <w:sz w:val="28"/>
+          <w:lang w:val="ru-RU"/>
+        </w:rPr>
+        <w:t xml:space="preserve">загальна сума замовлення у гривнях. Валідний числовий діапазон: від 1 до 5000 грн включно (0 &lt; </w:t>
+      </w:r>
+      <w:r>
+        <w:rPr>
+          <w:rFonts w:ascii="Times New Roman" w:hAnsi="Times New Roman"/>
+          <w:sz w:val="28"/>
+        </w:rPr>
+        <w:t>orderTotal</w:t>
+      </w:r>
+      <w:r>
+        <w:rPr>
+          <w:rFonts w:ascii="Times New Roman" w:hAnsi="Times New Roman"/>
+          <w:sz w:val="28"/>
+          <w:lang w:val="ru-RU"/>
+        </w:rPr>
+        <w:t xml:space="preserve"> &lt;= 5000).</w:t>
+      </w:r>
+    </w:p>
+    <w:p>
+      <w:pPr>
+        <w:spacing w:before="20" w:after="40" w:line="360" w:lineRule="auto"/>
+        <w:ind w:left="1049" w:hanging="340"/>
+        <w:rPr>
+          <w:lang w:val="ru-RU"/>
+        </w:rPr>
+      </w:pPr>
+      <w:r>
+        <w:rPr>
+          <w:rFonts w:ascii="Times New Roman" w:hAnsi="Times New Roman"/>
+          <w:b/>
+          <w:color w:val="000000"/>
+          <w:sz w:val="28"/>
+          <w:lang w:val="ru-RU"/>
+        </w:rPr>
+        <w:t xml:space="preserve">• </w:t>
+      </w:r>
+      <w:r>
+        <w:rPr>
+          <w:rFonts w:ascii="Times New Roman" w:hAnsi="Times New Roman"/>
+          <w:b/>
+          <w:sz w:val="28"/>
+          <w:lang w:val="ru-RU"/>
+        </w:rPr>
+        <w:t xml:space="preserve">Параметр </w:t>
+      </w:r>
+      <w:r>
+        <w:rPr>
+          <w:rFonts w:ascii="Times New Roman" w:hAnsi="Times New Roman"/>
+          <w:b/>
+          <w:sz w:val="28"/>
+        </w:rPr>
+        <w:t>cupsCount</w:t>
+      </w:r>
+      <w:r>
+        <w:rPr>
+          <w:rFonts w:ascii="Times New Roman" w:hAnsi="Times New Roman"/>
+          <w:b/>
+          <w:sz w:val="28"/>
+          <w:lang w:val="ru-RU"/>
+        </w:rPr>
+        <w:t xml:space="preserve"> (</w:t>
+      </w:r>
+      <w:r>
+        <w:rPr>
+          <w:rFonts w:ascii="Times New Roman" w:hAnsi="Times New Roman"/>
+          <w:b/>
+          <w:sz w:val="28"/>
+        </w:rPr>
+        <w:t>number</w:t>
+      </w:r>
+      <w:r>
+        <w:rPr>
+          <w:rFonts w:ascii="Times New Roman" w:hAnsi="Times New Roman"/>
+          <w:b/>
+          <w:sz w:val="28"/>
+          <w:lang w:val="ru-RU"/>
+        </w:rPr>
+        <w:t xml:space="preserve">): </w:t>
+      </w:r>
+      <w:r>
+        <w:rPr>
+          <w:rFonts w:ascii="Times New Roman" w:hAnsi="Times New Roman"/>
+          <w:sz w:val="28"/>
+          <w:lang w:val="ru-RU"/>
+        </w:rPr>
+        <w:t xml:space="preserve">кількість придбаних чашок кави. Валідний числовий діапазон: ціле число від 1 до 30 включно (1 &lt;= </w:t>
+      </w:r>
+      <w:r>
+        <w:rPr>
+          <w:rFonts w:ascii="Times New Roman" w:hAnsi="Times New Roman"/>
+          <w:sz w:val="28"/>
+        </w:rPr>
+        <w:t>cupsCount</w:t>
+      </w:r>
+      <w:r>
+        <w:rPr>
+          <w:rFonts w:ascii="Times New Roman" w:hAnsi="Times New Roman"/>
+          <w:sz w:val="28"/>
+          <w:lang w:val="ru-RU"/>
+        </w:rPr>
+        <w:t xml:space="preserve"> &lt;= 30).</w:t>
+      </w:r>
+    </w:p>
+    <w:p>
+      <w:pPr>
+        <w:spacing w:before="20" w:after="40" w:line="360" w:lineRule="auto"/>
+        <w:ind w:left="1049" w:hanging="340"/>
+        <w:rPr>
+          <w:lang w:val="ru-RU"/>
+        </w:rPr>
+      </w:pPr>
+      <w:r>
+        <w:rPr>
+          <w:rFonts w:ascii="Times New Roman" w:hAnsi="Times New Roman"/>
+          <w:b/>
+          <w:color w:val="000000"/>
+          <w:sz w:val="28"/>
+          <w:lang w:val="ru-RU"/>
+        </w:rPr>
+        <w:t xml:space="preserve">• </w:t>
+      </w:r>
+      <w:r>
+        <w:rPr>
+          <w:rFonts w:ascii="Times New Roman" w:hAnsi="Times New Roman"/>
+          <w:b/>
+          <w:sz w:val="28"/>
+          <w:lang w:val="ru-RU"/>
+        </w:rPr>
+        <w:t xml:space="preserve">Параметр </w:t>
+      </w:r>
+      <w:r>
+        <w:rPr>
+          <w:rFonts w:ascii="Times New Roman" w:hAnsi="Times New Roman"/>
+          <w:b/>
+          <w:sz w:val="28"/>
+        </w:rPr>
+        <w:t>hasLoyaltyCard</w:t>
+      </w:r>
+      <w:r>
+        <w:rPr>
+          <w:rFonts w:ascii="Times New Roman" w:hAnsi="Times New Roman"/>
+          <w:b/>
+          <w:sz w:val="28"/>
+          <w:lang w:val="ru-RU"/>
+        </w:rPr>
+        <w:t xml:space="preserve"> (</w:t>
+      </w:r>
+      <w:r>
+        <w:rPr>
+          <w:rFonts w:ascii="Times New Roman" w:hAnsi="Times New Roman"/>
+          <w:b/>
+          <w:sz w:val="28"/>
+        </w:rPr>
+        <w:t>boolean</w:t>
+      </w:r>
+      <w:r>
+        <w:rPr>
+          <w:rFonts w:ascii="Times New Roman" w:hAnsi="Times New Roman"/>
+          <w:b/>
+          <w:sz w:val="28"/>
+          <w:lang w:val="ru-RU"/>
+        </w:rPr>
+        <w:t xml:space="preserve">): </w:t>
+      </w:r>
+      <w:r>
+        <w:rPr>
+          <w:rFonts w:ascii="Times New Roman" w:hAnsi="Times New Roman"/>
+          <w:sz w:val="28"/>
+          <w:lang w:val="ru-RU"/>
+        </w:rPr>
+        <w:t>наявність активованої картки постійного клієнта (</w:t>
+      </w:r>
+      <w:r>
+        <w:rPr>
+          <w:rFonts w:ascii="Times New Roman" w:hAnsi="Times New Roman"/>
+          <w:sz w:val="28"/>
+        </w:rPr>
+        <w:t>true</w:t>
+      </w:r>
+      <w:r>
+        <w:rPr>
+          <w:rFonts w:ascii="Times New Roman" w:hAnsi="Times New Roman"/>
+          <w:sz w:val="28"/>
+          <w:lang w:val="ru-RU"/>
+        </w:rPr>
+        <w:t xml:space="preserve"> або </w:t>
+      </w:r>
+      <w:r>
+        <w:rPr>
+          <w:rFonts w:ascii="Times New Roman" w:hAnsi="Times New Roman"/>
+          <w:sz w:val="28"/>
+        </w:rPr>
+        <w:t>false</w:t>
+      </w:r>
+      <w:r>
+        <w:rPr>
+          <w:rFonts w:ascii="Times New Roman" w:hAnsi="Times New Roman"/>
+          <w:sz w:val="28"/>
+          <w:lang w:val="ru-RU"/>
+        </w:rPr>
+        <w:t>).</w:t>
+      </w:r>
+    </w:p>
+    <w:p>
+      <w:pPr>
+        <w:spacing w:before="20" w:after="40" w:line="360" w:lineRule="auto"/>
+        <w:ind w:left="1049" w:hanging="340"/>
+        <w:rPr>
+          <w:lang w:val="ru-RU"/>
+        </w:rPr>
+      </w:pPr>
+      <w:r>
+        <w:rPr>
+          <w:rFonts w:ascii="Times New Roman" w:hAnsi="Times New Roman"/>
+          <w:b/>
+          <w:color w:val="000000"/>
+          <w:sz w:val="28"/>
+          <w:lang w:val="ru-RU"/>
+        </w:rPr>
+        <w:t xml:space="preserve">• </w:t>
+      </w:r>
+      <w:r>
+        <w:rPr>
+          <w:rFonts w:ascii="Times New Roman" w:hAnsi="Times New Roman"/>
+          <w:b/>
+          <w:sz w:val="28"/>
+          <w:lang w:val="ru-RU"/>
+        </w:rPr>
+        <w:t xml:space="preserve">Параметр </w:t>
+      </w:r>
+      <w:r>
+        <w:rPr>
+          <w:rFonts w:ascii="Times New Roman" w:hAnsi="Times New Roman"/>
+          <w:b/>
+          <w:sz w:val="28"/>
+        </w:rPr>
+        <w:t>isHappyHour</w:t>
+      </w:r>
+      <w:r>
+        <w:rPr>
+          <w:rFonts w:ascii="Times New Roman" w:hAnsi="Times New Roman"/>
+          <w:b/>
+          <w:sz w:val="28"/>
+          <w:lang w:val="ru-RU"/>
+        </w:rPr>
+        <w:t xml:space="preserve"> (</w:t>
+      </w:r>
+      <w:r>
+        <w:rPr>
+          <w:rFonts w:ascii="Times New Roman" w:hAnsi="Times New Roman"/>
+          <w:b/>
+          <w:sz w:val="28"/>
+        </w:rPr>
+        <w:t>boolean</w:t>
+      </w:r>
+      <w:r>
+        <w:rPr>
+          <w:rFonts w:ascii="Times New Roman" w:hAnsi="Times New Roman"/>
+          <w:b/>
+          <w:sz w:val="28"/>
+          <w:lang w:val="ru-RU"/>
+        </w:rPr>
+        <w:t xml:space="preserve">): </w:t>
+      </w:r>
+      <w:r>
+        <w:rPr>
+          <w:rFonts w:ascii="Times New Roman" w:hAnsi="Times New Roman"/>
+          <w:sz w:val="28"/>
+          <w:lang w:val="ru-RU"/>
+        </w:rPr>
+        <w:t>ознака оформлення замовлення у період щасливих годин кав'ярні (</w:t>
+      </w:r>
+      <w:r>
+        <w:rPr>
+          <w:rFonts w:ascii="Times New Roman" w:hAnsi="Times New Roman"/>
+          <w:sz w:val="28"/>
+        </w:rPr>
+        <w:t>true</w:t>
+      </w:r>
+      <w:r>
+        <w:rPr>
+          <w:rFonts w:ascii="Times New Roman" w:hAnsi="Times New Roman"/>
+          <w:sz w:val="28"/>
+          <w:lang w:val="ru-RU"/>
+        </w:rPr>
+        <w:t xml:space="preserve"> або </w:t>
+      </w:r>
+      <w:r>
+        <w:rPr>
+          <w:rFonts w:ascii="Times New Roman" w:hAnsi="Times New Roman"/>
+          <w:sz w:val="28"/>
+        </w:rPr>
+        <w:t>false</w:t>
+      </w:r>
+      <w:r>
+        <w:rPr>
+          <w:rFonts w:ascii="Times New Roman" w:hAnsi="Times New Roman"/>
+          <w:sz w:val="28"/>
+          <w:lang w:val="ru-RU"/>
+        </w:rPr>
+        <w:t>).</w:t>
+      </w:r>
+    </w:p>
+    <w:p>
+      <w:pPr>
+        <w:spacing w:before="20" w:after="40" w:line="360" w:lineRule="auto"/>
+        <w:ind w:left="1049" w:hanging="340"/>
+        <w:rPr>
+          <w:lang w:val="ru-RU"/>
+        </w:rPr>
+      </w:pPr>
+      <w:r>
+        <w:rPr>
+          <w:rFonts w:ascii="Times New Roman" w:hAnsi="Times New Roman"/>
+          <w:b/>
+          <w:color w:val="000000"/>
+          <w:sz w:val="28"/>
+          <w:lang w:val="ru-RU"/>
+        </w:rPr>
+        <w:t xml:space="preserve">• </w:t>
+      </w:r>
+      <w:r>
+        <w:rPr>
+          <w:rFonts w:ascii="Times New Roman" w:hAnsi="Times New Roman"/>
+          <w:b/>
+          <w:sz w:val="28"/>
+          <w:lang w:val="ru-RU"/>
+        </w:rPr>
+        <w:t xml:space="preserve">Вихідні дані: </w:t>
+      </w:r>
+      <w:r>
+        <w:rPr>
+          <w:rFonts w:ascii="Times New Roman" w:hAnsi="Times New Roman"/>
+          <w:sz w:val="28"/>
+          <w:lang w:val="ru-RU"/>
+        </w:rPr>
+        <w:t>Повертає ціле число (</w:t>
+      </w:r>
+      <w:r>
+        <w:rPr>
+          <w:rFonts w:ascii="Times New Roman" w:hAnsi="Times New Roman"/>
+          <w:sz w:val="28"/>
+        </w:rPr>
+        <w:t>number</w:t>
+      </w:r>
+      <w:r>
+        <w:rPr>
+          <w:rFonts w:ascii="Times New Roman" w:hAnsi="Times New Roman"/>
+          <w:sz w:val="28"/>
+          <w:lang w:val="ru-RU"/>
+        </w:rPr>
+        <w:t>): -1 (помилка валідації); 20 (</w:t>
+      </w:r>
+      <w:r>
+        <w:rPr>
+          <w:rFonts w:ascii="Times New Roman" w:hAnsi="Times New Roman"/>
+          <w:sz w:val="28"/>
+        </w:rPr>
+        <w:t>VIP</w:t>
+      </w:r>
+      <w:r>
+        <w:rPr>
+          <w:rFonts w:ascii="Times New Roman" w:hAnsi="Times New Roman"/>
+          <w:sz w:val="28"/>
+          <w:lang w:val="ru-RU"/>
+        </w:rPr>
+        <w:t>-знижка 20% при картці, щасливих годинах і чеку від 300 грн); 15 (знижка 15% для клієнтів при замовленні від 5 чашок або сумі від 400 грн); 10 (знижка 10% у щасливі години або від 4 чашок); 5 (базова клієнтська знижка 5%); 0 (замовлення без знижки).</w:t>
+      </w:r>
+    </w:p>
+    <w:p>
+      <w:pPr>
+        <w:keepNext/>
+        <w:spacing w:before="280" w:after="120" w:line="240" w:lineRule="auto"/>
+        <w:rPr>
+          <w:lang w:val="ru-RU"/>
+        </w:rPr>
+      </w:pPr>
+      <w:r>
+        <w:rPr>
+          <w:rFonts w:ascii="Times New Roman" w:hAnsi="Times New Roman"/>
+          <w:b/>
+          <w:color w:val="000000"/>
+          <w:sz w:val="28"/>
+          <w:lang w:val="ru-RU"/>
+        </w:rPr>
+        <w:t xml:space="preserve">3.2. Специфікація функції № 2: </w:t>
+      </w:r>
+      <w:r>
+        <w:rPr>
+          <w:rFonts w:ascii="Times New Roman" w:hAnsi="Times New Roman"/>
+          <w:b/>
+          <w:color w:val="000000"/>
+          <w:sz w:val="28"/>
+        </w:rPr>
+        <w:t>countCoffeeOrderTokens</w:t>
+      </w:r>
+    </w:p>
+    <w:p>
+      <w:pPr>
+        <w:spacing w:before="20" w:after="40" w:line="360" w:lineRule="auto"/>
+        <w:ind w:left="1049" w:hanging="340"/>
+        <w:rPr>
+          <w:lang w:val="ru-RU"/>
+        </w:rPr>
+      </w:pPr>
+      <w:r>
+        <w:rPr>
+          <w:rFonts w:ascii="Times New Roman" w:hAnsi="Times New Roman"/>
+          <w:b/>
+          <w:color w:val="000000"/>
+          <w:sz w:val="28"/>
+          <w:lang w:val="ru-RU"/>
+        </w:rPr>
+        <w:t xml:space="preserve">• </w:t>
+      </w:r>
+      <w:r>
+        <w:rPr>
+          <w:rFonts w:ascii="Times New Roman" w:hAnsi="Times New Roman"/>
+          <w:b/>
+          <w:sz w:val="28"/>
+          <w:lang w:val="ru-RU"/>
+        </w:rPr>
+        <w:t xml:space="preserve">Назва функції: </w:t>
+      </w:r>
+      <w:r>
+        <w:rPr>
+          <w:rFonts w:ascii="Times New Roman" w:hAnsi="Times New Roman"/>
+          <w:sz w:val="28"/>
+        </w:rPr>
+        <w:t>countCoffeeOrderTokens</w:t>
+      </w:r>
+      <w:r>
+        <w:rPr>
+          <w:rFonts w:ascii="Times New Roman" w:hAnsi="Times New Roman"/>
+          <w:sz w:val="28"/>
+          <w:lang w:val="ru-RU"/>
+        </w:rPr>
+        <w:t>.</w:t>
+      </w:r>
+    </w:p>
+    <w:p>
+      <w:pPr>
+        <w:spacing w:before="20" w:after="40" w:line="360" w:lineRule="auto"/>
+        <w:ind w:left="1049" w:hanging="340"/>
+        <w:rPr>
+          <w:lang w:val="ru-RU"/>
+        </w:rPr>
+      </w:pPr>
+      <w:r>
+        <w:rPr>
+          <w:rFonts w:ascii="Times New Roman" w:hAnsi="Times New Roman"/>
+          <w:b/>
+          <w:color w:val="000000"/>
+          <w:sz w:val="28"/>
+          <w:lang w:val="ru-RU"/>
+        </w:rPr>
+        <w:t xml:space="preserve">• </w:t>
+      </w:r>
+      <w:r>
+        <w:rPr>
+          <w:rFonts w:ascii="Times New Roman" w:hAnsi="Times New Roman"/>
+          <w:b/>
+          <w:sz w:val="28"/>
+          <w:lang w:val="ru-RU"/>
+        </w:rPr>
+        <w:t xml:space="preserve">Призначення: </w:t>
+      </w:r>
+      <w:r>
+        <w:rPr>
+          <w:rFonts w:ascii="Times New Roman" w:hAnsi="Times New Roman"/>
+          <w:sz w:val="28"/>
+          <w:lang w:val="ru-RU"/>
+        </w:rPr>
+        <w:t>Посимвольний аналіз рядка чеку замовлень кав'ярні та підрахунок позицій напоїв, що починаються на задану літеру-префікс та задовольняють поріг мінімальної довжини.</w:t>
+      </w:r>
+    </w:p>
+    <w:p>
+      <w:pPr>
+        <w:spacing w:before="20" w:after="40" w:line="360" w:lineRule="auto"/>
+        <w:ind w:left="1049" w:hanging="340"/>
+        <w:rPr>
+          <w:lang w:val="ru-RU"/>
+        </w:rPr>
+      </w:pPr>
+      <w:r>
+        <w:rPr>
+          <w:rFonts w:ascii="Times New Roman" w:hAnsi="Times New Roman"/>
+          <w:b/>
+          <w:color w:val="000000"/>
+          <w:sz w:val="28"/>
+          <w:lang w:val="ru-RU"/>
+        </w:rPr>
+        <w:t xml:space="preserve">• </w:t>
+      </w:r>
+      <w:r>
+        <w:rPr>
+          <w:rFonts w:ascii="Times New Roman" w:hAnsi="Times New Roman"/>
+          <w:b/>
+          <w:sz w:val="28"/>
+          <w:lang w:val="ru-RU"/>
+        </w:rPr>
+        <w:t xml:space="preserve">Параметр </w:t>
+      </w:r>
+      <w:r>
+        <w:rPr>
+          <w:rFonts w:ascii="Times New Roman" w:hAnsi="Times New Roman"/>
+          <w:b/>
+          <w:sz w:val="28"/>
+        </w:rPr>
+        <w:t>receiptText</w:t>
+      </w:r>
+      <w:r>
+        <w:rPr>
+          <w:rFonts w:ascii="Times New Roman" w:hAnsi="Times New Roman"/>
+          <w:b/>
+          <w:sz w:val="28"/>
+          <w:lang w:val="ru-RU"/>
+        </w:rPr>
+        <w:t xml:space="preserve"> (</w:t>
+      </w:r>
+      <w:r>
+        <w:rPr>
+          <w:rFonts w:ascii="Times New Roman" w:hAnsi="Times New Roman"/>
+          <w:b/>
+          <w:sz w:val="28"/>
+        </w:rPr>
+        <w:t>string</w:t>
+      </w:r>
+      <w:r>
+        <w:rPr>
+          <w:rFonts w:ascii="Times New Roman" w:hAnsi="Times New Roman"/>
+          <w:b/>
+          <w:sz w:val="28"/>
+          <w:lang w:val="ru-RU"/>
+        </w:rPr>
+        <w:t xml:space="preserve">): </w:t>
+      </w:r>
+      <w:r>
+        <w:rPr>
+          <w:rFonts w:ascii="Times New Roman" w:hAnsi="Times New Roman"/>
+          <w:sz w:val="28"/>
+          <w:lang w:val="ru-RU"/>
+        </w:rPr>
+        <w:t>рядок чеку з переліком найменувань напоїв через кому або пробіл.</w:t>
+      </w:r>
+    </w:p>
+    <w:p>
+      <w:pPr>
+        <w:spacing w:before="20" w:after="40" w:line="360" w:lineRule="auto"/>
+        <w:ind w:left="1049" w:hanging="340"/>
+        <w:rPr>
+          <w:lang w:val="ru-RU"/>
+        </w:rPr>
+      </w:pPr>
+      <w:r>
+        <w:rPr>
+          <w:rFonts w:ascii="Times New Roman" w:hAnsi="Times New Roman"/>
+          <w:b/>
+          <w:color w:val="000000"/>
+          <w:sz w:val="28"/>
+          <w:lang w:val="ru-RU"/>
+        </w:rPr>
+        <w:lastRenderedPageBreak/>
+        <w:t xml:space="preserve">• </w:t>
+      </w:r>
+      <w:r>
+        <w:rPr>
+          <w:rFonts w:ascii="Times New Roman" w:hAnsi="Times New Roman"/>
+          <w:b/>
+          <w:sz w:val="28"/>
+          <w:lang w:val="ru-RU"/>
+        </w:rPr>
+        <w:t xml:space="preserve">Параметр </w:t>
+      </w:r>
+      <w:r>
+        <w:rPr>
+          <w:rFonts w:ascii="Times New Roman" w:hAnsi="Times New Roman"/>
+          <w:b/>
+          <w:sz w:val="28"/>
+        </w:rPr>
+        <w:t>drinkPrefix</w:t>
+      </w:r>
+      <w:r>
+        <w:rPr>
+          <w:rFonts w:ascii="Times New Roman" w:hAnsi="Times New Roman"/>
+          <w:b/>
+          <w:sz w:val="28"/>
+          <w:lang w:val="ru-RU"/>
+        </w:rPr>
+        <w:t xml:space="preserve"> (</w:t>
+      </w:r>
+      <w:r>
+        <w:rPr>
+          <w:rFonts w:ascii="Times New Roman" w:hAnsi="Times New Roman"/>
+          <w:b/>
+          <w:sz w:val="28"/>
+        </w:rPr>
+        <w:t>string</w:t>
+      </w:r>
+      <w:r>
+        <w:rPr>
+          <w:rFonts w:ascii="Times New Roman" w:hAnsi="Times New Roman"/>
+          <w:b/>
+          <w:sz w:val="28"/>
+          <w:lang w:val="ru-RU"/>
+        </w:rPr>
+        <w:t xml:space="preserve">): </w:t>
+      </w:r>
+      <w:r>
+        <w:rPr>
+          <w:rFonts w:ascii="Times New Roman" w:hAnsi="Times New Roman"/>
+          <w:sz w:val="28"/>
+          <w:lang w:val="ru-RU"/>
+        </w:rPr>
+        <w:t>шукана початкова літера (порівняння без урахування регістру).</w:t>
       </w:r>
     </w:p>
     <w:p>
@@ -480,6 +1594,7 @@
           <w:b/>
           <w:color w:val="000000"/>
           <w:sz w:val="28"/>
+          <w:lang w:val="ru-RU"/>
         </w:rPr>
         <w:t xml:space="preserve">• </w:t>
       </w:r>
@@ -488,30 +1603,9 @@
           <w:rFonts w:ascii="Times New Roman" w:hAnsi="Times New Roman"/>
           <w:b/>
           <w:sz w:val="28"/>
-        </w:rPr>
-        <w:t xml:space="preserve">Назва функції: </w:t>
-      </w:r>
-      <w:r>
-        <w:rPr>
-          <w:rFonts w:ascii="Times New Roman" w:hAnsi="Times New Roman"/>
-          <w:sz w:val="28"/>
-        </w:rPr>
-        <w:t>calculateCoffeeDiscount.</w:t>
-      </w:r>
-    </w:p>
-    <w:p>
-      <w:pPr>
-        <w:spacing w:before="20" w:after="40" w:line="360" w:lineRule="auto"/>
-        <w:ind w:left="1049" w:hanging="340"/>
-      </w:pPr>
-      <w:r>
-        <w:rPr>
-          <w:rFonts w:ascii="Times New Roman" w:hAnsi="Times New Roman"/>
-          <w:b/>
-          <w:color w:val="000000"/>
-          <w:sz w:val="28"/>
-        </w:rPr>
-        <w:t xml:space="preserve">• </w:t>
+          <w:lang w:val="ru-RU"/>
+        </w:rPr>
+        <w:t xml:space="preserve">Параметр </w:t>
       </w:r>
       <w:r>
         <w:rPr>
@@ -519,59 +1613,16 @@
           <w:b/>
           <w:sz w:val="28"/>
         </w:rPr>
-        <w:t xml:space="preserve">Призначення: </w:t>
-      </w:r>
-      <w:r>
-        <w:rPr>
-          <w:rFonts w:ascii="Times New Roman" w:hAnsi="Times New Roman"/>
-          <w:sz w:val="28"/>
-        </w:rPr>
-        <w:t>Автоматизований розрахунок величини відсоткової знижки на кавове замовлення клієнта.</w:t>
-      </w:r>
-    </w:p>
-    <w:p>
-      <w:pPr>
-        <w:spacing w:before="20" w:after="40" w:line="360" w:lineRule="auto"/>
-        <w:ind w:left="1049" w:hanging="340"/>
-      </w:pPr>
-      <w:r>
-        <w:rPr>
-          <w:rFonts w:ascii="Times New Roman" w:hAnsi="Times New Roman"/>
-          <w:b/>
-          <w:color w:val="000000"/>
-          <w:sz w:val="28"/>
-        </w:rPr>
-        <w:t xml:space="preserve">• </w:t>
+        <w:t>minDrinkLength</w:t>
       </w:r>
       <w:r>
         <w:rPr>
           <w:rFonts w:ascii="Times New Roman" w:hAnsi="Times New Roman"/>
           <w:b/>
           <w:sz w:val="28"/>
-        </w:rPr>
-        <w:t xml:space="preserve">Параметр orderTotal (number): </w:t>
-      </w:r>
-      <w:r>
-        <w:rPr>
-          <w:rFonts w:ascii="Times New Roman" w:hAnsi="Times New Roman"/>
-          <w:sz w:val="28"/>
-        </w:rPr>
-        <w:t>загальна сума замовлення у гривнях. Валідний числовий діапазон: від 1 до 5000 грн включно (0 &lt; orderTotal &lt;= 5000).</w:t>
-      </w:r>
-    </w:p>
-    <w:p>
-      <w:pPr>
-        <w:spacing w:before="20" w:after="40" w:line="360" w:lineRule="auto"/>
-        <w:ind w:left="1049" w:hanging="340"/>
-      </w:pPr>
-      <w:r>
-        <w:rPr>
-          <w:rFonts w:ascii="Times New Roman" w:hAnsi="Times New Roman"/>
-          <w:b/>
-          <w:color w:val="000000"/>
-          <w:sz w:val="28"/>
-        </w:rPr>
-        <w:t xml:space="preserve">• </w:t>
+          <w:lang w:val="ru-RU"/>
+        </w:rPr>
+        <w:t xml:space="preserve"> (</w:t>
       </w:r>
       <w:r>
         <w:rPr>
@@ -579,270 +1630,47 @@
           <w:b/>
           <w:sz w:val="28"/>
         </w:rPr>
-        <w:t xml:space="preserve">Параметр cupsCount (number): </w:t>
-      </w:r>
-      <w:r>
-        <w:rPr>
-          <w:rFonts w:ascii="Times New Roman" w:hAnsi="Times New Roman"/>
-          <w:sz w:val="28"/>
-        </w:rPr>
-        <w:t>кількість придбаних чашок кави. Валідний числовий діапазон: ціле число від 1 до 30 включно (1 &lt;= cupsCount &lt;= 30).</w:t>
-      </w:r>
-    </w:p>
-    <w:p>
-      <w:pPr>
-        <w:spacing w:before="20" w:after="40" w:line="360" w:lineRule="auto"/>
-        <w:ind w:left="1049" w:hanging="340"/>
-      </w:pPr>
-      <w:r>
-        <w:rPr>
-          <w:rFonts w:ascii="Times New Roman" w:hAnsi="Times New Roman"/>
-          <w:b/>
-          <w:color w:val="000000"/>
-          <w:sz w:val="28"/>
-        </w:rPr>
-        <w:t xml:space="preserve">• </w:t>
+        <w:t>number</w:t>
       </w:r>
       <w:r>
         <w:rPr>
           <w:rFonts w:ascii="Times New Roman" w:hAnsi="Times New Roman"/>
           <w:b/>
           <w:sz w:val="28"/>
-        </w:rPr>
-        <w:t xml:space="preserve">Параметр hasLoyaltyCard (boolean): </w:t>
+          <w:lang w:val="ru-RU"/>
+        </w:rPr>
+        <w:t xml:space="preserve">): </w:t>
       </w:r>
       <w:r>
         <w:rPr>
           <w:rFonts w:ascii="Times New Roman" w:hAnsi="Times New Roman"/>
           <w:sz w:val="28"/>
-        </w:rPr>
-        <w:t>наявність активованої картки постійного клієнта (true або false).</w:t>
-      </w:r>
-    </w:p>
-    <w:p>
-      <w:pPr>
-        <w:spacing w:before="20" w:after="40" w:line="360" w:lineRule="auto"/>
-        <w:ind w:left="1049" w:hanging="340"/>
-      </w:pPr>
-      <w:r>
-        <w:rPr>
-          <w:rFonts w:ascii="Times New Roman" w:hAnsi="Times New Roman"/>
-          <w:b/>
-          <w:color w:val="000000"/>
+          <w:lang w:val="ru-RU"/>
+        </w:rPr>
+        <w:t xml:space="preserve">мінімальна допустима довжина назви напою </w:t>
+      </w:r>
+      <w:r>
+        <w:rPr>
+          <w:rFonts w:ascii="Times New Roman" w:hAnsi="Times New Roman"/>
           <w:sz w:val="28"/>
         </w:rPr>
-        <w:t xml:space="preserve">• </w:t>
-      </w:r>
-      <w:r>
-        <w:rPr>
-          <w:rFonts w:ascii="Times New Roman" w:hAnsi="Times New Roman"/>
-          <w:b/>
+        <w:t>(</w:t>
+      </w:r>
+      <w:proofErr w:type="gramStart"/>
+      <w:r>
+        <w:rPr>
+          <w:rFonts w:ascii="Times New Roman" w:hAnsi="Times New Roman"/>
           <w:sz w:val="28"/>
         </w:rPr>
-        <w:t xml:space="preserve">Параметр isHappyHour (boolean): </w:t>
-      </w:r>
+        <w:t>minDrinkLength &gt;</w:t>
+      </w:r>
+      <w:proofErr w:type="gramEnd"/>
       <w:r>
         <w:rPr>
           <w:rFonts w:ascii="Times New Roman" w:hAnsi="Times New Roman"/>
           <w:sz w:val="28"/>
         </w:rPr>
-        <w:t>ознака оформлення замовлення у період щасливих годин кав'ярні (true або false).</w:t>
-      </w:r>
-    </w:p>
-    <w:p>
-      <w:pPr>
-        <w:spacing w:before="20" w:after="40" w:line="360" w:lineRule="auto"/>
-        <w:ind w:left="1049" w:hanging="340"/>
-      </w:pPr>
-      <w:r>
-        <w:rPr>
-          <w:rFonts w:ascii="Times New Roman" w:hAnsi="Times New Roman"/>
-          <w:b/>
-          <w:color w:val="000000"/>
-          <w:sz w:val="28"/>
-        </w:rPr>
-        <w:t xml:space="preserve">• </w:t>
-      </w:r>
-      <w:r>
-        <w:rPr>
-          <w:rFonts w:ascii="Times New Roman" w:hAnsi="Times New Roman"/>
-          <w:b/>
-          <w:sz w:val="28"/>
-        </w:rPr>
-        <w:t xml:space="preserve">Вихідні дані: </w:t>
-      </w:r>
-      <w:r>
-        <w:rPr>
-          <w:rFonts w:ascii="Times New Roman" w:hAnsi="Times New Roman"/>
-          <w:sz w:val="28"/>
-        </w:rPr>
-        <w:t>Повертає ціле число (number): -1 (помилка валідації); 20 (VIP-знижка 20% при картці, щасливих годинах і чеку від 300 грн); 15 (знижка 15% для клієнтів при замовленні від 5 чашок або сумі від 400 грн); 10 (знижка 10% у щасливі години або від 4 чашок); 5 (базова клієнтська знижка 5%); 0 (замовлення без знижки).</w:t>
-      </w:r>
-    </w:p>
-    <w:p>
-      <w:pPr>
-        <w:keepNext/>
-        <w:spacing w:before="280" w:after="120" w:line="240" w:lineRule="auto"/>
-      </w:pPr>
-      <w:r>
-        <w:rPr>
-          <w:rFonts w:ascii="Times New Roman" w:hAnsi="Times New Roman"/>
-          <w:b/>
-          <w:color w:val="000000"/>
-          <w:sz w:val="28"/>
-        </w:rPr>
-        <w:t>3.2. Специфікація функції № 2: countCoffeeOrderTokens</w:t>
-      </w:r>
-    </w:p>
-    <w:p>
-      <w:pPr>
-        <w:spacing w:before="20" w:after="40" w:line="360" w:lineRule="auto"/>
-        <w:ind w:left="1049" w:hanging="340"/>
-      </w:pPr>
-      <w:r>
-        <w:rPr>
-          <w:rFonts w:ascii="Times New Roman" w:hAnsi="Times New Roman"/>
-          <w:b/>
-          <w:color w:val="000000"/>
-          <w:sz w:val="28"/>
-        </w:rPr>
-        <w:t xml:space="preserve">• </w:t>
-      </w:r>
-      <w:r>
-        <w:rPr>
-          <w:rFonts w:ascii="Times New Roman" w:hAnsi="Times New Roman"/>
-          <w:b/>
-          <w:sz w:val="28"/>
-        </w:rPr>
-        <w:t xml:space="preserve">Назва функції: </w:t>
-      </w:r>
-      <w:r>
-        <w:rPr>
-          <w:rFonts w:ascii="Times New Roman" w:hAnsi="Times New Roman"/>
-          <w:sz w:val="28"/>
-        </w:rPr>
-        <w:t>countCoffeeOrderTokens.</w:t>
-      </w:r>
-    </w:p>
-    <w:p>
-      <w:pPr>
-        <w:spacing w:before="20" w:after="40" w:line="360" w:lineRule="auto"/>
-        <w:ind w:left="1049" w:hanging="340"/>
-      </w:pPr>
-      <w:r>
-        <w:rPr>
-          <w:rFonts w:ascii="Times New Roman" w:hAnsi="Times New Roman"/>
-          <w:b/>
-          <w:color w:val="000000"/>
-          <w:sz w:val="28"/>
-        </w:rPr>
-        <w:t xml:space="preserve">• </w:t>
-      </w:r>
-      <w:r>
-        <w:rPr>
-          <w:rFonts w:ascii="Times New Roman" w:hAnsi="Times New Roman"/>
-          <w:b/>
-          <w:sz w:val="28"/>
-        </w:rPr>
-        <w:t xml:space="preserve">Призначення: </w:t>
-      </w:r>
-      <w:r>
-        <w:rPr>
-          <w:rFonts w:ascii="Times New Roman" w:hAnsi="Times New Roman"/>
-          <w:sz w:val="28"/>
-        </w:rPr>
-        <w:t>Посимвольний аналіз рядка чеку замовлень кав'ярні та підрахунок позицій напоїв, що починаються на задану літеру-префікс та задовольняють поріг мінімальної довжини.</w:t>
-      </w:r>
-    </w:p>
-    <w:p>
-      <w:pPr>
-        <w:spacing w:before="20" w:after="40" w:line="360" w:lineRule="auto"/>
-        <w:ind w:left="1049" w:hanging="340"/>
-      </w:pPr>
-      <w:r>
-        <w:rPr>
-          <w:rFonts w:ascii="Times New Roman" w:hAnsi="Times New Roman"/>
-          <w:b/>
-          <w:color w:val="000000"/>
-          <w:sz w:val="28"/>
-        </w:rPr>
-        <w:t xml:space="preserve">• </w:t>
-      </w:r>
-      <w:r>
-        <w:rPr>
-          <w:rFonts w:ascii="Times New Roman" w:hAnsi="Times New Roman"/>
-          <w:b/>
-          <w:sz w:val="28"/>
-        </w:rPr>
-        <w:t xml:space="preserve">Параметр receiptText (string): </w:t>
-      </w:r>
-      <w:r>
-        <w:rPr>
-          <w:rFonts w:ascii="Times New Roman" w:hAnsi="Times New Roman"/>
-          <w:sz w:val="28"/>
-        </w:rPr>
-        <w:t>рядок чеку з переліком найменувань напоїв через кому або пробіл.</w:t>
-      </w:r>
-    </w:p>
-    <w:p>
-      <w:pPr>
-        <w:spacing w:before="20" w:after="40" w:line="360" w:lineRule="auto"/>
-        <w:ind w:left="1049" w:hanging="340"/>
-      </w:pPr>
-      <w:r>
-        <w:rPr>
-          <w:rFonts w:ascii="Times New Roman" w:hAnsi="Times New Roman"/>
-          <w:b/>
-          <w:color w:val="000000"/>
-          <w:sz w:val="28"/>
-        </w:rPr>
-        <w:lastRenderedPageBreak/>
-        <w:t xml:space="preserve">• </w:t>
-      </w:r>
-      <w:r>
-        <w:rPr>
-          <w:rFonts w:ascii="Times New Roman" w:hAnsi="Times New Roman"/>
-          <w:b/>
-          <w:sz w:val="28"/>
-        </w:rPr>
-        <w:t xml:space="preserve">Параметр drinkPrefix (string): </w:t>
-      </w:r>
-      <w:r>
-        <w:rPr>
-          <w:rFonts w:ascii="Times New Roman" w:hAnsi="Times New Roman"/>
-          <w:sz w:val="28"/>
-        </w:rPr>
-        <w:t>шукана початкова літера (порівняння без урахування регістру).</w:t>
-      </w:r>
-    </w:p>
-    <w:p>
-      <w:pPr>
-        <w:spacing w:before="20" w:after="40" w:line="360" w:lineRule="auto"/>
-        <w:ind w:left="1049" w:hanging="340"/>
-      </w:pPr>
-      <w:r>
-        <w:rPr>
-          <w:rFonts w:ascii="Times New Roman" w:hAnsi="Times New Roman"/>
-          <w:b/>
-          <w:color w:val="000000"/>
-          <w:sz w:val="28"/>
-        </w:rPr>
-        <w:t xml:space="preserve">• </w:t>
-      </w:r>
-      <w:r>
-        <w:rPr>
-          <w:rFonts w:ascii="Times New Roman" w:hAnsi="Times New Roman"/>
-          <w:b/>
-          <w:sz w:val="28"/>
-        </w:rPr>
-        <w:t xml:space="preserve">Параметр minDrinkLength (number): </w:t>
-      </w:r>
-      <w:r>
-        <w:rPr>
-          <w:rFonts w:ascii="Times New Roman" w:hAnsi="Times New Roman"/>
-          <w:sz w:val="28"/>
-        </w:rPr>
-        <w:t>мінімальна допустима довжина назви напою (minDrinkLength &gt;= 1).</w:t>
+        <w:t>= 1).</w:t>
       </w:r>
     </w:p>
     <w:p>
@@ -923,6 +1751,9 @@
           <w:p>
             <w:pPr>
               <w:spacing w:after="0"/>
+              <w:rPr>
+                <w:lang w:val="ru-RU"/>
+              </w:rPr>
             </w:pPr>
             <w:r>
               <w:rPr>
@@ -930,6 +1761,7 @@
                 <w:i/>
                 <w:color w:val="808080"/>
                 <w:sz w:val="19"/>
+                <w:lang w:val="ru-RU"/>
               </w:rPr>
               <w:t>// Функція 1: Розрахунок знижки на замовлення кави</w:t>
             </w:r>
@@ -970,8 +1802,18 @@
                 <w:color w:val="202020"/>
                 <w:sz w:val="19"/>
               </w:rPr>
-              <w:t xml:space="preserve"> calculateCoffeeDiscount(</w:t>
-            </w:r>
+              <w:t xml:space="preserve"> </w:t>
+            </w:r>
+            <w:proofErr w:type="gramStart"/>
+            <w:r>
+              <w:rPr>
+                <w:rFonts w:ascii="Consolas" w:hAnsi="Consolas"/>
+                <w:color w:val="202020"/>
+                <w:sz w:val="19"/>
+              </w:rPr>
+              <w:t>calculateCoffeeDiscount(</w:t>
+            </w:r>
+            <w:proofErr w:type="gramEnd"/>
           </w:p>
           <w:p>
             <w:pPr>
@@ -1088,12 +1930,16 @@
           <w:p>
             <w:pPr>
               <w:spacing w:after="0"/>
-            </w:pPr>
-            <w:r>
-              <w:rPr>
-                <w:rFonts w:ascii="Consolas" w:hAnsi="Consolas"/>
-                <w:color w:val="202020"/>
-                <w:sz w:val="19"/>
+              <w:rPr>
+                <w:lang w:val="ru-RU"/>
+              </w:rPr>
+            </w:pPr>
+            <w:r>
+              <w:rPr>
+                <w:rFonts w:ascii="Consolas" w:hAnsi="Consolas"/>
+                <w:color w:val="202020"/>
+                <w:sz w:val="19"/>
+                <w:lang w:val="ru-RU"/>
               </w:rPr>
               <w:t xml:space="preserve">): </w:t>
             </w:r>
@@ -1111,6 +1957,7 @@
                 <w:rFonts w:ascii="Consolas" w:hAnsi="Consolas"/>
                 <w:color w:val="202020"/>
                 <w:sz w:val="19"/>
+                <w:lang w:val="ru-RU"/>
               </w:rPr>
               <w:t xml:space="preserve"> {</w:t>
             </w:r>
@@ -1118,12 +1965,16 @@
           <w:p>
             <w:pPr>
               <w:spacing w:after="0"/>
-            </w:pPr>
-            <w:r>
-              <w:rPr>
-                <w:rFonts w:ascii="Consolas" w:hAnsi="Consolas"/>
-                <w:color w:val="202020"/>
-                <w:sz w:val="19"/>
+              <w:rPr>
+                <w:lang w:val="ru-RU"/>
+              </w:rPr>
+            </w:pPr>
+            <w:r>
+              <w:rPr>
+                <w:rFonts w:ascii="Consolas" w:hAnsi="Consolas"/>
+                <w:color w:val="202020"/>
+                <w:sz w:val="19"/>
+                <w:lang w:val="ru-RU"/>
               </w:rPr>
               <w:t xml:space="preserve">    </w:t>
             </w:r>
@@ -1133,6 +1984,7 @@
                 <w:i/>
                 <w:color w:val="808080"/>
                 <w:sz w:val="19"/>
+                <w:lang w:val="ru-RU"/>
               </w:rPr>
               <w:t>// Перевірка допустимих меж вхідних параметрів</w:t>
             </w:r>
@@ -1146,6 +1998,7 @@
                 <w:rFonts w:ascii="Consolas" w:hAnsi="Consolas"/>
                 <w:color w:val="202020"/>
                 <w:sz w:val="19"/>
+                <w:lang w:val="ru-RU"/>
               </w:rPr>
               <w:t xml:space="preserve">    </w:t>
             </w:r>
@@ -1419,24 +2272,40 @@
           <w:p>
             <w:pPr>
               <w:spacing w:after="0"/>
-            </w:pPr>
-            <w:r>
-              <w:rPr>
-                <w:rFonts w:ascii="Consolas" w:hAnsi="Consolas"/>
-                <w:color w:val="202020"/>
-                <w:sz w:val="19"/>
-              </w:rPr>
-              <w:t xml:space="preserve">    }</w:t>
-            </w:r>
-          </w:p>
-          <w:p>
-            <w:pPr>
-              <w:spacing w:after="0"/>
-            </w:pPr>
-            <w:r>
-              <w:rPr>
-                <w:rFonts w:ascii="Consolas" w:hAnsi="Consolas"/>
-                <w:sz w:val="19"/>
+              <w:rPr>
+                <w:lang w:val="ru-RU"/>
+              </w:rPr>
+            </w:pPr>
+            <w:r>
+              <w:rPr>
+                <w:rFonts w:ascii="Consolas" w:hAnsi="Consolas"/>
+                <w:color w:val="202020"/>
+                <w:sz w:val="19"/>
+              </w:rPr>
+              <w:t xml:space="preserve">    </w:t>
+            </w:r>
+            <w:r>
+              <w:rPr>
+                <w:rFonts w:ascii="Consolas" w:hAnsi="Consolas"/>
+                <w:color w:val="202020"/>
+                <w:sz w:val="19"/>
+                <w:lang w:val="ru-RU"/>
+              </w:rPr>
+              <w:t>}</w:t>
+            </w:r>
+          </w:p>
+          <w:p>
+            <w:pPr>
+              <w:spacing w:after="0"/>
+              <w:rPr>
+                <w:lang w:val="ru-RU"/>
+              </w:rPr>
+            </w:pPr>
+            <w:r>
+              <w:rPr>
+                <w:rFonts w:ascii="Consolas" w:hAnsi="Consolas"/>
+                <w:sz w:val="19"/>
+                <w:lang w:val="ru-RU"/>
               </w:rPr>
               <w:t xml:space="preserve"> </w:t>
             </w:r>
@@ -1444,12 +2313,16 @@
           <w:p>
             <w:pPr>
               <w:spacing w:after="0"/>
-            </w:pPr>
-            <w:r>
-              <w:rPr>
-                <w:rFonts w:ascii="Consolas" w:hAnsi="Consolas"/>
-                <w:color w:val="202020"/>
-                <w:sz w:val="19"/>
+              <w:rPr>
+                <w:lang w:val="ru-RU"/>
+              </w:rPr>
+            </w:pPr>
+            <w:r>
+              <w:rPr>
+                <w:rFonts w:ascii="Consolas" w:hAnsi="Consolas"/>
+                <w:color w:val="202020"/>
+                <w:sz w:val="19"/>
+                <w:lang w:val="ru-RU"/>
               </w:rPr>
               <w:t xml:space="preserve">    </w:t>
             </w:r>
@@ -1459,6 +2332,7 @@
                 <w:i/>
                 <w:color w:val="808080"/>
                 <w:sz w:val="19"/>
+                <w:lang w:val="ru-RU"/>
               </w:rPr>
               <w:t>// Знижка 15% за велике замовлення або суму</w:t>
             </w:r>
@@ -1472,6 +2346,7 @@
                 <w:rFonts w:ascii="Consolas" w:hAnsi="Consolas"/>
                 <w:color w:val="202020"/>
                 <w:sz w:val="19"/>
+                <w:lang w:val="ru-RU"/>
               </w:rPr>
               <w:t xml:space="preserve">    </w:t>
             </w:r>
@@ -1574,24 +2449,40 @@
           <w:p>
             <w:pPr>
               <w:spacing w:after="0"/>
-            </w:pPr>
-            <w:r>
-              <w:rPr>
-                <w:rFonts w:ascii="Consolas" w:hAnsi="Consolas"/>
-                <w:color w:val="202020"/>
-                <w:sz w:val="19"/>
-              </w:rPr>
-              <w:t xml:space="preserve">    }</w:t>
-            </w:r>
-          </w:p>
-          <w:p>
-            <w:pPr>
-              <w:spacing w:after="0"/>
-            </w:pPr>
-            <w:r>
-              <w:rPr>
-                <w:rFonts w:ascii="Consolas" w:hAnsi="Consolas"/>
-                <w:sz w:val="19"/>
+              <w:rPr>
+                <w:lang w:val="ru-RU"/>
+              </w:rPr>
+            </w:pPr>
+            <w:r>
+              <w:rPr>
+                <w:rFonts w:ascii="Consolas" w:hAnsi="Consolas"/>
+                <w:color w:val="202020"/>
+                <w:sz w:val="19"/>
+              </w:rPr>
+              <w:t xml:space="preserve">    </w:t>
+            </w:r>
+            <w:r>
+              <w:rPr>
+                <w:rFonts w:ascii="Consolas" w:hAnsi="Consolas"/>
+                <w:color w:val="202020"/>
+                <w:sz w:val="19"/>
+                <w:lang w:val="ru-RU"/>
+              </w:rPr>
+              <w:t>}</w:t>
+            </w:r>
+          </w:p>
+          <w:p>
+            <w:pPr>
+              <w:spacing w:after="0"/>
+              <w:rPr>
+                <w:lang w:val="ru-RU"/>
+              </w:rPr>
+            </w:pPr>
+            <w:r>
+              <w:rPr>
+                <w:rFonts w:ascii="Consolas" w:hAnsi="Consolas"/>
+                <w:sz w:val="19"/>
+                <w:lang w:val="ru-RU"/>
               </w:rPr>
               <w:t xml:space="preserve"> </w:t>
             </w:r>
@@ -1599,12 +2490,16 @@
           <w:p>
             <w:pPr>
               <w:spacing w:after="0"/>
-            </w:pPr>
-            <w:r>
-              <w:rPr>
-                <w:rFonts w:ascii="Consolas" w:hAnsi="Consolas"/>
-                <w:color w:val="202020"/>
-                <w:sz w:val="19"/>
+              <w:rPr>
+                <w:lang w:val="ru-RU"/>
+              </w:rPr>
+            </w:pPr>
+            <w:r>
+              <w:rPr>
+                <w:rFonts w:ascii="Consolas" w:hAnsi="Consolas"/>
+                <w:color w:val="202020"/>
+                <w:sz w:val="19"/>
+                <w:lang w:val="ru-RU"/>
               </w:rPr>
               <w:t xml:space="preserve">    </w:t>
             </w:r>
@@ -1614,6 +2509,7 @@
                 <w:i/>
                 <w:color w:val="808080"/>
                 <w:sz w:val="19"/>
+                <w:lang w:val="ru-RU"/>
               </w:rPr>
               <w:t>// Знижка 10% у щасливі години або від 4 чашок</w:t>
             </w:r>
@@ -1621,12 +2517,16 @@
           <w:p>
             <w:pPr>
               <w:spacing w:after="0"/>
-            </w:pPr>
-            <w:r>
-              <w:rPr>
-                <w:rFonts w:ascii="Consolas" w:hAnsi="Consolas"/>
-                <w:color w:val="202020"/>
-                <w:sz w:val="19"/>
+              <w:rPr>
+                <w:lang w:val="ru-RU"/>
+              </w:rPr>
+            </w:pPr>
+            <w:r>
+              <w:rPr>
+                <w:rFonts w:ascii="Consolas" w:hAnsi="Consolas"/>
+                <w:color w:val="202020"/>
+                <w:sz w:val="19"/>
+                <w:lang w:val="ru-RU"/>
               </w:rPr>
               <w:t xml:space="preserve">    </w:t>
             </w:r>
@@ -1644,14 +2544,50 @@
                 <w:rFonts w:ascii="Consolas" w:hAnsi="Consolas"/>
                 <w:color w:val="202020"/>
                 <w:sz w:val="19"/>
-              </w:rPr>
-              <w:t xml:space="preserve"> (isHappyHour || cupsCount &gt;= </w:t>
+                <w:lang w:val="ru-RU"/>
+              </w:rPr>
+              <w:t xml:space="preserve"> (</w:t>
+            </w:r>
+            <w:r>
+              <w:rPr>
+                <w:rFonts w:ascii="Consolas" w:hAnsi="Consolas"/>
+                <w:color w:val="202020"/>
+                <w:sz w:val="19"/>
+              </w:rPr>
+              <w:t>isHappyHour</w:t>
+            </w:r>
+            <w:r>
+              <w:rPr>
+                <w:rFonts w:ascii="Consolas" w:hAnsi="Consolas"/>
+                <w:color w:val="202020"/>
+                <w:sz w:val="19"/>
+                <w:lang w:val="ru-RU"/>
+              </w:rPr>
+              <w:t xml:space="preserve"> || </w:t>
+            </w:r>
+            <w:r>
+              <w:rPr>
+                <w:rFonts w:ascii="Consolas" w:hAnsi="Consolas"/>
+                <w:color w:val="202020"/>
+                <w:sz w:val="19"/>
+              </w:rPr>
+              <w:t>cupsCount</w:t>
+            </w:r>
+            <w:r>
+              <w:rPr>
+                <w:rFonts w:ascii="Consolas" w:hAnsi="Consolas"/>
+                <w:color w:val="202020"/>
+                <w:sz w:val="19"/>
+                <w:lang w:val="ru-RU"/>
+              </w:rPr>
+              <w:t xml:space="preserve"> &gt;= </w:t>
             </w:r>
             <w:r>
               <w:rPr>
                 <w:rFonts w:ascii="Consolas" w:hAnsi="Consolas"/>
                 <w:color w:val="1750EB"/>
                 <w:sz w:val="19"/>
+                <w:lang w:val="ru-RU"/>
               </w:rPr>
               <w:t>4</w:t>
             </w:r>
@@ -1660,6 +2596,7 @@
                 <w:rFonts w:ascii="Consolas" w:hAnsi="Consolas"/>
                 <w:color w:val="202020"/>
                 <w:sz w:val="19"/>
+                <w:lang w:val="ru-RU"/>
               </w:rPr>
               <w:t>) {</w:t>
             </w:r>
@@ -1667,12 +2604,16 @@
           <w:p>
             <w:pPr>
               <w:spacing w:after="0"/>
-            </w:pPr>
-            <w:r>
-              <w:rPr>
-                <w:rFonts w:ascii="Consolas" w:hAnsi="Consolas"/>
-                <w:color w:val="202020"/>
-                <w:sz w:val="19"/>
+              <w:rPr>
+                <w:lang w:val="ru-RU"/>
+              </w:rPr>
+            </w:pPr>
+            <w:r>
+              <w:rPr>
+                <w:rFonts w:ascii="Consolas" w:hAnsi="Consolas"/>
+                <w:color w:val="202020"/>
+                <w:sz w:val="19"/>
+                <w:lang w:val="ru-RU"/>
               </w:rPr>
               <w:t xml:space="preserve">        </w:t>
             </w:r>
@@ -1690,6 +2631,7 @@
                 <w:rFonts w:ascii="Consolas" w:hAnsi="Consolas"/>
                 <w:color w:val="202020"/>
                 <w:sz w:val="19"/>
+                <w:lang w:val="ru-RU"/>
               </w:rPr>
               <w:t xml:space="preserve"> </w:t>
             </w:r>
@@ -1698,6 +2640,7 @@
                 <w:rFonts w:ascii="Consolas" w:hAnsi="Consolas"/>
                 <w:color w:val="1750EB"/>
                 <w:sz w:val="19"/>
+                <w:lang w:val="ru-RU"/>
               </w:rPr>
               <w:t>10</w:t>
             </w:r>
@@ -1706,6 +2649,7 @@
                 <w:rFonts w:ascii="Consolas" w:hAnsi="Consolas"/>
                 <w:color w:val="202020"/>
                 <w:sz w:val="19"/>
+                <w:lang w:val="ru-RU"/>
               </w:rPr>
               <w:t>;</w:t>
             </w:r>
@@ -1713,12 +2657,16 @@
           <w:p>
             <w:pPr>
               <w:spacing w:after="0"/>
-            </w:pPr>
-            <w:r>
-              <w:rPr>
-                <w:rFonts w:ascii="Consolas" w:hAnsi="Consolas"/>
-                <w:color w:val="202020"/>
-                <w:sz w:val="19"/>
+              <w:rPr>
+                <w:lang w:val="ru-RU"/>
+              </w:rPr>
+            </w:pPr>
+            <w:r>
+              <w:rPr>
+                <w:rFonts w:ascii="Consolas" w:hAnsi="Consolas"/>
+                <w:color w:val="202020"/>
+                <w:sz w:val="19"/>
+                <w:lang w:val="ru-RU"/>
               </w:rPr>
               <w:t xml:space="preserve">    }</w:t>
             </w:r>
@@ -1726,11 +2674,15 @@
           <w:p>
             <w:pPr>
               <w:spacing w:after="0"/>
-            </w:pPr>
-            <w:r>
-              <w:rPr>
-                <w:rFonts w:ascii="Consolas" w:hAnsi="Consolas"/>
-                <w:sz w:val="19"/>
+              <w:rPr>
+                <w:lang w:val="ru-RU"/>
+              </w:rPr>
+            </w:pPr>
+            <w:r>
+              <w:rPr>
+                <w:rFonts w:ascii="Consolas" w:hAnsi="Consolas"/>
+                <w:sz w:val="19"/>
+                <w:lang w:val="ru-RU"/>
               </w:rPr>
               <w:t xml:space="preserve"> </w:t>
             </w:r>
@@ -1738,12 +2690,16 @@
           <w:p>
             <w:pPr>
               <w:spacing w:after="0"/>
-            </w:pPr>
-            <w:r>
-              <w:rPr>
-                <w:rFonts w:ascii="Consolas" w:hAnsi="Consolas"/>
-                <w:color w:val="202020"/>
-                <w:sz w:val="19"/>
+              <w:rPr>
+                <w:lang w:val="ru-RU"/>
+              </w:rPr>
+            </w:pPr>
+            <w:r>
+              <w:rPr>
+                <w:rFonts w:ascii="Consolas" w:hAnsi="Consolas"/>
+                <w:color w:val="202020"/>
+                <w:sz w:val="19"/>
+                <w:lang w:val="ru-RU"/>
               </w:rPr>
               <w:t xml:space="preserve">    </w:t>
             </w:r>
@@ -1753,6 +2709,7 @@
                 <w:i/>
                 <w:color w:val="808080"/>
                 <w:sz w:val="19"/>
+                <w:lang w:val="ru-RU"/>
               </w:rPr>
               <w:t>// Базова знижка за карткою клієнта</w:t>
             </w:r>
@@ -1760,12 +2717,16 @@
           <w:p>
             <w:pPr>
               <w:spacing w:after="0"/>
-            </w:pPr>
-            <w:r>
-              <w:rPr>
-                <w:rFonts w:ascii="Consolas" w:hAnsi="Consolas"/>
-                <w:color w:val="202020"/>
-                <w:sz w:val="19"/>
+              <w:rPr>
+                <w:lang w:val="ru-RU"/>
+              </w:rPr>
+            </w:pPr>
+            <w:r>
+              <w:rPr>
+                <w:rFonts w:ascii="Consolas" w:hAnsi="Consolas"/>
+                <w:color w:val="202020"/>
+                <w:sz w:val="19"/>
+                <w:lang w:val="ru-RU"/>
               </w:rPr>
               <w:t xml:space="preserve">    </w:t>
             </w:r>
@@ -1783,19 +2744,41 @@
                 <w:rFonts w:ascii="Consolas" w:hAnsi="Consolas"/>
                 <w:color w:val="202020"/>
                 <w:sz w:val="19"/>
-              </w:rPr>
-              <w:t xml:space="preserve"> (hasLoyaltyCard) {</w:t>
-            </w:r>
-          </w:p>
-          <w:p>
-            <w:pPr>
-              <w:spacing w:after="0"/>
-            </w:pPr>
-            <w:r>
-              <w:rPr>
-                <w:rFonts w:ascii="Consolas" w:hAnsi="Consolas"/>
-                <w:color w:val="202020"/>
-                <w:sz w:val="19"/>
+                <w:lang w:val="ru-RU"/>
+              </w:rPr>
+              <w:t xml:space="preserve"> (</w:t>
+            </w:r>
+            <w:r>
+              <w:rPr>
+                <w:rFonts w:ascii="Consolas" w:hAnsi="Consolas"/>
+                <w:color w:val="202020"/>
+                <w:sz w:val="19"/>
+              </w:rPr>
+              <w:t>hasLoyaltyCard</w:t>
+            </w:r>
+            <w:r>
+              <w:rPr>
+                <w:rFonts w:ascii="Consolas" w:hAnsi="Consolas"/>
+                <w:color w:val="202020"/>
+                <w:sz w:val="19"/>
+                <w:lang w:val="ru-RU"/>
+              </w:rPr>
+              <w:t>) {</w:t>
+            </w:r>
+          </w:p>
+          <w:p>
+            <w:pPr>
+              <w:spacing w:after="0"/>
+              <w:rPr>
+                <w:lang w:val="ru-RU"/>
+              </w:rPr>
+            </w:pPr>
+            <w:r>
+              <w:rPr>
+                <w:rFonts w:ascii="Consolas" w:hAnsi="Consolas"/>
+                <w:color w:val="202020"/>
+                <w:sz w:val="19"/>
+                <w:lang w:val="ru-RU"/>
               </w:rPr>
               <w:t xml:space="preserve">        </w:t>
             </w:r>
@@ -1813,6 +2796,7 @@
                 <w:rFonts w:ascii="Consolas" w:hAnsi="Consolas"/>
                 <w:color w:val="202020"/>
                 <w:sz w:val="19"/>
+                <w:lang w:val="ru-RU"/>
               </w:rPr>
               <w:t xml:space="preserve"> </w:t>
             </w:r>
@@ -1821,6 +2805,7 @@
                 <w:rFonts w:ascii="Consolas" w:hAnsi="Consolas"/>
                 <w:color w:val="1750EB"/>
                 <w:sz w:val="19"/>
+                <w:lang w:val="ru-RU"/>
               </w:rPr>
               <w:t>5</w:t>
             </w:r>
@@ -1829,6 +2814,7 @@
                 <w:rFonts w:ascii="Consolas" w:hAnsi="Consolas"/>
                 <w:color w:val="202020"/>
                 <w:sz w:val="19"/>
+                <w:lang w:val="ru-RU"/>
               </w:rPr>
               <w:t>;</w:t>
             </w:r>
@@ -1836,12 +2822,16 @@
           <w:p>
             <w:pPr>
               <w:spacing w:after="0"/>
-            </w:pPr>
-            <w:r>
-              <w:rPr>
-                <w:rFonts w:ascii="Consolas" w:hAnsi="Consolas"/>
-                <w:color w:val="202020"/>
-                <w:sz w:val="19"/>
+              <w:rPr>
+                <w:lang w:val="ru-RU"/>
+              </w:rPr>
+            </w:pPr>
+            <w:r>
+              <w:rPr>
+                <w:rFonts w:ascii="Consolas" w:hAnsi="Consolas"/>
+                <w:color w:val="202020"/>
+                <w:sz w:val="19"/>
+                <w:lang w:val="ru-RU"/>
               </w:rPr>
               <w:t xml:space="preserve">    }</w:t>
             </w:r>
@@ -1849,11 +2839,15 @@
           <w:p>
             <w:pPr>
               <w:spacing w:after="0"/>
-            </w:pPr>
-            <w:r>
-              <w:rPr>
-                <w:rFonts w:ascii="Consolas" w:hAnsi="Consolas"/>
-                <w:sz w:val="19"/>
+              <w:rPr>
+                <w:lang w:val="ru-RU"/>
+              </w:rPr>
+            </w:pPr>
+            <w:r>
+              <w:rPr>
+                <w:rFonts w:ascii="Consolas" w:hAnsi="Consolas"/>
+                <w:sz w:val="19"/>
+                <w:lang w:val="ru-RU"/>
               </w:rPr>
               <w:t xml:space="preserve"> </w:t>
             </w:r>
@@ -1861,12 +2855,16 @@
           <w:p>
             <w:pPr>
               <w:spacing w:after="0"/>
-            </w:pPr>
-            <w:r>
-              <w:rPr>
-                <w:rFonts w:ascii="Consolas" w:hAnsi="Consolas"/>
-                <w:color w:val="202020"/>
-                <w:sz w:val="19"/>
+              <w:rPr>
+                <w:lang w:val="ru-RU"/>
+              </w:rPr>
+            </w:pPr>
+            <w:r>
+              <w:rPr>
+                <w:rFonts w:ascii="Consolas" w:hAnsi="Consolas"/>
+                <w:color w:val="202020"/>
+                <w:sz w:val="19"/>
+                <w:lang w:val="ru-RU"/>
               </w:rPr>
               <w:t xml:space="preserve">    </w:t>
             </w:r>
@@ -1876,6 +2874,7 @@
                 <w:i/>
                 <w:color w:val="808080"/>
                 <w:sz w:val="19"/>
+                <w:lang w:val="ru-RU"/>
               </w:rPr>
               <w:t>// Замовлення без знижки</w:t>
             </w:r>
@@ -1883,12 +2882,16 @@
           <w:p>
             <w:pPr>
               <w:spacing w:after="0"/>
-            </w:pPr>
-            <w:r>
-              <w:rPr>
-                <w:rFonts w:ascii="Consolas" w:hAnsi="Consolas"/>
-                <w:color w:val="202020"/>
-                <w:sz w:val="19"/>
+              <w:rPr>
+                <w:lang w:val="ru-RU"/>
+              </w:rPr>
+            </w:pPr>
+            <w:r>
+              <w:rPr>
+                <w:rFonts w:ascii="Consolas" w:hAnsi="Consolas"/>
+                <w:color w:val="202020"/>
+                <w:sz w:val="19"/>
+                <w:lang w:val="ru-RU"/>
               </w:rPr>
               <w:t xml:space="preserve">    </w:t>
             </w:r>
@@ -1906,6 +2909,7 @@
                 <w:rFonts w:ascii="Consolas" w:hAnsi="Consolas"/>
                 <w:color w:val="202020"/>
                 <w:sz w:val="19"/>
+                <w:lang w:val="ru-RU"/>
               </w:rPr>
               <w:t xml:space="preserve"> </w:t>
             </w:r>
@@ -1914,6 +2918,7 @@
                 <w:rFonts w:ascii="Consolas" w:hAnsi="Consolas"/>
                 <w:color w:val="1750EB"/>
                 <w:sz w:val="19"/>
+                <w:lang w:val="ru-RU"/>
               </w:rPr>
               <w:t>0</w:t>
             </w:r>
@@ -1922,6 +2927,7 @@
                 <w:rFonts w:ascii="Consolas" w:hAnsi="Consolas"/>
                 <w:color w:val="202020"/>
                 <w:sz w:val="19"/>
+                <w:lang w:val="ru-RU"/>
               </w:rPr>
               <w:t>;</w:t>
             </w:r>
@@ -1929,12 +2935,16 @@
           <w:p>
             <w:pPr>
               <w:spacing w:after="0"/>
-            </w:pPr>
-            <w:r>
-              <w:rPr>
-                <w:rFonts w:ascii="Consolas" w:hAnsi="Consolas"/>
-                <w:color w:val="202020"/>
-                <w:sz w:val="19"/>
+              <w:rPr>
+                <w:lang w:val="ru-RU"/>
+              </w:rPr>
+            </w:pPr>
+            <w:r>
+              <w:rPr>
+                <w:rFonts w:ascii="Consolas" w:hAnsi="Consolas"/>
+                <w:color w:val="202020"/>
+                <w:sz w:val="19"/>
+                <w:lang w:val="ru-RU"/>
               </w:rPr>
               <w:t>}</w:t>
             </w:r>
@@ -1942,11 +2952,15 @@
           <w:p>
             <w:pPr>
               <w:spacing w:after="0"/>
-            </w:pPr>
-            <w:r>
-              <w:rPr>
-                <w:rFonts w:ascii="Consolas" w:hAnsi="Consolas"/>
-                <w:sz w:val="19"/>
+              <w:rPr>
+                <w:lang w:val="ru-RU"/>
+              </w:rPr>
+            </w:pPr>
+            <w:r>
+              <w:rPr>
+                <w:rFonts w:ascii="Consolas" w:hAnsi="Consolas"/>
+                <w:sz w:val="19"/>
+                <w:lang w:val="ru-RU"/>
               </w:rPr>
               <w:t xml:space="preserve"> </w:t>
             </w:r>
@@ -1954,6 +2968,9 @@
           <w:p>
             <w:pPr>
               <w:spacing w:after="0"/>
+              <w:rPr>
+                <w:lang w:val="ru-RU"/>
+              </w:rPr>
             </w:pPr>
             <w:r>
               <w:rPr>
@@ -1961,6 +2978,7 @@
                 <w:i/>
                 <w:color w:val="808080"/>
                 <w:sz w:val="19"/>
+                <w:lang w:val="ru-RU"/>
               </w:rPr>
               <w:lastRenderedPageBreak/>
               <w:t>// Функція 2: Підрахунок напоїв у чеку за префіксом та довжиною</w:t>
@@ -2002,8 +3020,18 @@
                 <w:color w:val="202020"/>
                 <w:sz w:val="19"/>
               </w:rPr>
-              <w:t xml:space="preserve"> countCoffeeOrderTokens(</w:t>
-            </w:r>
+              <w:t xml:space="preserve"> </w:t>
+            </w:r>
+            <w:proofErr w:type="gramStart"/>
+            <w:r>
+              <w:rPr>
+                <w:rFonts w:ascii="Consolas" w:hAnsi="Consolas"/>
+                <w:color w:val="202020"/>
+                <w:sz w:val="19"/>
+              </w:rPr>
+              <w:t>countCoffeeOrderTokens(</w:t>
+            </w:r>
+            <w:proofErr w:type="gramEnd"/>
           </w:p>
           <w:p>
             <w:pPr>
@@ -2554,7 +3582,25 @@
                 <w:color w:val="202020"/>
                 <w:sz w:val="19"/>
               </w:rPr>
-              <w:t xml:space="preserve"> (!isEnd) {</w:t>
+              <w:t xml:space="preserve"> </w:t>
+            </w:r>
+            <w:proofErr w:type="gramStart"/>
+            <w:r>
+              <w:rPr>
+                <w:rFonts w:ascii="Consolas" w:hAnsi="Consolas"/>
+                <w:color w:val="202020"/>
+                <w:sz w:val="19"/>
+              </w:rPr>
+              <w:t>(!isEnd</w:t>
+            </w:r>
+            <w:proofErr w:type="gramEnd"/>
+            <w:r>
+              <w:rPr>
+                <w:rFonts w:ascii="Consolas" w:hAnsi="Consolas"/>
+                <w:color w:val="202020"/>
+                <w:sz w:val="19"/>
+              </w:rPr>
+              <w:t>) {</w:t>
             </w:r>
           </w:p>
           <w:p>
@@ -2683,13 +3729,23 @@
               </w:rPr>
               <w:t>0</w:t>
             </w:r>
-            <w:r>
-              <w:rPr>
-                <w:rFonts w:ascii="Consolas" w:hAnsi="Consolas"/>
-                <w:color w:val="202020"/>
-                <w:sz w:val="19"/>
-              </w:rPr>
-              <w:t>].toLowerCase();</w:t>
+            <w:proofErr w:type="gramStart"/>
+            <w:r>
+              <w:rPr>
+                <w:rFonts w:ascii="Consolas" w:hAnsi="Consolas"/>
+                <w:color w:val="202020"/>
+                <w:sz w:val="19"/>
+              </w:rPr>
+              <w:t>].toLowerCase</w:t>
+            </w:r>
+            <w:proofErr w:type="gramEnd"/>
+            <w:r>
+              <w:rPr>
+                <w:rFonts w:ascii="Consolas" w:hAnsi="Consolas"/>
+                <w:color w:val="202020"/>
+                <w:sz w:val="19"/>
+              </w:rPr>
+              <w:t>();</w:t>
             </w:r>
           </w:p>
           <w:p>
@@ -2890,8 +3946,18 @@
           <w:b/>
           <w:color w:val="000000"/>
           <w:sz w:val="28"/>
-        </w:rPr>
-        <w:t>3.4. Текст розробленої програми модульних тестів мовою TypeScript</w:t>
+          <w:lang w:val="ru-RU"/>
+        </w:rPr>
+        <w:t xml:space="preserve">3.4. Текст розробленої програми модульних тестів мовою </w:t>
+      </w:r>
+      <w:r>
+        <w:rPr>
+          <w:rFonts w:ascii="Times New Roman" w:hAnsi="Times New Roman"/>
+          <w:b/>
+          <w:color w:val="000000"/>
+          <w:sz w:val="28"/>
+        </w:rPr>
+        <w:t>TypeScript</w:t>
       </w:r>
     </w:p>
     <w:tbl>
@@ -2997,7 +4063,16 @@
                 <w:color w:val="202020"/>
                 <w:sz w:val="19"/>
               </w:rPr>
-              <w:t xml:space="preserve"> { </w:t>
+              <w:t xml:space="preserve"> </w:t>
+            </w:r>
+            <w:proofErr w:type="gramStart"/>
+            <w:r>
+              <w:rPr>
+                <w:rFonts w:ascii="Consolas" w:hAnsi="Consolas"/>
+                <w:color w:val="202020"/>
+                <w:sz w:val="19"/>
+              </w:rPr>
+              <w:t xml:space="preserve">{ </w:t>
             </w:r>
             <w:r>
               <w:rPr>
@@ -3008,6 +4083,7 @@
               </w:rPr>
               <w:t>describe</w:t>
             </w:r>
+            <w:proofErr w:type="gramEnd"/>
             <w:r>
               <w:rPr>
                 <w:rFonts w:ascii="Consolas" w:hAnsi="Consolas"/>
@@ -3111,7 +4187,25 @@
                 <w:color w:val="067D17"/>
                 <w:sz w:val="19"/>
               </w:rPr>
-              <w:t>'node:assert/strict'</w:t>
+              <w:t>'</w:t>
+            </w:r>
+            <w:proofErr w:type="gramStart"/>
+            <w:r>
+              <w:rPr>
+                <w:rFonts w:ascii="Consolas" w:hAnsi="Consolas"/>
+                <w:color w:val="067D17"/>
+                <w:sz w:val="19"/>
+              </w:rPr>
+              <w:t>node:assert</w:t>
+            </w:r>
+            <w:proofErr w:type="gramEnd"/>
+            <w:r>
+              <w:rPr>
+                <w:rFonts w:ascii="Consolas" w:hAnsi="Consolas"/>
+                <w:color w:val="067D17"/>
+                <w:sz w:val="19"/>
+              </w:rPr>
+              <w:t>/strict'</w:t>
             </w:r>
             <w:r>
               <w:rPr>
@@ -3141,7 +4235,25 @@
                 <w:color w:val="202020"/>
                 <w:sz w:val="19"/>
               </w:rPr>
-              <w:t xml:space="preserve"> { calculateCoffeeDiscount, countCoffeeOrderTokens } </w:t>
+              <w:t xml:space="preserve"> </w:t>
+            </w:r>
+            <w:proofErr w:type="gramStart"/>
+            <w:r>
+              <w:rPr>
+                <w:rFonts w:ascii="Consolas" w:hAnsi="Consolas"/>
+                <w:color w:val="202020"/>
+                <w:sz w:val="19"/>
+              </w:rPr>
+              <w:t>{ calculateCoffeeDiscount</w:t>
+            </w:r>
+            <w:proofErr w:type="gramEnd"/>
+            <w:r>
+              <w:rPr>
+                <w:rFonts w:ascii="Consolas" w:hAnsi="Consolas"/>
+                <w:color w:val="202020"/>
+                <w:sz w:val="19"/>
+              </w:rPr>
+              <w:t xml:space="preserve">, countCoffeeOrderTokens } </w:t>
             </w:r>
             <w:r>
               <w:rPr>
@@ -3294,13 +4406,23 @@
               </w:rPr>
               <w:t xml:space="preserve"> </w:t>
             </w:r>
+            <w:proofErr w:type="gramStart"/>
             <w:r>
               <w:rPr>
                 <w:rFonts w:ascii="Consolas" w:hAnsi="Consolas"/>
                 <w:color w:val="067D17"/>
                 <w:sz w:val="19"/>
               </w:rPr>
-              <w:t>'./tests.ts'</w:t>
+              <w:t>'./</w:t>
+            </w:r>
+            <w:proofErr w:type="gramEnd"/>
+            <w:r>
+              <w:rPr>
+                <w:rFonts w:ascii="Consolas" w:hAnsi="Consolas"/>
+                <w:color w:val="067D17"/>
+                <w:sz w:val="19"/>
+              </w:rPr>
+              <w:t>tests.ts'</w:t>
             </w:r>
             <w:r>
               <w:rPr>
@@ -3327,6 +4449,7 @@
             <w:pPr>
               <w:spacing w:after="0"/>
             </w:pPr>
+            <w:proofErr w:type="gramStart"/>
             <w:r>
               <w:rPr>
                 <w:rFonts w:ascii="Consolas" w:hAnsi="Consolas"/>
@@ -3342,7 +4465,16 @@
                 <w:color w:val="202020"/>
                 <w:sz w:val="19"/>
               </w:rPr>
-              <w:t>(' : calculateCoffeeDiscount', () =&gt; {</w:t>
+              <w:t>(</w:t>
+            </w:r>
+            <w:proofErr w:type="gramEnd"/>
+            <w:r>
+              <w:rPr>
+                <w:rFonts w:ascii="Consolas" w:hAnsi="Consolas"/>
+                <w:color w:val="202020"/>
+                <w:sz w:val="19"/>
+              </w:rPr>
+              <w:t>' : calculateCoffeeDiscount', () =&gt; {</w:t>
             </w:r>
           </w:p>
           <w:p>
@@ -3357,6 +4489,7 @@
               </w:rPr>
               <w:t xml:space="preserve">    </w:t>
             </w:r>
+            <w:proofErr w:type="gramStart"/>
             <w:r>
               <w:rPr>
                 <w:rFonts w:ascii="Consolas" w:hAnsi="Consolas"/>
@@ -3372,7 +4505,16 @@
                 <w:color w:val="202020"/>
                 <w:sz w:val="19"/>
               </w:rPr>
-              <w:t xml:space="preserve">(' </w:t>
+              <w:t>(</w:t>
+            </w:r>
+            <w:proofErr w:type="gramEnd"/>
+            <w:r>
+              <w:rPr>
+                <w:rFonts w:ascii="Consolas" w:hAnsi="Consolas"/>
+                <w:color w:val="202020"/>
+                <w:sz w:val="19"/>
+              </w:rPr>
+              <w:t xml:space="preserve">' </w:t>
             </w:r>
             <w:r>
               <w:rPr>
@@ -3465,7 +4607,25 @@
                 <w:color w:val="202020"/>
                 <w:sz w:val="19"/>
               </w:rPr>
-              <w:t>(`[${tc.id}] ${tc.description}`, () =&gt; {</w:t>
+              <w:t>(`[${tc.id}] ${</w:t>
+            </w:r>
+            <w:proofErr w:type="gramStart"/>
+            <w:r>
+              <w:rPr>
+                <w:rFonts w:ascii="Consolas" w:hAnsi="Consolas"/>
+                <w:color w:val="202020"/>
+                <w:sz w:val="19"/>
+              </w:rPr>
+              <w:t>tc.description</w:t>
+            </w:r>
+            <w:proofErr w:type="gramEnd"/>
+            <w:r>
+              <w:rPr>
+                <w:rFonts w:ascii="Consolas" w:hAnsi="Consolas"/>
+                <w:color w:val="202020"/>
+                <w:sz w:val="19"/>
+              </w:rPr>
+              <w:t>}`, () =&gt; {</w:t>
             </w:r>
           </w:p>
           <w:p>
@@ -3495,7 +4655,25 @@
                 <w:color w:val="202020"/>
                 <w:sz w:val="19"/>
               </w:rPr>
-              <w:t xml:space="preserve"> [orderTotal, cupsCount, hasLoyaltyCard, isHappyHour] = tc.input;</w:t>
+              <w:t xml:space="preserve"> [orderTotal, cupsCount, hasLoyaltyCard, isHappyHour] = </w:t>
+            </w:r>
+            <w:proofErr w:type="gramStart"/>
+            <w:r>
+              <w:rPr>
+                <w:rFonts w:ascii="Consolas" w:hAnsi="Consolas"/>
+                <w:color w:val="202020"/>
+                <w:sz w:val="19"/>
+              </w:rPr>
+              <w:t>tc.input</w:t>
+            </w:r>
+            <w:proofErr w:type="gramEnd"/>
+            <w:r>
+              <w:rPr>
+                <w:rFonts w:ascii="Consolas" w:hAnsi="Consolas"/>
+                <w:color w:val="202020"/>
+                <w:sz w:val="19"/>
+              </w:rPr>
+              <w:t>;</w:t>
             </w:r>
           </w:p>
           <w:p>
@@ -3525,20 +4703,56 @@
                 <w:color w:val="202020"/>
                 <w:sz w:val="19"/>
               </w:rPr>
-              <w:t xml:space="preserve"> actual = calculateCoffeeDiscount(orderTotal, cupsCount, hasLoyaltyCard, isHappyHour);</w:t>
-            </w:r>
-          </w:p>
-          <w:p>
-            <w:pPr>
-              <w:spacing w:after="0"/>
-            </w:pPr>
-            <w:r>
-              <w:rPr>
-                <w:rFonts w:ascii="Consolas" w:hAnsi="Consolas"/>
-                <w:color w:val="202020"/>
-                <w:sz w:val="19"/>
-              </w:rPr>
-              <w:t xml:space="preserve">                assert.strictEqual(actual, tc.expected);</w:t>
+              <w:t xml:space="preserve"> actual = </w:t>
+            </w:r>
+            <w:proofErr w:type="gramStart"/>
+            <w:r>
+              <w:rPr>
+                <w:rFonts w:ascii="Consolas" w:hAnsi="Consolas"/>
+                <w:color w:val="202020"/>
+                <w:sz w:val="19"/>
+              </w:rPr>
+              <w:t>calculateCoffeeDiscount(</w:t>
+            </w:r>
+            <w:proofErr w:type="gramEnd"/>
+            <w:r>
+              <w:rPr>
+                <w:rFonts w:ascii="Consolas" w:hAnsi="Consolas"/>
+                <w:color w:val="202020"/>
+                <w:sz w:val="19"/>
+              </w:rPr>
+              <w:t>orderTotal, cupsCount, hasLoyaltyCard, isHappyHour);</w:t>
+            </w:r>
+          </w:p>
+          <w:p>
+            <w:pPr>
+              <w:spacing w:after="0"/>
+            </w:pPr>
+            <w:r>
+              <w:rPr>
+                <w:rFonts w:ascii="Consolas" w:hAnsi="Consolas"/>
+                <w:color w:val="202020"/>
+                <w:sz w:val="19"/>
+              </w:rPr>
+              <w:t xml:space="preserve">                </w:t>
+            </w:r>
+            <w:proofErr w:type="gramStart"/>
+            <w:r>
+              <w:rPr>
+                <w:rFonts w:ascii="Consolas" w:hAnsi="Consolas"/>
+                <w:color w:val="202020"/>
+                <w:sz w:val="19"/>
+              </w:rPr>
+              <w:t>assert.strictEqual</w:t>
+            </w:r>
+            <w:proofErr w:type="gramEnd"/>
+            <w:r>
+              <w:rPr>
+                <w:rFonts w:ascii="Consolas" w:hAnsi="Consolas"/>
+                <w:color w:val="202020"/>
+                <w:sz w:val="19"/>
+              </w:rPr>
+              <w:t>(actual, tc.expected);</w:t>
             </w:r>
           </w:p>
           <w:p>
@@ -3604,6 +4818,7 @@
               </w:rPr>
               <w:t xml:space="preserve">    </w:t>
             </w:r>
+            <w:proofErr w:type="gramStart"/>
             <w:r>
               <w:rPr>
                 <w:rFonts w:ascii="Consolas" w:hAnsi="Consolas"/>
@@ -3619,7 +4834,16 @@
                 <w:color w:val="202020"/>
                 <w:sz w:val="19"/>
               </w:rPr>
-              <w:t xml:space="preserve">(' </w:t>
+              <w:t>(</w:t>
+            </w:r>
+            <w:proofErr w:type="gramEnd"/>
+            <w:r>
+              <w:rPr>
+                <w:rFonts w:ascii="Consolas" w:hAnsi="Consolas"/>
+                <w:color w:val="202020"/>
+                <w:sz w:val="19"/>
+              </w:rPr>
+              <w:t xml:space="preserve">' </w:t>
             </w:r>
             <w:r>
               <w:rPr>
@@ -3712,7 +4936,25 @@
                 <w:color w:val="202020"/>
                 <w:sz w:val="19"/>
               </w:rPr>
-              <w:t>(`[${tc.id}] ${tc.description}`, () =&gt; {</w:t>
+              <w:t>(`[${tc.id}] ${</w:t>
+            </w:r>
+            <w:proofErr w:type="gramStart"/>
+            <w:r>
+              <w:rPr>
+                <w:rFonts w:ascii="Consolas" w:hAnsi="Consolas"/>
+                <w:color w:val="202020"/>
+                <w:sz w:val="19"/>
+              </w:rPr>
+              <w:t>tc.description</w:t>
+            </w:r>
+            <w:proofErr w:type="gramEnd"/>
+            <w:r>
+              <w:rPr>
+                <w:rFonts w:ascii="Consolas" w:hAnsi="Consolas"/>
+                <w:color w:val="202020"/>
+                <w:sz w:val="19"/>
+              </w:rPr>
+              <w:t>}`, () =&gt; {</w:t>
             </w:r>
           </w:p>
           <w:p>
@@ -3742,7 +4984,25 @@
                 <w:color w:val="202020"/>
                 <w:sz w:val="19"/>
               </w:rPr>
-              <w:t xml:space="preserve"> [orderTotal, cupsCount, hasLoyaltyCard, isHappyHour] = tc.input;</w:t>
+              <w:t xml:space="preserve"> [orderTotal, cupsCount, hasLoyaltyCard, isHappyHour] = </w:t>
+            </w:r>
+            <w:proofErr w:type="gramStart"/>
+            <w:r>
+              <w:rPr>
+                <w:rFonts w:ascii="Consolas" w:hAnsi="Consolas"/>
+                <w:color w:val="202020"/>
+                <w:sz w:val="19"/>
+              </w:rPr>
+              <w:t>tc.input</w:t>
+            </w:r>
+            <w:proofErr w:type="gramEnd"/>
+            <w:r>
+              <w:rPr>
+                <w:rFonts w:ascii="Consolas" w:hAnsi="Consolas"/>
+                <w:color w:val="202020"/>
+                <w:sz w:val="19"/>
+              </w:rPr>
+              <w:t>;</w:t>
             </w:r>
           </w:p>
           <w:p>
@@ -3772,20 +5032,56 @@
                 <w:color w:val="202020"/>
                 <w:sz w:val="19"/>
               </w:rPr>
-              <w:t xml:space="preserve"> actual = calculateCoffeeDiscount(orderTotal, cupsCount, hasLoyaltyCard, isHappyHour);</w:t>
-            </w:r>
-          </w:p>
-          <w:p>
-            <w:pPr>
-              <w:spacing w:after="0"/>
-            </w:pPr>
-            <w:r>
-              <w:rPr>
-                <w:rFonts w:ascii="Consolas" w:hAnsi="Consolas"/>
-                <w:color w:val="202020"/>
-                <w:sz w:val="19"/>
-              </w:rPr>
-              <w:t xml:space="preserve">                assert.strictEqual(actual, tc.expected);</w:t>
+              <w:t xml:space="preserve"> actual = </w:t>
+            </w:r>
+            <w:proofErr w:type="gramStart"/>
+            <w:r>
+              <w:rPr>
+                <w:rFonts w:ascii="Consolas" w:hAnsi="Consolas"/>
+                <w:color w:val="202020"/>
+                <w:sz w:val="19"/>
+              </w:rPr>
+              <w:t>calculateCoffeeDiscount(</w:t>
+            </w:r>
+            <w:proofErr w:type="gramEnd"/>
+            <w:r>
+              <w:rPr>
+                <w:rFonts w:ascii="Consolas" w:hAnsi="Consolas"/>
+                <w:color w:val="202020"/>
+                <w:sz w:val="19"/>
+              </w:rPr>
+              <w:t>orderTotal, cupsCount, hasLoyaltyCard, isHappyHour);</w:t>
+            </w:r>
+          </w:p>
+          <w:p>
+            <w:pPr>
+              <w:spacing w:after="0"/>
+            </w:pPr>
+            <w:r>
+              <w:rPr>
+                <w:rFonts w:ascii="Consolas" w:hAnsi="Consolas"/>
+                <w:color w:val="202020"/>
+                <w:sz w:val="19"/>
+              </w:rPr>
+              <w:t xml:space="preserve">                </w:t>
+            </w:r>
+            <w:proofErr w:type="gramStart"/>
+            <w:r>
+              <w:rPr>
+                <w:rFonts w:ascii="Consolas" w:hAnsi="Consolas"/>
+                <w:color w:val="202020"/>
+                <w:sz w:val="19"/>
+              </w:rPr>
+              <w:t>assert.strictEqual</w:t>
+            </w:r>
+            <w:proofErr w:type="gramEnd"/>
+            <w:r>
+              <w:rPr>
+                <w:rFonts w:ascii="Consolas" w:hAnsi="Consolas"/>
+                <w:color w:val="202020"/>
+                <w:sz w:val="19"/>
+              </w:rPr>
+              <w:t>(actual, tc.expected);</w:t>
             </w:r>
           </w:p>
           <w:p>
@@ -3851,6 +5147,7 @@
               </w:rPr>
               <w:t xml:space="preserve">    </w:t>
             </w:r>
+            <w:proofErr w:type="gramStart"/>
             <w:r>
               <w:rPr>
                 <w:rFonts w:ascii="Consolas" w:hAnsi="Consolas"/>
@@ -3866,7 +5163,16 @@
                 <w:color w:val="202020"/>
                 <w:sz w:val="19"/>
               </w:rPr>
-              <w:t xml:space="preserve">(' </w:t>
+              <w:t>(</w:t>
+            </w:r>
+            <w:proofErr w:type="gramEnd"/>
+            <w:r>
+              <w:rPr>
+                <w:rFonts w:ascii="Consolas" w:hAnsi="Consolas"/>
+                <w:color w:val="202020"/>
+                <w:sz w:val="19"/>
+              </w:rPr>
+              <w:t xml:space="preserve">' </w:t>
             </w:r>
             <w:r>
               <w:rPr>
@@ -3959,7 +5265,25 @@
                 <w:color w:val="202020"/>
                 <w:sz w:val="19"/>
               </w:rPr>
-              <w:t>(`[${tc.id}] ${tc.description}`, () =&gt; {</w:t>
+              <w:t>(`[${tc.id}] ${</w:t>
+            </w:r>
+            <w:proofErr w:type="gramStart"/>
+            <w:r>
+              <w:rPr>
+                <w:rFonts w:ascii="Consolas" w:hAnsi="Consolas"/>
+                <w:color w:val="202020"/>
+                <w:sz w:val="19"/>
+              </w:rPr>
+              <w:t>tc.description</w:t>
+            </w:r>
+            <w:proofErr w:type="gramEnd"/>
+            <w:r>
+              <w:rPr>
+                <w:rFonts w:ascii="Consolas" w:hAnsi="Consolas"/>
+                <w:color w:val="202020"/>
+                <w:sz w:val="19"/>
+              </w:rPr>
+              <w:t>}`, () =&gt; {</w:t>
             </w:r>
           </w:p>
           <w:p>
@@ -3989,7 +5313,25 @@
                 <w:color w:val="202020"/>
                 <w:sz w:val="19"/>
               </w:rPr>
-              <w:t xml:space="preserve"> [orderTotal, cupsCount, hasLoyaltyCard, isHappyHour] = tc.input;</w:t>
+              <w:t xml:space="preserve"> [orderTotal, cupsCount, hasLoyaltyCard, isHappyHour] = </w:t>
+            </w:r>
+            <w:proofErr w:type="gramStart"/>
+            <w:r>
+              <w:rPr>
+                <w:rFonts w:ascii="Consolas" w:hAnsi="Consolas"/>
+                <w:color w:val="202020"/>
+                <w:sz w:val="19"/>
+              </w:rPr>
+              <w:t>tc.input</w:t>
+            </w:r>
+            <w:proofErr w:type="gramEnd"/>
+            <w:r>
+              <w:rPr>
+                <w:rFonts w:ascii="Consolas" w:hAnsi="Consolas"/>
+                <w:color w:val="202020"/>
+                <w:sz w:val="19"/>
+              </w:rPr>
+              <w:t>;</w:t>
             </w:r>
           </w:p>
           <w:p>
@@ -4019,20 +5361,56 @@
                 <w:color w:val="202020"/>
                 <w:sz w:val="19"/>
               </w:rPr>
-              <w:t xml:space="preserve"> actual = calculateCoffeeDiscount(orderTotal, cupsCount, hasLoyaltyCard, isHappyHour);</w:t>
-            </w:r>
-          </w:p>
-          <w:p>
-            <w:pPr>
-              <w:spacing w:after="0"/>
-            </w:pPr>
-            <w:r>
-              <w:rPr>
-                <w:rFonts w:ascii="Consolas" w:hAnsi="Consolas"/>
-                <w:color w:val="202020"/>
-                <w:sz w:val="19"/>
-              </w:rPr>
-              <w:t xml:space="preserve">                assert.strictEqual(actual, tc.expected);</w:t>
+              <w:t xml:space="preserve"> actual = </w:t>
+            </w:r>
+            <w:proofErr w:type="gramStart"/>
+            <w:r>
+              <w:rPr>
+                <w:rFonts w:ascii="Consolas" w:hAnsi="Consolas"/>
+                <w:color w:val="202020"/>
+                <w:sz w:val="19"/>
+              </w:rPr>
+              <w:t>calculateCoffeeDiscount(</w:t>
+            </w:r>
+            <w:proofErr w:type="gramEnd"/>
+            <w:r>
+              <w:rPr>
+                <w:rFonts w:ascii="Consolas" w:hAnsi="Consolas"/>
+                <w:color w:val="202020"/>
+                <w:sz w:val="19"/>
+              </w:rPr>
+              <w:t>orderTotal, cupsCount, hasLoyaltyCard, isHappyHour);</w:t>
+            </w:r>
+          </w:p>
+          <w:p>
+            <w:pPr>
+              <w:spacing w:after="0"/>
+            </w:pPr>
+            <w:r>
+              <w:rPr>
+                <w:rFonts w:ascii="Consolas" w:hAnsi="Consolas"/>
+                <w:color w:val="202020"/>
+                <w:sz w:val="19"/>
+              </w:rPr>
+              <w:t xml:space="preserve">                </w:t>
+            </w:r>
+            <w:proofErr w:type="gramStart"/>
+            <w:r>
+              <w:rPr>
+                <w:rFonts w:ascii="Consolas" w:hAnsi="Consolas"/>
+                <w:color w:val="202020"/>
+                <w:sz w:val="19"/>
+              </w:rPr>
+              <w:t>assert.strictEqual</w:t>
+            </w:r>
+            <w:proofErr w:type="gramEnd"/>
+            <w:r>
+              <w:rPr>
+                <w:rFonts w:ascii="Consolas" w:hAnsi="Consolas"/>
+                <w:color w:val="202020"/>
+                <w:sz w:val="19"/>
+              </w:rPr>
+              <w:t>(actual, tc.expected);</w:t>
             </w:r>
           </w:p>
           <w:p>
@@ -4098,6 +5476,7 @@
               </w:rPr>
               <w:t xml:space="preserve">    </w:t>
             </w:r>
+            <w:proofErr w:type="gramStart"/>
             <w:r>
               <w:rPr>
                 <w:rFonts w:ascii="Consolas" w:hAnsi="Consolas"/>
@@ -4113,7 +5492,16 @@
                 <w:color w:val="202020"/>
                 <w:sz w:val="19"/>
               </w:rPr>
-              <w:t xml:space="preserve">(' </w:t>
+              <w:t>(</w:t>
+            </w:r>
+            <w:proofErr w:type="gramEnd"/>
+            <w:r>
+              <w:rPr>
+                <w:rFonts w:ascii="Consolas" w:hAnsi="Consolas"/>
+                <w:color w:val="202020"/>
+                <w:sz w:val="19"/>
+              </w:rPr>
+              <w:t xml:space="preserve">' </w:t>
             </w:r>
             <w:r>
               <w:rPr>
@@ -4206,7 +5594,25 @@
                 <w:color w:val="202020"/>
                 <w:sz w:val="19"/>
               </w:rPr>
-              <w:t>(`[${tc.id}] ${tc.description}`, () =&gt; {</w:t>
+              <w:t>(`[${tc.id}] ${</w:t>
+            </w:r>
+            <w:proofErr w:type="gramStart"/>
+            <w:r>
+              <w:rPr>
+                <w:rFonts w:ascii="Consolas" w:hAnsi="Consolas"/>
+                <w:color w:val="202020"/>
+                <w:sz w:val="19"/>
+              </w:rPr>
+              <w:t>tc.description</w:t>
+            </w:r>
+            <w:proofErr w:type="gramEnd"/>
+            <w:r>
+              <w:rPr>
+                <w:rFonts w:ascii="Consolas" w:hAnsi="Consolas"/>
+                <w:color w:val="202020"/>
+                <w:sz w:val="19"/>
+              </w:rPr>
+              <w:t>}`, () =&gt; {</w:t>
             </w:r>
           </w:p>
           <w:p>
@@ -4236,7 +5642,25 @@
                 <w:color w:val="202020"/>
                 <w:sz w:val="19"/>
               </w:rPr>
-              <w:t xml:space="preserve"> [orderTotal, cupsCount, hasLoyaltyCard, isHappyHour] = tc.input;</w:t>
+              <w:t xml:space="preserve"> [orderTotal, cupsCount, hasLoyaltyCard, isHappyHour] = </w:t>
+            </w:r>
+            <w:proofErr w:type="gramStart"/>
+            <w:r>
+              <w:rPr>
+                <w:rFonts w:ascii="Consolas" w:hAnsi="Consolas"/>
+                <w:color w:val="202020"/>
+                <w:sz w:val="19"/>
+              </w:rPr>
+              <w:t>tc.input</w:t>
+            </w:r>
+            <w:proofErr w:type="gramEnd"/>
+            <w:r>
+              <w:rPr>
+                <w:rFonts w:ascii="Consolas" w:hAnsi="Consolas"/>
+                <w:color w:val="202020"/>
+                <w:sz w:val="19"/>
+              </w:rPr>
+              <w:t>;</w:t>
             </w:r>
           </w:p>
           <w:p>
@@ -4266,20 +5690,56 @@
                 <w:color w:val="202020"/>
                 <w:sz w:val="19"/>
               </w:rPr>
-              <w:t xml:space="preserve"> actual = calculateCoffeeDiscount(orderTotal, cupsCount, hasLoyaltyCard, isHappyHour);</w:t>
-            </w:r>
-          </w:p>
-          <w:p>
-            <w:pPr>
-              <w:spacing w:after="0"/>
-            </w:pPr>
-            <w:r>
-              <w:rPr>
-                <w:rFonts w:ascii="Consolas" w:hAnsi="Consolas"/>
-                <w:color w:val="202020"/>
-                <w:sz w:val="19"/>
-              </w:rPr>
-              <w:t xml:space="preserve">                assert.strictEqual(actual, tc.expected);</w:t>
+              <w:t xml:space="preserve"> actual = </w:t>
+            </w:r>
+            <w:proofErr w:type="gramStart"/>
+            <w:r>
+              <w:rPr>
+                <w:rFonts w:ascii="Consolas" w:hAnsi="Consolas"/>
+                <w:color w:val="202020"/>
+                <w:sz w:val="19"/>
+              </w:rPr>
+              <w:t>calculateCoffeeDiscount(</w:t>
+            </w:r>
+            <w:proofErr w:type="gramEnd"/>
+            <w:r>
+              <w:rPr>
+                <w:rFonts w:ascii="Consolas" w:hAnsi="Consolas"/>
+                <w:color w:val="202020"/>
+                <w:sz w:val="19"/>
+              </w:rPr>
+              <w:t>orderTotal, cupsCount, hasLoyaltyCard, isHappyHour);</w:t>
+            </w:r>
+          </w:p>
+          <w:p>
+            <w:pPr>
+              <w:spacing w:after="0"/>
+            </w:pPr>
+            <w:r>
+              <w:rPr>
+                <w:rFonts w:ascii="Consolas" w:hAnsi="Consolas"/>
+                <w:color w:val="202020"/>
+                <w:sz w:val="19"/>
+              </w:rPr>
+              <w:t xml:space="preserve">                </w:t>
+            </w:r>
+            <w:proofErr w:type="gramStart"/>
+            <w:r>
+              <w:rPr>
+                <w:rFonts w:ascii="Consolas" w:hAnsi="Consolas"/>
+                <w:color w:val="202020"/>
+                <w:sz w:val="19"/>
+              </w:rPr>
+              <w:t>assert.strictEqual</w:t>
+            </w:r>
+            <w:proofErr w:type="gramEnd"/>
+            <w:r>
+              <w:rPr>
+                <w:rFonts w:ascii="Consolas" w:hAnsi="Consolas"/>
+                <w:color w:val="202020"/>
+                <w:sz w:val="19"/>
+              </w:rPr>
+              <w:t>(actual, tc.expected);</w:t>
             </w:r>
           </w:p>
           <w:p>
@@ -4350,6 +5810,7 @@
             <w:pPr>
               <w:spacing w:after="0"/>
             </w:pPr>
+            <w:proofErr w:type="gramStart"/>
             <w:r>
               <w:rPr>
                 <w:rFonts w:ascii="Consolas" w:hAnsi="Consolas"/>
@@ -4365,7 +5826,16 @@
                 <w:color w:val="202020"/>
                 <w:sz w:val="19"/>
               </w:rPr>
-              <w:t>(' : countCoffeeOrderTokens', () =&gt; {</w:t>
+              <w:t>(</w:t>
+            </w:r>
+            <w:proofErr w:type="gramEnd"/>
+            <w:r>
+              <w:rPr>
+                <w:rFonts w:ascii="Consolas" w:hAnsi="Consolas"/>
+                <w:color w:val="202020"/>
+                <w:sz w:val="19"/>
+              </w:rPr>
+              <w:t>' : countCoffeeOrderTokens', () =&gt; {</w:t>
             </w:r>
           </w:p>
           <w:p>
@@ -4443,7 +5913,25 @@
                 <w:color w:val="202020"/>
                 <w:sz w:val="19"/>
               </w:rPr>
-              <w:t>(`[${tc.id}] ${tc.description}`, () =&gt; {</w:t>
+              <w:t>(`[${tc.id}] ${</w:t>
+            </w:r>
+            <w:proofErr w:type="gramStart"/>
+            <w:r>
+              <w:rPr>
+                <w:rFonts w:ascii="Consolas" w:hAnsi="Consolas"/>
+                <w:color w:val="202020"/>
+                <w:sz w:val="19"/>
+              </w:rPr>
+              <w:t>tc.description</w:t>
+            </w:r>
+            <w:proofErr w:type="gramEnd"/>
+            <w:r>
+              <w:rPr>
+                <w:rFonts w:ascii="Consolas" w:hAnsi="Consolas"/>
+                <w:color w:val="202020"/>
+                <w:sz w:val="19"/>
+              </w:rPr>
+              <w:t>}`, () =&gt; {</w:t>
             </w:r>
           </w:p>
           <w:p>
@@ -4473,20 +5961,56 @@
                 <w:color w:val="202020"/>
                 <w:sz w:val="19"/>
               </w:rPr>
-              <w:t xml:space="preserve"> actual = countCoffeeOrderTokens(tc.receipt, tc.prefix, tc.minLen);</w:t>
-            </w:r>
-          </w:p>
-          <w:p>
-            <w:pPr>
-              <w:spacing w:after="0"/>
-            </w:pPr>
-            <w:r>
-              <w:rPr>
-                <w:rFonts w:ascii="Consolas" w:hAnsi="Consolas"/>
-                <w:color w:val="202020"/>
-                <w:sz w:val="19"/>
-              </w:rPr>
-              <w:t xml:space="preserve">            assert.strictEqual(actual, tc.expected);</w:t>
+              <w:t xml:space="preserve"> actual = </w:t>
+            </w:r>
+            <w:proofErr w:type="gramStart"/>
+            <w:r>
+              <w:rPr>
+                <w:rFonts w:ascii="Consolas" w:hAnsi="Consolas"/>
+                <w:color w:val="202020"/>
+                <w:sz w:val="19"/>
+              </w:rPr>
+              <w:t>countCoffeeOrderTokens(</w:t>
+            </w:r>
+            <w:proofErr w:type="gramEnd"/>
+            <w:r>
+              <w:rPr>
+                <w:rFonts w:ascii="Consolas" w:hAnsi="Consolas"/>
+                <w:color w:val="202020"/>
+                <w:sz w:val="19"/>
+              </w:rPr>
+              <w:t>tc.receipt, tc.prefix, tc.minLen);</w:t>
+            </w:r>
+          </w:p>
+          <w:p>
+            <w:pPr>
+              <w:spacing w:after="0"/>
+            </w:pPr>
+            <w:r>
+              <w:rPr>
+                <w:rFonts w:ascii="Consolas" w:hAnsi="Consolas"/>
+                <w:color w:val="202020"/>
+                <w:sz w:val="19"/>
+              </w:rPr>
+              <w:t xml:space="preserve">            </w:t>
+            </w:r>
+            <w:proofErr w:type="gramStart"/>
+            <w:r>
+              <w:rPr>
+                <w:rFonts w:ascii="Consolas" w:hAnsi="Consolas"/>
+                <w:color w:val="202020"/>
+                <w:sz w:val="19"/>
+              </w:rPr>
+              <w:t>assert.strictEqual</w:t>
+            </w:r>
+            <w:proofErr w:type="gramEnd"/>
+            <w:r>
+              <w:rPr>
+                <w:rFonts w:ascii="Consolas" w:hAnsi="Consolas"/>
+                <w:color w:val="202020"/>
+                <w:sz w:val="19"/>
+              </w:rPr>
+              <w:t>(actual, tc.expected);</w:t>
             </w:r>
           </w:p>
           <w:p>
@@ -4540,6 +6064,9 @@
       <w:pPr>
         <w:keepNext/>
         <w:spacing w:before="480" w:after="240" w:line="240" w:lineRule="auto"/>
+        <w:rPr>
+          <w:lang w:val="ru-RU"/>
+        </w:rPr>
       </w:pPr>
       <w:r>
         <w:rPr>
@@ -4547,6 +6074,7 @@
           <w:b/>
           <w:color w:val="000000"/>
           <w:sz w:val="28"/>
+          <w:lang w:val="ru-RU"/>
         </w:rPr>
         <w:t>4. РОЗРОБЛЕНІ ТЕСТИ ТА МЕТОДИ ЧОРНОЇ СКРИНЬКИ</w:t>
       </w:r>
@@ -4555,6 +6083,9 @@
       <w:pPr>
         <w:keepNext/>
         <w:spacing w:before="280" w:after="120" w:line="240" w:lineRule="auto"/>
+        <w:rPr>
+          <w:lang w:val="ru-RU"/>
+        </w:rPr>
       </w:pPr>
       <w:r>
         <w:rPr>
@@ -4562,6 +6093,7 @@
           <w:b/>
           <w:color w:val="000000"/>
           <w:sz w:val="28"/>
+          <w:lang w:val="ru-RU"/>
         </w:rPr>
         <w:t>4.1. Метод 1: Еквівалентне розбиття</w:t>
       </w:r>
@@ -4576,8 +6108,16 @@
         <w:rPr>
           <w:rFonts w:ascii="Times New Roman" w:hAnsi="Times New Roman"/>
           <w:sz w:val="28"/>
-        </w:rPr>
-        <w:t>Вхідний простір значень розбито на класи еквівалентності. З кожного класу обрано одного представника. Невалідні класи перевіряються в окремих тестах.</w:t>
+          <w:lang w:val="ru-RU"/>
+        </w:rPr>
+        <w:t xml:space="preserve">Вхідний простір значень розбито на класи еквівалентності. З кожного класу обрано одного представника. </w:t>
+      </w:r>
+      <w:r>
+        <w:rPr>
+          <w:rFonts w:ascii="Times New Roman" w:hAnsi="Times New Roman"/>
+          <w:sz w:val="28"/>
+        </w:rPr>
+        <w:t>Невалідні класи перевіряються в окремих тестах.</w:t>
       </w:r>
     </w:p>
     <w:tbl>
@@ -6157,6 +7697,9 @@
       <w:pPr>
         <w:spacing w:before="80"/>
         <w:jc w:val="center"/>
+        <w:rPr>
+          <w:lang w:val="ru-RU"/>
+        </w:rPr>
       </w:pPr>
       <w:r>
         <w:rPr>
@@ -6164,6 +7707,7 @@
           <w:i/>
           <w:color w:val="444444"/>
           <w:sz w:val="24"/>
+          <w:lang w:val="ru-RU"/>
         </w:rPr>
         <w:t>Таблиця 2. Тестові набори методу еквівалентного розбиття</w:t>
       </w:r>
@@ -6172,6 +7716,9 @@
       <w:pPr>
         <w:keepNext/>
         <w:spacing w:before="280" w:after="120" w:line="240" w:lineRule="auto"/>
+        <w:rPr>
+          <w:lang w:val="ru-RU"/>
+        </w:rPr>
       </w:pPr>
       <w:r>
         <w:rPr>
@@ -6179,6 +7726,7 @@
           <w:b/>
           <w:color w:val="000000"/>
           <w:sz w:val="28"/>
+          <w:lang w:val="ru-RU"/>
         </w:rPr>
         <w:t>4.2. Метод 2: Аналіз граничних значень</w:t>
       </w:r>
@@ -6188,11 +7736,15 @@
         <w:spacing w:after="80" w:line="360" w:lineRule="auto"/>
         <w:ind w:firstLine="709"/>
         <w:jc w:val="both"/>
+        <w:rPr>
+          <w:lang w:val="ru-RU"/>
+        </w:rPr>
       </w:pPr>
       <w:r>
         <w:rPr>
           <w:rFonts w:ascii="Times New Roman" w:hAnsi="Times New Roman"/>
           <w:sz w:val="28"/>
+          <w:lang w:val="ru-RU"/>
         </w:rPr>
         <w:t>Для кожної межі досліджено значення на самій межі та на відстані +/- 1 від неї для перевірки операторів порівняння.</w:t>
       </w:r>
@@ -8100,6 +9652,7 @@
                 <w:b/>
                 <w:sz w:val="21"/>
               </w:rPr>
+              <w:lastRenderedPageBreak/>
               <w:t>BVA.15</w:t>
             </w:r>
           </w:p>
@@ -8169,15 +9722,7 @@
                 <w:rFonts w:ascii="Times New Roman" w:hAnsi="Times New Roman"/>
                 <w:sz w:val="21"/>
               </w:rPr>
-              <w:t xml:space="preserve">Перед порогом 10% </w:t>
-            </w:r>
-            <w:r>
-              <w:rPr>
-                <w:rFonts w:ascii="Times New Roman" w:hAnsi="Times New Roman"/>
-                <w:sz w:val="21"/>
-              </w:rPr>
-              <w:lastRenderedPageBreak/>
-              <w:t>знижки</w:t>
+              <w:t>Перед порогом 10% знижки</w:t>
             </w:r>
           </w:p>
         </w:tc>
@@ -8201,7 +9746,6 @@
                 <w:rFonts w:ascii="Times New Roman" w:hAnsi="Times New Roman"/>
                 <w:sz w:val="21"/>
               </w:rPr>
-              <w:lastRenderedPageBreak/>
               <w:t>0</w:t>
             </w:r>
           </w:p>
@@ -8719,6 +10263,9 @@
       <w:pPr>
         <w:keepNext/>
         <w:spacing w:before="280" w:after="120" w:line="240" w:lineRule="auto"/>
+        <w:rPr>
+          <w:lang w:val="ru-RU"/>
+        </w:rPr>
       </w:pPr>
       <w:r>
         <w:rPr>
@@ -8726,6 +10273,7 @@
           <w:b/>
           <w:color w:val="000000"/>
           <w:sz w:val="28"/>
+          <w:lang w:val="ru-RU"/>
         </w:rPr>
         <w:t>4.3. Метод 3: Припущення про помилку</w:t>
       </w:r>
@@ -8735,11 +10283,15 @@
         <w:spacing w:after="80" w:line="360" w:lineRule="auto"/>
         <w:ind w:firstLine="709"/>
         <w:jc w:val="both"/>
+        <w:rPr>
+          <w:lang w:val="ru-RU"/>
+        </w:rPr>
       </w:pPr>
       <w:r>
         <w:rPr>
           <w:rFonts w:ascii="Times New Roman" w:hAnsi="Times New Roman"/>
           <w:sz w:val="28"/>
+          <w:lang w:val="ru-RU"/>
         </w:rPr>
         <w:t>Сформовано гіпотези щодо потенційних нестандартних дій користувачів та граничних помилок введення.</w:t>
       </w:r>
@@ -8910,10 +10462,14 @@
           <w:p>
             <w:pPr>
               <w:spacing w:after="0"/>
-            </w:pPr>
-            <w:r>
-              <w:rPr>
-                <w:rFonts w:ascii="Times New Roman" w:hAnsi="Times New Roman"/>
+              <w:rPr>
+                <w:lang w:val="ru-RU"/>
+              </w:rPr>
+            </w:pPr>
+            <w:r>
+              <w:rPr>
+                <w:rFonts w:ascii="Times New Roman" w:hAnsi="Times New Roman"/>
+                <w:lang w:val="ru-RU"/>
               </w:rPr>
               <w:t>Від'ємна сума при наявності карти та валідних чашках</w:t>
             </w:r>
@@ -9005,10 +10561,14 @@
           <w:p>
             <w:pPr>
               <w:spacing w:after="0"/>
-            </w:pPr>
-            <w:r>
-              <w:rPr>
-                <w:rFonts w:ascii="Times New Roman" w:hAnsi="Times New Roman"/>
+              <w:rPr>
+                <w:lang w:val="ru-RU"/>
+              </w:rPr>
+            </w:pPr>
+            <w:r>
+              <w:rPr>
+                <w:rFonts w:ascii="Times New Roman" w:hAnsi="Times New Roman"/>
+                <w:lang w:val="ru-RU"/>
               </w:rPr>
               <w:t>Дробова невалідна сума поза максимумом (5000.01)</w:t>
             </w:r>
@@ -9100,10 +10660,14 @@
           <w:p>
             <w:pPr>
               <w:spacing w:after="0"/>
-            </w:pPr>
-            <w:r>
-              <w:rPr>
-                <w:rFonts w:ascii="Times New Roman" w:hAnsi="Times New Roman"/>
+              <w:rPr>
+                <w:lang w:val="ru-RU"/>
+              </w:rPr>
+            </w:pPr>
+            <w:r>
+              <w:rPr>
+                <w:rFonts w:ascii="Times New Roman" w:hAnsi="Times New Roman"/>
+                <w:lang w:val="ru-RU"/>
               </w:rPr>
               <w:t>Нульова кількість чашок при великій сумі чеку</w:t>
             </w:r>
@@ -9290,10 +10854,14 @@
           <w:p>
             <w:pPr>
               <w:spacing w:after="0"/>
-            </w:pPr>
-            <w:r>
-              <w:rPr>
-                <w:rFonts w:ascii="Times New Roman" w:hAnsi="Times New Roman"/>
+              <w:rPr>
+                <w:lang w:val="ru-RU"/>
+              </w:rPr>
+            </w:pPr>
+            <w:r>
+              <w:rPr>
+                <w:rFonts w:ascii="Times New Roman" w:hAnsi="Times New Roman"/>
+                <w:lang w:val="ru-RU"/>
               </w:rPr>
               <w:t>Мінімальне валідне замовлення (1 грн, 1 чашка)</w:t>
             </w:r>
@@ -9349,6 +10917,9 @@
       <w:pPr>
         <w:spacing w:before="80"/>
         <w:jc w:val="center"/>
+        <w:rPr>
+          <w:lang w:val="ru-RU"/>
+        </w:rPr>
       </w:pPr>
       <w:r>
         <w:rPr>
@@ -9356,6 +10927,7 @@
           <w:i/>
           <w:color w:val="444444"/>
           <w:sz w:val="24"/>
+          <w:lang w:val="ru-RU"/>
         </w:rPr>
         <w:t>Таблиця 4. Тестові набори методу припущення про помилку</w:t>
       </w:r>
@@ -9364,6 +10936,9 @@
       <w:pPr>
         <w:keepNext/>
         <w:spacing w:before="280" w:after="120" w:line="240" w:lineRule="auto"/>
+        <w:rPr>
+          <w:lang w:val="ru-RU"/>
+        </w:rPr>
       </w:pPr>
       <w:r>
         <w:rPr>
@@ -9371,6 +10946,7 @@
           <w:b/>
           <w:color w:val="000000"/>
           <w:sz w:val="28"/>
+          <w:lang w:val="ru-RU"/>
         </w:rPr>
         <w:t>4.4. Метод 4: Функціональні діаграми (причинно-наслідковий аналіз)</w:t>
       </w:r>
@@ -9380,19 +10956,88 @@
         <w:spacing w:after="80" w:line="360" w:lineRule="auto"/>
         <w:ind w:firstLine="709"/>
         <w:jc w:val="both"/>
+        <w:rPr>
+          <w:lang w:val="ru-RU"/>
+        </w:rPr>
       </w:pPr>
       <w:r>
         <w:rPr>
           <w:rFonts w:ascii="Times New Roman" w:hAnsi="Times New Roman"/>
           <w:sz w:val="28"/>
-        </w:rPr>
-        <w:t>Виділено вхідні причини (C1..C6) та вихідні наслідки (E1..E5) розрахунку знижки кав'ярні:</w:t>
+          <w:lang w:val="ru-RU"/>
+        </w:rPr>
+        <w:t>Виділено вхідні причини (</w:t>
+      </w:r>
+      <w:r>
+        <w:rPr>
+          <w:rFonts w:ascii="Times New Roman" w:hAnsi="Times New Roman"/>
+          <w:sz w:val="28"/>
+        </w:rPr>
+        <w:t>C</w:t>
+      </w:r>
+      <w:proofErr w:type="gramStart"/>
+      <w:r>
+        <w:rPr>
+          <w:rFonts w:ascii="Times New Roman" w:hAnsi="Times New Roman"/>
+          <w:sz w:val="28"/>
+          <w:lang w:val="ru-RU"/>
+        </w:rPr>
+        <w:t>1..</w:t>
+      </w:r>
+      <w:proofErr w:type="gramEnd"/>
+      <w:r>
+        <w:rPr>
+          <w:rFonts w:ascii="Times New Roman" w:hAnsi="Times New Roman"/>
+          <w:sz w:val="28"/>
+        </w:rPr>
+        <w:t>C</w:t>
+      </w:r>
+      <w:r>
+        <w:rPr>
+          <w:rFonts w:ascii="Times New Roman" w:hAnsi="Times New Roman"/>
+          <w:sz w:val="28"/>
+          <w:lang w:val="ru-RU"/>
+        </w:rPr>
+        <w:t>6) та вихідні наслідки (</w:t>
+      </w:r>
+      <w:r>
+        <w:rPr>
+          <w:rFonts w:ascii="Times New Roman" w:hAnsi="Times New Roman"/>
+          <w:sz w:val="28"/>
+        </w:rPr>
+        <w:t>E</w:t>
+      </w:r>
+      <w:r>
+        <w:rPr>
+          <w:rFonts w:ascii="Times New Roman" w:hAnsi="Times New Roman"/>
+          <w:sz w:val="28"/>
+          <w:lang w:val="ru-RU"/>
+        </w:rPr>
+        <w:t>1..</w:t>
+      </w:r>
+      <w:r>
+        <w:rPr>
+          <w:rFonts w:ascii="Times New Roman" w:hAnsi="Times New Roman"/>
+          <w:sz w:val="28"/>
+        </w:rPr>
+        <w:t>E</w:t>
+      </w:r>
+      <w:r>
+        <w:rPr>
+          <w:rFonts w:ascii="Times New Roman" w:hAnsi="Times New Roman"/>
+          <w:sz w:val="28"/>
+          <w:lang w:val="ru-RU"/>
+        </w:rPr>
+        <w:t>5) розрахунку знижки кав'ярні:</w:t>
       </w:r>
     </w:p>
     <w:p>
       <w:pPr>
         <w:spacing w:before="20" w:after="40" w:line="360" w:lineRule="auto"/>
         <w:ind w:left="1049" w:hanging="340"/>
+        <w:rPr>
+          <w:lang w:val="ru-RU"/>
+        </w:rPr>
       </w:pPr>
       <w:r>
         <w:rPr>
@@ -9400,7 +11045,9 @@
           <w:b/>
           <w:color w:val="000000"/>
           <w:sz w:val="28"/>
-        </w:rPr>
+          <w:lang w:val="ru-RU"/>
+        </w:rPr>
+        <w:lastRenderedPageBreak/>
         <w:t xml:space="preserve">• </w:t>
       </w:r>
       <w:r>
@@ -9408,6 +11055,7 @@
           <w:rFonts w:ascii="Times New Roman" w:hAnsi="Times New Roman"/>
           <w:b/>
           <w:sz w:val="28"/>
+          <w:lang w:val="ru-RU"/>
         </w:rPr>
         <w:t xml:space="preserve">Вхідні причини: </w:t>
       </w:r>
@@ -9416,21 +11064,117 @@
           <w:rFonts w:ascii="Times New Roman" w:hAnsi="Times New Roman"/>
           <w:sz w:val="28"/>
         </w:rPr>
-        <w:t xml:space="preserve">C1 — наявна картка постійного клієнта; C2 — замовлення у щасливі години; C3 — сума чеку &gt;= 300 грн; C4 — </w:t>
+        <w:t>C</w:t>
       </w:r>
       <w:r>
         <w:rPr>
           <w:rFonts w:ascii="Times New Roman" w:hAnsi="Times New Roman"/>
           <w:sz w:val="28"/>
-        </w:rPr>
-        <w:lastRenderedPageBreak/>
-        <w:t>замовлено &gt;= 5 чашок; C5 — сума чеку &gt;= 400 грн; C6 — замовлено &gt;= 4 чашок.</w:t>
+          <w:lang w:val="ru-RU"/>
+        </w:rPr>
+        <w:t xml:space="preserve">1 — наявна картка постійного клієнта; </w:t>
+      </w:r>
+      <w:r>
+        <w:rPr>
+          <w:rFonts w:ascii="Times New Roman" w:hAnsi="Times New Roman"/>
+          <w:sz w:val="28"/>
+        </w:rPr>
+        <w:t>C</w:t>
+      </w:r>
+      <w:r>
+        <w:rPr>
+          <w:rFonts w:ascii="Times New Roman" w:hAnsi="Times New Roman"/>
+          <w:sz w:val="28"/>
+          <w:lang w:val="ru-RU"/>
+        </w:rPr>
+        <w:t xml:space="preserve">2 — замовлення у щасливі години; </w:t>
+      </w:r>
+      <w:r>
+        <w:rPr>
+          <w:rFonts w:ascii="Times New Roman" w:hAnsi="Times New Roman"/>
+          <w:sz w:val="28"/>
+        </w:rPr>
+        <w:t>C</w:t>
+      </w:r>
+      <w:r>
+        <w:rPr>
+          <w:rFonts w:ascii="Times New Roman" w:hAnsi="Times New Roman"/>
+          <w:sz w:val="28"/>
+          <w:lang w:val="ru-RU"/>
+        </w:rPr>
+        <w:t xml:space="preserve">3 — сума </w:t>
+      </w:r>
+      <w:proofErr w:type="gramStart"/>
+      <w:r>
+        <w:rPr>
+          <w:rFonts w:ascii="Times New Roman" w:hAnsi="Times New Roman"/>
+          <w:sz w:val="28"/>
+          <w:lang w:val="ru-RU"/>
+        </w:rPr>
+        <w:t>чеку &gt;</w:t>
+      </w:r>
+      <w:proofErr w:type="gramEnd"/>
+      <w:r>
+        <w:rPr>
+          <w:rFonts w:ascii="Times New Roman" w:hAnsi="Times New Roman"/>
+          <w:sz w:val="28"/>
+          <w:lang w:val="ru-RU"/>
+        </w:rPr>
+        <w:t xml:space="preserve">= 300 грн; </w:t>
+      </w:r>
+      <w:r>
+        <w:rPr>
+          <w:rFonts w:ascii="Times New Roman" w:hAnsi="Times New Roman"/>
+          <w:sz w:val="28"/>
+        </w:rPr>
+        <w:t>C</w:t>
+      </w:r>
+      <w:r>
+        <w:rPr>
+          <w:rFonts w:ascii="Times New Roman" w:hAnsi="Times New Roman"/>
+          <w:sz w:val="28"/>
+          <w:lang w:val="ru-RU"/>
+        </w:rPr>
+        <w:t xml:space="preserve">4 — замовлено &gt;= 5 чашок; </w:t>
+      </w:r>
+      <w:r>
+        <w:rPr>
+          <w:rFonts w:ascii="Times New Roman" w:hAnsi="Times New Roman"/>
+          <w:sz w:val="28"/>
+        </w:rPr>
+        <w:t>C</w:t>
+      </w:r>
+      <w:r>
+        <w:rPr>
+          <w:rFonts w:ascii="Times New Roman" w:hAnsi="Times New Roman"/>
+          <w:sz w:val="28"/>
+          <w:lang w:val="ru-RU"/>
+        </w:rPr>
+        <w:t xml:space="preserve">5 — сума чеку &gt;= 400 грн; </w:t>
+      </w:r>
+      <w:r>
+        <w:rPr>
+          <w:rFonts w:ascii="Times New Roman" w:hAnsi="Times New Roman"/>
+          <w:sz w:val="28"/>
+        </w:rPr>
+        <w:t>C</w:t>
+      </w:r>
+      <w:r>
+        <w:rPr>
+          <w:rFonts w:ascii="Times New Roman" w:hAnsi="Times New Roman"/>
+          <w:sz w:val="28"/>
+          <w:lang w:val="ru-RU"/>
+        </w:rPr>
+        <w:t>6 — замовлено &gt;= 4 чашок.</w:t>
       </w:r>
     </w:p>
     <w:p>
       <w:pPr>
         <w:spacing w:before="20" w:after="40" w:line="360" w:lineRule="auto"/>
         <w:ind w:left="1049" w:hanging="340"/>
+        <w:rPr>
+          <w:lang w:val="ru-RU"/>
+        </w:rPr>
       </w:pPr>
       <w:r>
         <w:rPr>
@@ -9438,6 +11182,7 @@
           <w:b/>
           <w:color w:val="000000"/>
           <w:sz w:val="28"/>
+          <w:lang w:val="ru-RU"/>
         </w:rPr>
         <w:t xml:space="preserve">• </w:t>
       </w:r>
@@ -9446,6 +11191,7 @@
           <w:rFonts w:ascii="Times New Roman" w:hAnsi="Times New Roman"/>
           <w:b/>
           <w:sz w:val="28"/>
+          <w:lang w:val="ru-RU"/>
         </w:rPr>
         <w:t xml:space="preserve">Вихідні наслідки: </w:t>
       </w:r>
@@ -9454,7 +11200,75 @@
           <w:rFonts w:ascii="Times New Roman" w:hAnsi="Times New Roman"/>
           <w:sz w:val="28"/>
         </w:rPr>
-        <w:t>E1 — знижка 20%; E2 — знижка 15%; E3 — знижка 10%; E4 — знижка 5%; E5 — знижка 0%.</w:t>
+        <w:t>E</w:t>
+      </w:r>
+      <w:r>
+        <w:rPr>
+          <w:rFonts w:ascii="Times New Roman" w:hAnsi="Times New Roman"/>
+          <w:sz w:val="28"/>
+          <w:lang w:val="ru-RU"/>
+        </w:rPr>
+        <w:t xml:space="preserve">1 — знижка 20%; </w:t>
+      </w:r>
+      <w:r>
+        <w:rPr>
+          <w:rFonts w:ascii="Times New Roman" w:hAnsi="Times New Roman"/>
+          <w:sz w:val="28"/>
+        </w:rPr>
+        <w:t>E</w:t>
+      </w:r>
+      <w:r>
+        <w:rPr>
+          <w:rFonts w:ascii="Times New Roman" w:hAnsi="Times New Roman"/>
+          <w:sz w:val="28"/>
+          <w:lang w:val="ru-RU"/>
+        </w:rPr>
+        <w:t xml:space="preserve">2 — знижка 15%; </w:t>
+      </w:r>
+      <w:r>
+        <w:rPr>
+          <w:rFonts w:ascii="Times New Roman" w:hAnsi="Times New Roman"/>
+          <w:sz w:val="28"/>
+        </w:rPr>
+        <w:t>E</w:t>
+      </w:r>
+      <w:r>
+        <w:rPr>
+          <w:rFonts w:ascii="Times New Roman" w:hAnsi="Times New Roman"/>
+          <w:sz w:val="28"/>
+          <w:lang w:val="ru-RU"/>
+        </w:rPr>
+        <w:t xml:space="preserve">3 — знижка 10%; </w:t>
+      </w:r>
+      <w:r>
+        <w:rPr>
+          <w:rFonts w:ascii="Times New Roman" w:hAnsi="Times New Roman"/>
+          <w:sz w:val="28"/>
+        </w:rPr>
+        <w:t>E</w:t>
+      </w:r>
+      <w:r>
+        <w:rPr>
+          <w:rFonts w:ascii="Times New Roman" w:hAnsi="Times New Roman"/>
+          <w:sz w:val="28"/>
+          <w:lang w:val="ru-RU"/>
+        </w:rPr>
+        <w:t xml:space="preserve">4 — знижка 5%; </w:t>
+      </w:r>
+      <w:r>
+        <w:rPr>
+          <w:rFonts w:ascii="Times New Roman" w:hAnsi="Times New Roman"/>
+          <w:sz w:val="28"/>
+        </w:rPr>
+        <w:t>E</w:t>
+      </w:r>
+      <w:r>
+        <w:rPr>
+          <w:rFonts w:ascii="Times New Roman" w:hAnsi="Times New Roman"/>
+          <w:sz w:val="28"/>
+          <w:lang w:val="ru-RU"/>
+        </w:rPr>
+        <w:t>5 — знижка 0%.</w:t>
       </w:r>
     </w:p>
     <w:p>
@@ -10956,6 +12770,7 @@
                 <w:b/>
                 <w:sz w:val="20"/>
               </w:rPr>
+              <w:lastRenderedPageBreak/>
               <w:t>Наслідки</w:t>
             </w:r>
           </w:p>
@@ -11352,6 +13167,9 @@
       <w:pPr>
         <w:spacing w:before="80"/>
         <w:jc w:val="center"/>
+        <w:rPr>
+          <w:lang w:val="ru-RU"/>
+        </w:rPr>
       </w:pPr>
       <w:r>
         <w:rPr>
@@ -11359,8 +13177,8 @@
           <w:i/>
           <w:color w:val="444444"/>
           <w:sz w:val="24"/>
-        </w:rPr>
-        <w:lastRenderedPageBreak/>
+          <w:lang w:val="ru-RU"/>
+        </w:rPr>
         <w:t>Таблиця 5. Таблиця рішень за функціональною діаграмою</w:t>
       </w:r>
     </w:p>
@@ -11368,6 +13186,9 @@
       <w:pPr>
         <w:keepNext/>
         <w:spacing w:before="280" w:after="120" w:line="240" w:lineRule="auto"/>
+        <w:rPr>
+          <w:lang w:val="ru-RU"/>
+        </w:rPr>
       </w:pPr>
       <w:r>
         <w:rPr>
@@ -11375,8 +13196,18 @@
           <w:b/>
           <w:color w:val="000000"/>
           <w:sz w:val="28"/>
-        </w:rPr>
-        <w:t>4.5. Тести чорної скриньки для функції № 2: countCoffeeOrderTokens</w:t>
+          <w:lang w:val="ru-RU"/>
+        </w:rPr>
+        <w:t xml:space="preserve">4.5. Тести чорної скриньки для функції № 2: </w:t>
+      </w:r>
+      <w:r>
+        <w:rPr>
+          <w:rFonts w:ascii="Times New Roman" w:hAnsi="Times New Roman"/>
+          <w:b/>
+          <w:color w:val="000000"/>
+          <w:sz w:val="28"/>
+        </w:rPr>
+        <w:t>countCoffeeOrderTokens</w:t>
       </w:r>
     </w:p>
     <w:tbl>
@@ -12085,6 +13916,9 @@
       <w:pPr>
         <w:spacing w:before="80"/>
         <w:jc w:val="center"/>
+        <w:rPr>
+          <w:lang w:val="ru-RU"/>
+        </w:rPr>
       </w:pPr>
       <w:r>
         <w:rPr>
@@ -12092,6 +13926,7 @@
           <w:i/>
           <w:color w:val="444444"/>
           <w:sz w:val="24"/>
+          <w:lang w:val="ru-RU"/>
         </w:rPr>
         <w:t>Таблиця 6. Тестові набори для функції аналізу чеку</w:t>
       </w:r>
@@ -12100,6 +13935,9 @@
       <w:pPr>
         <w:keepNext/>
         <w:spacing w:before="480" w:after="240" w:line="240" w:lineRule="auto"/>
+        <w:rPr>
+          <w:lang w:val="ru-RU"/>
+        </w:rPr>
       </w:pPr>
       <w:r>
         <w:rPr>
@@ -12107,6 +13945,7 @@
           <w:b/>
           <w:color w:val="000000"/>
           <w:sz w:val="28"/>
+          <w:lang w:val="ru-RU"/>
         </w:rPr>
         <w:t>5. РЕЗУЛЬТАТИ ВИКОНАННЯ ТЕСТІВ ТА СКРИНШОТИ КОНСОЛІ</w:t>
       </w:r>
@@ -12116,19 +13955,71 @@
         <w:spacing w:after="80" w:line="360" w:lineRule="auto"/>
         <w:ind w:firstLine="709"/>
         <w:jc w:val="both"/>
+        <w:rPr>
+          <w:lang w:val="ru-RU"/>
+        </w:rPr>
       </w:pPr>
       <w:r>
         <w:rPr>
           <w:rFonts w:ascii="Times New Roman" w:hAnsi="Times New Roman"/>
           <w:sz w:val="28"/>
-        </w:rPr>
-        <w:t>Усі розроблені тести виконано у середовищі Node.js v24.</w:t>
+          <w:lang w:val="ru-RU"/>
+        </w:rPr>
+        <w:t xml:space="preserve">Усі розроблені тести виконано у середовищі </w:t>
+      </w:r>
+      <w:r>
+        <w:rPr>
+          <w:rFonts w:ascii="Times New Roman" w:hAnsi="Times New Roman"/>
+          <w:sz w:val="28"/>
+        </w:rPr>
+        <w:t>Node</w:t>
+      </w:r>
+      <w:r>
+        <w:rPr>
+          <w:rFonts w:ascii="Times New Roman" w:hAnsi="Times New Roman"/>
+          <w:sz w:val="28"/>
+          <w:lang w:val="ru-RU"/>
+        </w:rPr>
+        <w:t>.</w:t>
+      </w:r>
+      <w:r>
+        <w:rPr>
+          <w:rFonts w:ascii="Times New Roman" w:hAnsi="Times New Roman"/>
+          <w:sz w:val="28"/>
+        </w:rPr>
+        <w:t>js</w:t>
+      </w:r>
+      <w:r>
+        <w:rPr>
+          <w:rFonts w:ascii="Times New Roman" w:hAnsi="Times New Roman"/>
+          <w:sz w:val="28"/>
+          <w:lang w:val="ru-RU"/>
+        </w:rPr>
+        <w:t xml:space="preserve"> </w:t>
+      </w:r>
+      <w:r>
+        <w:rPr>
+          <w:rFonts w:ascii="Times New Roman" w:hAnsi="Times New Roman"/>
+          <w:sz w:val="28"/>
+        </w:rPr>
+        <w:t>v</w:t>
+      </w:r>
+      <w:r>
+        <w:rPr>
+          <w:rFonts w:ascii="Times New Roman" w:hAnsi="Times New Roman"/>
+          <w:sz w:val="28"/>
+          <w:lang w:val="ru-RU"/>
+        </w:rPr>
+        <w:t>24.</w:t>
       </w:r>
     </w:p>
     <w:p>
       <w:pPr>
         <w:keepNext/>
         <w:spacing w:before="280" w:after="120" w:line="240" w:lineRule="auto"/>
+        <w:rPr>
+          <w:lang w:val="ru-RU"/>
+        </w:rPr>
       </w:pPr>
       <w:r>
         <w:rPr>
@@ -12136,6 +14027,7 @@
           <w:b/>
           <w:color w:val="000000"/>
           <w:sz w:val="28"/>
+          <w:lang w:val="ru-RU"/>
         </w:rPr>
         <w:t>5.1. Результати виконання модульних тестів</w:t>
       </w:r>
@@ -12145,13 +14037,62 @@
         <w:spacing w:after="80" w:line="360" w:lineRule="auto"/>
         <w:ind w:firstLine="709"/>
         <w:jc w:val="both"/>
+        <w:rPr>
+          <w:lang w:val="ru-RU"/>
+        </w:rPr>
       </w:pPr>
       <w:r>
         <w:rPr>
           <w:rFonts w:ascii="Times New Roman" w:hAnsi="Times New Roman"/>
           <w:sz w:val="28"/>
-        </w:rPr>
-        <w:t>Запуск модульного тестування виконано командою npm test. Усі 47 тестів завершилися успішно (100% PASS):</w:t>
+          <w:lang w:val="ru-RU"/>
+        </w:rPr>
+        <w:t xml:space="preserve">Запуск модульного тестування виконано командою </w:t>
+      </w:r>
+      <w:r>
+        <w:rPr>
+          <w:rFonts w:ascii="Times New Roman" w:hAnsi="Times New Roman"/>
+          <w:sz w:val="28"/>
+        </w:rPr>
+        <w:t>npm</w:t>
+      </w:r>
+      <w:r>
+        <w:rPr>
+          <w:rFonts w:ascii="Times New Roman" w:hAnsi="Times New Roman"/>
+          <w:sz w:val="28"/>
+          <w:lang w:val="ru-RU"/>
+        </w:rPr>
+        <w:t xml:space="preserve"> </w:t>
+      </w:r>
+      <w:r>
+        <w:rPr>
+          <w:rFonts w:ascii="Times New Roman" w:hAnsi="Times New Roman"/>
+          <w:sz w:val="28"/>
+        </w:rPr>
+        <w:t>test</w:t>
+      </w:r>
+      <w:r>
+        <w:rPr>
+          <w:rFonts w:ascii="Times New Roman" w:hAnsi="Times New Roman"/>
+          <w:sz w:val="28"/>
+          <w:lang w:val="ru-RU"/>
+        </w:rPr>
+        <w:t xml:space="preserve">. Усі 47 тестів завершилися успішно (100% </w:t>
+      </w:r>
+      <w:r>
+        <w:rPr>
+          <w:rFonts w:ascii="Times New Roman" w:hAnsi="Times New Roman"/>
+          <w:sz w:val="28"/>
+        </w:rPr>
+        <w:t>PASS</w:t>
+      </w:r>
+      <w:r>
+        <w:rPr>
+          <w:rFonts w:ascii="Times New Roman" w:hAnsi="Times New Roman"/>
+          <w:sz w:val="28"/>
+          <w:lang w:val="ru-RU"/>
+        </w:rPr>
+        <w:t>):</w:t>
       </w:r>
     </w:p>
     <w:p>
@@ -12205,6 +14146,9 @@
       <w:pPr>
         <w:spacing w:before="80"/>
         <w:jc w:val="center"/>
+        <w:rPr>
+          <w:lang w:val="ru-RU"/>
+        </w:rPr>
       </w:pPr>
       <w:r>
         <w:rPr>
@@ -12212,14 +14156,56 @@
           <w:i/>
           <w:color w:val="444444"/>
           <w:sz w:val="24"/>
-        </w:rPr>
-        <w:t>Рис. 2.2. Результати виконання модульних тестів (npm test)</w:t>
+          <w:lang w:val="ru-RU"/>
+        </w:rPr>
+        <w:t>Рис. 2.2. Результати виконання модульних тестів (</w:t>
+      </w:r>
+      <w:r>
+        <w:rPr>
+          <w:rFonts w:ascii="Times New Roman" w:hAnsi="Times New Roman"/>
+          <w:i/>
+          <w:color w:val="444444"/>
+          <w:sz w:val="24"/>
+        </w:rPr>
+        <w:t>npm</w:t>
+      </w:r>
+      <w:r>
+        <w:rPr>
+          <w:rFonts w:ascii="Times New Roman" w:hAnsi="Times New Roman"/>
+          <w:i/>
+          <w:color w:val="444444"/>
+          <w:sz w:val="24"/>
+          <w:lang w:val="ru-RU"/>
+        </w:rPr>
+        <w:t xml:space="preserve"> </w:t>
+      </w:r>
+      <w:r>
+        <w:rPr>
+          <w:rFonts w:ascii="Times New Roman" w:hAnsi="Times New Roman"/>
+          <w:i/>
+          <w:color w:val="444444"/>
+          <w:sz w:val="24"/>
+        </w:rPr>
+        <w:t>test</w:t>
+      </w:r>
+      <w:r>
+        <w:rPr>
+          <w:rFonts w:ascii="Times New Roman" w:hAnsi="Times New Roman"/>
+          <w:i/>
+          <w:color w:val="444444"/>
+          <w:sz w:val="24"/>
+          <w:lang w:val="ru-RU"/>
+        </w:rPr>
+        <w:t>)</w:t>
       </w:r>
     </w:p>
     <w:p>
       <w:pPr>
         <w:keepNext/>
         <w:spacing w:before="280" w:after="120" w:line="240" w:lineRule="auto"/>
+        <w:rPr>
+          <w:lang w:val="ru-RU"/>
+        </w:rPr>
       </w:pPr>
       <w:r>
         <w:rPr>
@@ -12227,6 +14213,7 @@
           <w:b/>
           <w:color w:val="000000"/>
           <w:sz w:val="28"/>
+          <w:lang w:val="ru-RU"/>
         </w:rPr>
         <w:lastRenderedPageBreak/>
         <w:t>5.2. Результати виконання тестів через тестовий драйвер</w:t>
@@ -12237,13 +14224,62 @@
         <w:spacing w:after="80" w:line="360" w:lineRule="auto"/>
         <w:ind w:firstLine="709"/>
         <w:jc w:val="both"/>
+        <w:rPr>
+          <w:lang w:val="ru-RU"/>
+        </w:rPr>
       </w:pPr>
       <w:r>
         <w:rPr>
           <w:rFonts w:ascii="Times New Roman" w:hAnsi="Times New Roman"/>
           <w:sz w:val="28"/>
-        </w:rPr>
-        <w:t>Запуск програми-драйвера чорної скриньки виконано командою npm run blackbox:</w:t>
+          <w:lang w:val="ru-RU"/>
+        </w:rPr>
+        <w:t xml:space="preserve">Запуск програми-драйвера чорної скриньки виконано командою </w:t>
+      </w:r>
+      <w:r>
+        <w:rPr>
+          <w:rFonts w:ascii="Times New Roman" w:hAnsi="Times New Roman"/>
+          <w:sz w:val="28"/>
+        </w:rPr>
+        <w:t>npm</w:t>
+      </w:r>
+      <w:r>
+        <w:rPr>
+          <w:rFonts w:ascii="Times New Roman" w:hAnsi="Times New Roman"/>
+          <w:sz w:val="28"/>
+          <w:lang w:val="ru-RU"/>
+        </w:rPr>
+        <w:t xml:space="preserve"> </w:t>
+      </w:r>
+      <w:r>
+        <w:rPr>
+          <w:rFonts w:ascii="Times New Roman" w:hAnsi="Times New Roman"/>
+          <w:sz w:val="28"/>
+        </w:rPr>
+        <w:t>run</w:t>
+      </w:r>
+      <w:r>
+        <w:rPr>
+          <w:rFonts w:ascii="Times New Roman" w:hAnsi="Times New Roman"/>
+          <w:sz w:val="28"/>
+          <w:lang w:val="ru-RU"/>
+        </w:rPr>
+        <w:t xml:space="preserve"> </w:t>
+      </w:r>
+      <w:r>
+        <w:rPr>
+          <w:rFonts w:ascii="Times New Roman" w:hAnsi="Times New Roman"/>
+          <w:sz w:val="28"/>
+        </w:rPr>
+        <w:t>blackbox</w:t>
+      </w:r>
+      <w:r>
+        <w:rPr>
+          <w:rFonts w:ascii="Times New Roman" w:hAnsi="Times New Roman"/>
+          <w:sz w:val="28"/>
+          <w:lang w:val="ru-RU"/>
+        </w:rPr>
+        <w:t>:</w:t>
       </w:r>
     </w:p>
     <w:p>
@@ -12296,6 +14332,9 @@
       <w:pPr>
         <w:spacing w:before="80"/>
         <w:jc w:val="center"/>
+        <w:rPr>
+          <w:lang w:val="ru-RU"/>
+        </w:rPr>
       </w:pPr>
       <w:r>
         <w:rPr>
@@ -12303,14 +14342,75 @@
           <w:i/>
           <w:color w:val="444444"/>
           <w:sz w:val="24"/>
-        </w:rPr>
-        <w:t>Рис. 2.3. Результати прогону драйвера чорної скриньки (npm run blackbox)</w:t>
+          <w:lang w:val="ru-RU"/>
+        </w:rPr>
+        <w:t>Рис. 2.3. Результати прогону драйвера чорної скриньки (</w:t>
+      </w:r>
+      <w:r>
+        <w:rPr>
+          <w:rFonts w:ascii="Times New Roman" w:hAnsi="Times New Roman"/>
+          <w:i/>
+          <w:color w:val="444444"/>
+          <w:sz w:val="24"/>
+        </w:rPr>
+        <w:t>npm</w:t>
+      </w:r>
+      <w:r>
+        <w:rPr>
+          <w:rFonts w:ascii="Times New Roman" w:hAnsi="Times New Roman"/>
+          <w:i/>
+          <w:color w:val="444444"/>
+          <w:sz w:val="24"/>
+          <w:lang w:val="ru-RU"/>
+        </w:rPr>
+        <w:t xml:space="preserve"> </w:t>
+      </w:r>
+      <w:r>
+        <w:rPr>
+          <w:rFonts w:ascii="Times New Roman" w:hAnsi="Times New Roman"/>
+          <w:i/>
+          <w:color w:val="444444"/>
+          <w:sz w:val="24"/>
+        </w:rPr>
+        <w:t>run</w:t>
+      </w:r>
+      <w:r>
+        <w:rPr>
+          <w:rFonts w:ascii="Times New Roman" w:hAnsi="Times New Roman"/>
+          <w:i/>
+          <w:color w:val="444444"/>
+          <w:sz w:val="24"/>
+          <w:lang w:val="ru-RU"/>
+        </w:rPr>
+        <w:t xml:space="preserve"> </w:t>
+      </w:r>
+      <w:r>
+        <w:rPr>
+          <w:rFonts w:ascii="Times New Roman" w:hAnsi="Times New Roman"/>
+          <w:i/>
+          <w:color w:val="444444"/>
+          <w:sz w:val="24"/>
+        </w:rPr>
+        <w:t>blackbox</w:t>
+      </w:r>
+      <w:r>
+        <w:rPr>
+          <w:rFonts w:ascii="Times New Roman" w:hAnsi="Times New Roman"/>
+          <w:i/>
+          <w:color w:val="444444"/>
+          <w:sz w:val="24"/>
+          <w:lang w:val="ru-RU"/>
+        </w:rPr>
+        <w:t>)</w:t>
       </w:r>
     </w:p>
     <w:p>
       <w:pPr>
         <w:keepNext/>
         <w:spacing w:before="480" w:after="240" w:line="240" w:lineRule="auto"/>
+        <w:rPr>
+          <w:lang w:val="ru-RU"/>
+        </w:rPr>
       </w:pPr>
       <w:r>
         <w:rPr>
@@ -12318,6 +14418,7 @@
           <w:b/>
           <w:color w:val="000000"/>
           <w:sz w:val="28"/>
+          <w:lang w:val="ru-RU"/>
         </w:rPr>
         <w:t>6. ПОРІВНЯЛЬНИЙ АНАЛІЗ МЕТОДІВ БІЛОЇ ТА ЧОРНОЇ СКРИНЬКИ</w:t>
       </w:r>
@@ -12327,11 +14428,15 @@
         <w:spacing w:after="80" w:line="360" w:lineRule="auto"/>
         <w:ind w:firstLine="709"/>
         <w:jc w:val="both"/>
+        <w:rPr>
+          <w:lang w:val="ru-RU"/>
+        </w:rPr>
       </w:pPr>
       <w:r>
         <w:rPr>
           <w:rFonts w:ascii="Times New Roman" w:hAnsi="Times New Roman"/>
           <w:sz w:val="28"/>
+          <w:lang w:val="ru-RU"/>
         </w:rPr>
         <w:t>Оскільки в лабораторних роботах № 1 та № 2 досліджувалися ідентичні функції кав'ярні, проведено порівняння двох підходів тестування:</w:t>
       </w:r>
@@ -12475,10 +14580,14 @@
           <w:p>
             <w:pPr>
               <w:spacing w:after="0"/>
-            </w:pPr>
-            <w:r>
-              <w:rPr>
-                <w:rFonts w:ascii="Times New Roman" w:hAnsi="Times New Roman"/>
+              <w:rPr>
+                <w:lang w:val="ru-RU"/>
+              </w:rPr>
+            </w:pPr>
+            <w:r>
+              <w:rPr>
+                <w:rFonts w:ascii="Times New Roman" w:hAnsi="Times New Roman"/>
+                <w:lang w:val="ru-RU"/>
               </w:rPr>
               <w:t>Внутрішня структура програми (граф потоку керування, оператори, розгалуження).</w:t>
             </w:r>
@@ -12497,10 +14606,14 @@
           <w:p>
             <w:pPr>
               <w:spacing w:after="0"/>
-            </w:pPr>
-            <w:r>
-              <w:rPr>
-                <w:rFonts w:ascii="Times New Roman" w:hAnsi="Times New Roman"/>
+              <w:rPr>
+                <w:lang w:val="ru-RU"/>
+              </w:rPr>
+            </w:pPr>
+            <w:r>
+              <w:rPr>
+                <w:rFonts w:ascii="Times New Roman" w:hAnsi="Times New Roman"/>
+                <w:lang w:val="ru-RU"/>
               </w:rPr>
               <w:t>Специфікація вимог, діапазони та контракти вхідних/вихідних даних.</w:t>
             </w:r>
@@ -12547,10 +14660,14 @@
           <w:p>
             <w:pPr>
               <w:spacing w:after="0"/>
-            </w:pPr>
-            <w:r>
-              <w:rPr>
-                <w:rFonts w:ascii="Times New Roman" w:hAnsi="Times New Roman"/>
+              <w:rPr>
+                <w:lang w:val="ru-RU"/>
+              </w:rPr>
+            </w:pPr>
+            <w:r>
+              <w:rPr>
+                <w:rFonts w:ascii="Times New Roman" w:hAnsi="Times New Roman"/>
+                <w:lang w:val="ru-RU"/>
               </w:rPr>
               <w:t>25 тестів (100% покриття операторів, рішень, умов, комбінацій).</w:t>
             </w:r>
@@ -12569,10 +14686,14 @@
           <w:p>
             <w:pPr>
               <w:spacing w:after="0"/>
-            </w:pPr>
-            <w:r>
-              <w:rPr>
-                <w:rFonts w:ascii="Times New Roman" w:hAnsi="Times New Roman"/>
+              <w:rPr>
+                <w:lang w:val="ru-RU"/>
+              </w:rPr>
+            </w:pPr>
+            <w:r>
+              <w:rPr>
+                <w:rFonts w:ascii="Times New Roman" w:hAnsi="Times New Roman"/>
+                <w:lang w:val="ru-RU"/>
               </w:rPr>
               <w:t>47 тестів (покриття класів, границь, евристик та причинно-наслідкових зв'язків).</w:t>
             </w:r>
@@ -12620,10 +14741,14 @@
           <w:p>
             <w:pPr>
               <w:spacing w:after="0"/>
-            </w:pPr>
-            <w:r>
-              <w:rPr>
-                <w:rFonts w:ascii="Times New Roman" w:hAnsi="Times New Roman"/>
+              <w:rPr>
+                <w:lang w:val="ru-RU"/>
+              </w:rPr>
+            </w:pPr>
+            <w:r>
+              <w:rPr>
+                <w:rFonts w:ascii="Times New Roman" w:hAnsi="Times New Roman"/>
+                <w:lang w:val="ru-RU"/>
               </w:rPr>
               <w:t>Середня. Якщо границя оброблена гілкою, тест покриває її незалежно від оператора (&lt; чи &lt;=).</w:t>
             </w:r>
@@ -12642,10 +14767,14 @@
           <w:p>
             <w:pPr>
               <w:spacing w:after="0"/>
-            </w:pPr>
-            <w:r>
-              <w:rPr>
-                <w:rFonts w:ascii="Times New Roman" w:hAnsi="Times New Roman"/>
+              <w:rPr>
+                <w:lang w:val="ru-RU"/>
+              </w:rPr>
+            </w:pPr>
+            <w:r>
+              <w:rPr>
+                <w:rFonts w:ascii="Times New Roman" w:hAnsi="Times New Roman"/>
+                <w:lang w:val="ru-RU"/>
               </w:rPr>
               <w:t>Висока. Тестуються точки безпосередньо на межах (+/- 1), що ловить дефекти операторів порівняння.</w:t>
             </w:r>
@@ -12692,10 +14821,14 @@
           <w:p>
             <w:pPr>
               <w:spacing w:after="0"/>
-            </w:pPr>
-            <w:r>
-              <w:rPr>
-                <w:rFonts w:ascii="Times New Roman" w:hAnsi="Times New Roman"/>
+              <w:rPr>
+                <w:lang w:val="ru-RU"/>
+              </w:rPr>
+            </w:pPr>
+            <w:r>
+              <w:rPr>
+                <w:rFonts w:ascii="Times New Roman" w:hAnsi="Times New Roman"/>
+                <w:lang w:val="ru-RU"/>
               </w:rPr>
               <w:t>Не виявляє відсутній у коді функціонал, якщо він не був реалізований розробником.</w:t>
             </w:r>
@@ -12714,10 +14847,14 @@
           <w:p>
             <w:pPr>
               <w:spacing w:after="0"/>
-            </w:pPr>
-            <w:r>
-              <w:rPr>
-                <w:rFonts w:ascii="Times New Roman" w:hAnsi="Times New Roman"/>
+              <w:rPr>
+                <w:lang w:val="ru-RU"/>
+              </w:rPr>
+            </w:pPr>
+            <w:r>
+              <w:rPr>
+                <w:rFonts w:ascii="Times New Roman" w:hAnsi="Times New Roman"/>
+                <w:lang w:val="ru-RU"/>
               </w:rPr>
               <w:t>Гарантує перевірку всіх вимог технічного завдання незалежно від наявності коду.</w:t>
             </w:r>
@@ -12764,10 +14901,14 @@
           <w:p>
             <w:pPr>
               <w:spacing w:after="0"/>
-            </w:pPr>
-            <w:r>
-              <w:rPr>
-                <w:rFonts w:ascii="Times New Roman" w:hAnsi="Times New Roman"/>
+              <w:rPr>
+                <w:lang w:val="ru-RU"/>
+              </w:rPr>
+            </w:pPr>
+            <w:r>
+              <w:rPr>
+                <w:rFonts w:ascii="Times New Roman" w:hAnsi="Times New Roman"/>
+                <w:lang w:val="ru-RU"/>
               </w:rPr>
               <w:t>Аналіз логіки коду, побудова графів передачі керування.</w:t>
             </w:r>
@@ -12786,10 +14927,14 @@
           <w:p>
             <w:pPr>
               <w:spacing w:after="0"/>
-            </w:pPr>
-            <w:r>
-              <w:rPr>
-                <w:rFonts w:ascii="Times New Roman" w:hAnsi="Times New Roman"/>
+              <w:rPr>
+                <w:lang w:val="ru-RU"/>
+              </w:rPr>
+            </w:pPr>
+            <w:r>
+              <w:rPr>
+                <w:rFonts w:ascii="Times New Roman" w:hAnsi="Times New Roman"/>
+                <w:lang w:val="ru-RU"/>
               </w:rPr>
               <w:t>Формалізація таблиць класів, виділення границь та таблиць рішень.</w:t>
             </w:r>
@@ -12801,6 +14946,9 @@
       <w:pPr>
         <w:spacing w:before="80"/>
         <w:jc w:val="center"/>
+        <w:rPr>
+          <w:lang w:val="ru-RU"/>
+        </w:rPr>
       </w:pPr>
       <w:r>
         <w:rPr>
@@ -12808,6 +14956,7 @@
           <w:i/>
           <w:color w:val="444444"/>
           <w:sz w:val="24"/>
+          <w:lang w:val="ru-RU"/>
         </w:rPr>
         <w:t>Таблиця 7. Зіставлення результатів тестування білою та чорною скринькою</w:t>
       </w:r>
@@ -12816,6 +14965,9 @@
       <w:pPr>
         <w:keepNext/>
         <w:spacing w:before="480" w:after="240" w:line="240" w:lineRule="auto"/>
+        <w:rPr>
+          <w:lang w:val="ru-RU"/>
+        </w:rPr>
       </w:pPr>
       <w:r>
         <w:rPr>
@@ -12823,6 +14975,7 @@
           <w:b/>
           <w:color w:val="000000"/>
           <w:sz w:val="28"/>
+          <w:lang w:val="ru-RU"/>
         </w:rPr>
         <w:t>7. АНАЛІЗ РЕЗУЛЬТАТІВ ТА ВИСНОВКИ</w:t>
       </w:r>
@@ -12837,8 +14990,181 @@
         <w:rPr>
           <w:rFonts w:ascii="Times New Roman" w:hAnsi="Times New Roman"/>
           <w:sz w:val="28"/>
-        </w:rPr>
-        <w:t>У ході виконання лабораторної роботи № 2 було досліджено та практично застосовано методи тестування програмного забезпечення за принципом «чорної скриньки», а також реалізовано автоматизоване модульне тестування функцій предметної області кав'ярні мовою TypeScript:</w:t>
+          <w:lang w:val="ru-RU"/>
+        </w:rPr>
+        <w:t xml:space="preserve">У ході виконання лабораторної роботи № 2 було досліджено та практично застосовано методи тестування програмного забезпечення за принципом «чорної скриньки», а також реалізовано автоматизоване модульне тестування функцій предметної області кав'ярні мовою </w:t>
+      </w:r>
+      <w:r>
+        <w:rPr>
+          <w:rFonts w:ascii="Times New Roman" w:hAnsi="Times New Roman"/>
+          <w:sz w:val="28"/>
+        </w:rPr>
+        <w:t>TypeScript:</w:t>
+      </w:r>
+    </w:p>
+    <w:p>
+      <w:pPr>
+        <w:spacing w:before="40" w:after="40" w:line="360" w:lineRule="auto"/>
+        <w:ind w:left="709" w:hanging="340"/>
+        <w:jc w:val="both"/>
+        <w:rPr>
+          <w:lang w:val="ru-RU"/>
+        </w:rPr>
+      </w:pPr>
+      <w:r>
+        <w:rPr>
+          <w:rFonts w:ascii="Times New Roman" w:hAnsi="Times New Roman"/>
+          <w:b/>
+          <w:sz w:val="28"/>
+        </w:rPr>
+        <w:t xml:space="preserve">1. Аналіз ефективності методів чорної скриньки: </w:t>
+      </w:r>
+      <w:r>
+        <w:rPr>
+          <w:rFonts w:ascii="Times New Roman" w:hAnsi="Times New Roman"/>
+          <w:sz w:val="28"/>
+        </w:rPr>
+        <w:t xml:space="preserve">Еквівалентне розбиття дозволило скоротити простір вхідних значень до 10 репрезентативних тестів з ізольованою перевіркою кожного невалідного класу. </w:t>
+      </w:r>
+      <w:r>
+        <w:rPr>
+          <w:rFonts w:ascii="Times New Roman" w:hAnsi="Times New Roman"/>
+          <w:sz w:val="28"/>
+          <w:lang w:val="ru-RU"/>
+        </w:rPr>
+        <w:t>Аналіз граничних значень (19 тестів) забезпечив всебічну перевірку критичних переходів, де найчастіше виникають помилки операторів порівняння. Метод функціональних діаграм формалізував складені бізнес-правила знижок через таблицю рішень.</w:t>
+      </w:r>
+    </w:p>
+    <w:p>
+      <w:pPr>
+        <w:spacing w:before="40" w:after="40" w:line="360" w:lineRule="auto"/>
+        <w:ind w:left="709" w:hanging="340"/>
+        <w:jc w:val="both"/>
+        <w:rPr>
+          <w:lang w:val="ru-RU"/>
+        </w:rPr>
+      </w:pPr>
+      <w:r>
+        <w:rPr>
+          <w:rFonts w:ascii="Times New Roman" w:hAnsi="Times New Roman"/>
+          <w:b/>
+          <w:sz w:val="28"/>
+          <w:lang w:val="ru-RU"/>
+        </w:rPr>
+        <w:t xml:space="preserve">2. Автоматизація тестування: </w:t>
+      </w:r>
+      <w:r>
+        <w:rPr>
+          <w:rFonts w:ascii="Times New Roman" w:hAnsi="Times New Roman"/>
+          <w:sz w:val="28"/>
+          <w:lang w:val="ru-RU"/>
+        </w:rPr>
+        <w:t xml:space="preserve">Автоматизоване модульне тестування реалізовано за патерном </w:t>
+      </w:r>
+      <w:r>
+        <w:rPr>
+          <w:rFonts w:ascii="Times New Roman" w:hAnsi="Times New Roman"/>
+          <w:sz w:val="28"/>
+        </w:rPr>
+        <w:t>Arrange</w:t>
+      </w:r>
+      <w:r>
+        <w:rPr>
+          <w:rFonts w:ascii="Times New Roman" w:hAnsi="Times New Roman"/>
+          <w:sz w:val="28"/>
+          <w:lang w:val="ru-RU"/>
+        </w:rPr>
+        <w:t>-</w:t>
+      </w:r>
+      <w:r>
+        <w:rPr>
+          <w:rFonts w:ascii="Times New Roman" w:hAnsi="Times New Roman"/>
+          <w:sz w:val="28"/>
+        </w:rPr>
+        <w:t>Act</w:t>
+      </w:r>
+      <w:r>
+        <w:rPr>
+          <w:rFonts w:ascii="Times New Roman" w:hAnsi="Times New Roman"/>
+          <w:sz w:val="28"/>
+          <w:lang w:val="ru-RU"/>
+        </w:rPr>
+        <w:t>-</w:t>
+      </w:r>
+      <w:r>
+        <w:rPr>
+          <w:rFonts w:ascii="Times New Roman" w:hAnsi="Times New Roman"/>
+          <w:sz w:val="28"/>
+        </w:rPr>
+        <w:t>Assert</w:t>
+      </w:r>
+      <w:r>
+        <w:rPr>
+          <w:rFonts w:ascii="Times New Roman" w:hAnsi="Times New Roman"/>
+          <w:sz w:val="28"/>
+          <w:lang w:val="ru-RU"/>
+        </w:rPr>
+        <w:t xml:space="preserve"> за допомогою вбудованого фреймворку </w:t>
+      </w:r>
+      <w:r>
+        <w:rPr>
+          <w:rFonts w:ascii="Times New Roman" w:hAnsi="Times New Roman"/>
+          <w:sz w:val="28"/>
+        </w:rPr>
+        <w:t>node</w:t>
+      </w:r>
+      <w:r>
+        <w:rPr>
+          <w:rFonts w:ascii="Times New Roman" w:hAnsi="Times New Roman"/>
+          <w:sz w:val="28"/>
+          <w:lang w:val="ru-RU"/>
+        </w:rPr>
+        <w:t>:</w:t>
+      </w:r>
+      <w:r>
+        <w:rPr>
+          <w:rFonts w:ascii="Times New Roman" w:hAnsi="Times New Roman"/>
+          <w:sz w:val="28"/>
+        </w:rPr>
+        <w:t>test</w:t>
+      </w:r>
+      <w:r>
+        <w:rPr>
+          <w:rFonts w:ascii="Times New Roman" w:hAnsi="Times New Roman"/>
+          <w:sz w:val="28"/>
+          <w:lang w:val="ru-RU"/>
+        </w:rPr>
+        <w:t xml:space="preserve"> та модуля </w:t>
+      </w:r>
+      <w:r>
+        <w:rPr>
+          <w:rFonts w:ascii="Times New Roman" w:hAnsi="Times New Roman"/>
+          <w:sz w:val="28"/>
+        </w:rPr>
+        <w:t>assert</w:t>
+      </w:r>
+      <w:r>
+        <w:rPr>
+          <w:rFonts w:ascii="Times New Roman" w:hAnsi="Times New Roman"/>
+          <w:sz w:val="28"/>
+          <w:lang w:val="ru-RU"/>
+        </w:rPr>
+        <w:t xml:space="preserve">. Усі 47 розроблених тестів успішно пройдено (100% </w:t>
+      </w:r>
+      <w:r>
+        <w:rPr>
+          <w:rFonts w:ascii="Times New Roman" w:hAnsi="Times New Roman"/>
+          <w:sz w:val="28"/>
+        </w:rPr>
+        <w:t>PASS</w:t>
+      </w:r>
+      <w:r>
+        <w:rPr>
+          <w:rFonts w:ascii="Times New Roman" w:hAnsi="Times New Roman"/>
+          <w:sz w:val="28"/>
+          <w:lang w:val="ru-RU"/>
+        </w:rPr>
+        <w:t>) як через тестовий раннер, так і через автономну програму-драйвер.</w:t>
       </w:r>
     </w:p>
     <w:p>
@@ -12852,67 +15178,26 @@
           <w:rFonts w:ascii="Times New Roman" w:hAnsi="Times New Roman"/>
           <w:b/>
           <w:sz w:val="28"/>
-        </w:rPr>
-        <w:t xml:space="preserve">1. Аналіз ефективності методів чорної скриньки: </w:t>
+          <w:lang w:val="ru-RU"/>
+        </w:rPr>
+        <w:t xml:space="preserve">3. Оцінка якості виконаної роботи: </w:t>
       </w:r>
       <w:r>
         <w:rPr>
           <w:rFonts w:ascii="Times New Roman" w:hAnsi="Times New Roman"/>
           <w:sz w:val="28"/>
-        </w:rPr>
-        <w:t>Еквівалентне розбиття дозволило скоротити простір вхідних значень до 10 репрезентативних тестів з ізольованою перевіркою кожного невалідного класу. Аналіз граничних значень (19 тестів) забезпечив всебічну перевірку критичних переходів, де найчастіше виникають помилки операторів порівняння. Метод функціональних діаграм формалізував складені бізнес-правила знижок через таблицю рішень.</w:t>
-      </w:r>
-    </w:p>
-    <w:p>
-      <w:pPr>
-        <w:spacing w:before="40" w:after="40" w:line="360" w:lineRule="auto"/>
-        <w:ind w:left="709" w:hanging="340"/>
-        <w:jc w:val="both"/>
-      </w:pPr>
-      <w:r>
-        <w:rPr>
-          <w:rFonts w:ascii="Times New Roman" w:hAnsi="Times New Roman"/>
-          <w:b/>
+          <w:lang w:val="ru-RU"/>
+        </w:rPr>
+        <w:t xml:space="preserve">Порівняння з результатами ЛР № 1 підтвердило, що чорна скринька вимагає більшої кількості тестів (47 проти </w:t>
+      </w:r>
+      <w:r>
+        <w:rPr>
+          <w:rFonts w:ascii="Times New Roman" w:hAnsi="Times New Roman"/>
           <w:sz w:val="28"/>
-        </w:rPr>
-        <w:t xml:space="preserve">2. Автоматизація тестування: </w:t>
-      </w:r>
-      <w:r>
-        <w:rPr>
-          <w:rFonts w:ascii="Times New Roman" w:hAnsi="Times New Roman"/>
-          <w:sz w:val="28"/>
-        </w:rPr>
-        <w:t>Автоматизоване модульне тестування реалізовано за патерном Arrange-Act-Assert за допомогою вбудованого фреймворку node:test та модуля assert. Усі 47 розроблених тестів успішно пройдено (100% PASS) як через тестовий раннер, так і через автономну програму-драйвер.</w:t>
-      </w:r>
-    </w:p>
-    <w:p>
-      <w:pPr>
-        <w:spacing w:before="40" w:after="40" w:line="360" w:lineRule="auto"/>
-        <w:ind w:left="709" w:hanging="340"/>
-        <w:jc w:val="both"/>
-      </w:pPr>
-      <w:r>
-        <w:rPr>
-          <w:rFonts w:ascii="Times New Roman" w:hAnsi="Times New Roman"/>
-          <w:b/>
-          <w:sz w:val="28"/>
-        </w:rPr>
-        <w:t xml:space="preserve">3. Оцінка якості виконаної роботи: </w:t>
-      </w:r>
-      <w:r>
-        <w:rPr>
-          <w:rFonts w:ascii="Times New Roman" w:hAnsi="Times New Roman"/>
-          <w:sz w:val="28"/>
-        </w:rPr>
-        <w:t xml:space="preserve">Порівняння з результатами ЛР № 1 підтвердило, що чорна скринька вимагає більшої кількості тестів (47 проти </w:t>
-      </w:r>
-      <w:r>
-        <w:rPr>
-          <w:rFonts w:ascii="Times New Roman" w:hAnsi="Times New Roman"/>
-          <w:sz w:val="28"/>
+          <w:lang w:val="ru-RU"/>
         </w:rPr>
         <w:lastRenderedPageBreak/>
-        <w:t>25), проте гарантує виявлення невідповідностей технічному завданню та граничних помилок, які біла скринька може пропустити при неповному коді. Робота виконана в повному обсязі відповідно до навчальних вимог.</w:t>
+        <w:t xml:space="preserve">25), проте гарантує виявлення невідповідностей технічному завданню та граничних помилок, які біла скринька може пропустити при неповному коді. </w:t>
       </w:r>
     </w:p>
     <w:sectPr>
